--- a/papers/trans_materialism/acm_submission_template.docx
+++ b/papers/trans_materialism/acm_submission_template.docx
@@ -61,7 +61,7 @@
           <w:color w:val="000000"/>
           <w:szCs w:val="16"/>
         </w:rPr>
-        <w:t xml:space="preserve"> methods for detecting and evaluating anti-trans bias in Large Language Models</w:t>
+        <w:t xml:space="preserve"> methods for detecting and evaluating trans bias in Large Language Models</w:t>
       </w:r>
       <w:r>
         <w:rPr>
@@ -109,7 +109,7 @@
           <w:color w:val="000000"/>
           <w:szCs w:val="16"/>
         </w:rPr>
-        <w:t>phenomenon, the paper examines how treating gender primarily as an internal identity limits what bias detection systems are able to perceive</w:t>
+        <w:t xml:space="preserve">phenomenon, the paper examines how treating gender primarily as an internal identity limits what bias detection systems are able to perceive. </w:t>
       </w:r>
       <w:r>
         <w:rPr>
@@ -117,7 +117,7 @@
           <w:color w:val="000000"/>
           <w:szCs w:val="16"/>
         </w:rPr>
-        <w:t>, which perpetuates the discrimination of marginalized identities</w:t>
+        <w:t xml:space="preserve">According to </w:t>
       </w:r>
       <w:r>
         <w:rPr>
@@ -125,7 +125,7 @@
           <w:color w:val="000000"/>
           <w:szCs w:val="16"/>
         </w:rPr>
-        <w:t xml:space="preserve">. </w:t>
+        <w:t>this</w:t>
       </w:r>
       <w:r>
         <w:rPr>
@@ -133,7 +133,7 @@
           <w:color w:val="000000"/>
           <w:szCs w:val="16"/>
         </w:rPr>
-        <w:t xml:space="preserve">According to </w:t>
+        <w:t xml:space="preserve"> critique, s</w:t>
       </w:r>
       <w:r>
         <w:rPr>
@@ -141,31 +141,31 @@
           <w:color w:val="000000"/>
           <w:szCs w:val="16"/>
         </w:rPr>
-        <w:t>this</w:t>
-      </w:r>
-      <w:r>
-        <w:rPr>
-          <w:rFonts w:ascii="Linux Libertine" w:eastAsia="Times New Roman" w:hAnsi="Linux Libertine" w:cs="Linux Libertine"/>
+        <w:t>ystems that conceptualize gender as internal render dominant</w:t>
+      </w:r>
+      <w:r>
+        <w:rPr>
+          <w:rFonts w:ascii="Linux Libertine" w:hAnsi="Linux Libertine" w:cs="Linux Libertine"/>
           <w:color w:val="000000"/>
           <w:szCs w:val="16"/>
         </w:rPr>
-        <w:t xml:space="preserve"> critique, s</w:t>
-      </w:r>
-      <w:r>
-        <w:rPr>
-          <w:rFonts w:ascii="Linux Libertine" w:eastAsia="Times New Roman" w:hAnsi="Linux Libertine" w:cs="Linux Libertine"/>
+        <w:t xml:space="preserve"> identities invisible </w:t>
+      </w:r>
+      <w:r>
+        <w:rPr>
+          <w:rFonts w:ascii="Linux Libertine" w:hAnsi="Linux Libertine" w:cs="Linux Libertine"/>
           <w:color w:val="000000"/>
           <w:szCs w:val="16"/>
         </w:rPr>
-        <w:t>ystems that conceptualize gender as internal render dominant</w:t>
-      </w:r>
-      <w:r>
-        <w:rPr>
-          <w:rFonts w:ascii="Linux Libertine" w:hAnsi="Linux Libertine" w:cs="Linux Libertine"/>
+        <w:t xml:space="preserve">while </w:t>
+      </w:r>
+      <w:r>
+        <w:rPr>
+          <w:rFonts w:ascii="Linux Libertine" w:eastAsia="Times New Roman" w:hAnsi="Linux Libertine" w:cs="Linux Libertine"/>
           <w:color w:val="000000"/>
           <w:szCs w:val="16"/>
         </w:rPr>
-        <w:t xml:space="preserve"> identities as invisible </w:t>
+        <w:t xml:space="preserve">obscuring </w:t>
       </w:r>
       <w:r>
         <w:rPr>
@@ -173,7 +173,7 @@
           <w:color w:val="000000"/>
           <w:szCs w:val="16"/>
         </w:rPr>
-        <w:t xml:space="preserve">while </w:t>
+        <w:t xml:space="preserve">external expression and </w:t>
       </w:r>
       <w:r>
         <w:rPr>
@@ -181,7 +181,7 @@
           <w:color w:val="000000"/>
           <w:szCs w:val="16"/>
         </w:rPr>
-        <w:t xml:space="preserve">obscuring </w:t>
+        <w:t>presentation</w:t>
       </w:r>
       <w:r>
         <w:rPr>
@@ -189,7 +189,7 @@
           <w:color w:val="000000"/>
           <w:szCs w:val="16"/>
         </w:rPr>
-        <w:t xml:space="preserve">external expression and </w:t>
+        <w:t xml:space="preserve"> which</w:t>
       </w:r>
       <w:r>
         <w:rPr>
@@ -197,7 +197,7 @@
           <w:color w:val="000000"/>
           <w:szCs w:val="16"/>
         </w:rPr>
-        <w:t>presentation</w:t>
+        <w:t xml:space="preserve"> </w:t>
       </w:r>
       <w:r>
         <w:rPr>
@@ -205,7 +205,7 @@
           <w:color w:val="000000"/>
           <w:szCs w:val="16"/>
         </w:rPr>
-        <w:t xml:space="preserve"> which</w:t>
+        <w:t>are</w:t>
       </w:r>
       <w:r>
         <w:rPr>
@@ -213,15 +213,31 @@
           <w:color w:val="000000"/>
           <w:szCs w:val="16"/>
         </w:rPr>
+        <w:t xml:space="preserve"> most frequently targeted by discrimination. Through close analysis of two recent frameworks for studying trans bias—the TIDEs and EQUITABL </w:t>
+      </w:r>
+      <w:r>
+        <w:rPr>
+          <w:rFonts w:ascii="Linux Libertine" w:eastAsia="Times New Roman" w:hAnsi="Linux Libertine" w:cs="Linux Libertine"/>
+          <w:color w:val="000000"/>
+          <w:szCs w:val="16"/>
+        </w:rPr>
+        <w:t>frameworks</w:t>
+      </w:r>
+      <w:r>
+        <w:rPr>
+          <w:rFonts w:ascii="Linux Libertine" w:eastAsia="Times New Roman" w:hAnsi="Linux Libertine" w:cs="Linux Libertine"/>
+          <w:color w:val="000000"/>
+          <w:szCs w:val="16"/>
+        </w:rPr>
         <w:t xml:space="preserve"> </w:t>
       </w:r>
       <w:r>
         <w:rPr>
-          <w:rFonts w:ascii="Linux Libertine" w:hAnsi="Linux Libertine" w:cs="Linux Libertine"/>
+          <w:rFonts w:ascii="Linux Libertine" w:eastAsia="Times New Roman" w:hAnsi="Linux Libertine" w:cs="Linux Libertine"/>
           <w:color w:val="000000"/>
           <w:szCs w:val="16"/>
         </w:rPr>
-        <w:t>are</w:t>
+        <w:t>[2</w:t>
       </w:r>
       <w:r>
         <w:rPr>
@@ -229,7 +245,7 @@
           <w:color w:val="000000"/>
           <w:szCs w:val="16"/>
         </w:rPr>
-        <w:t xml:space="preserve"> most frequently targeted by discrimination. Through close analysis of two recent frameworks for studying trans bias—the TIDEs and EQUITABL </w:t>
+        <w:t>8</w:t>
       </w:r>
       <w:r>
         <w:rPr>
@@ -237,7 +253,7 @@
           <w:color w:val="000000"/>
           <w:szCs w:val="16"/>
         </w:rPr>
-        <w:t>frameworks</w:t>
+        <w:t xml:space="preserve">, </w:t>
       </w:r>
       <w:r>
         <w:rPr>
@@ -245,39 +261,87 @@
           <w:color w:val="000000"/>
           <w:szCs w:val="16"/>
         </w:rPr>
+        <w:t>1</w:t>
+      </w:r>
+      <w:r>
+        <w:rPr>
+          <w:rFonts w:ascii="Linux Libertine" w:eastAsia="Times New Roman" w:hAnsi="Linux Libertine" w:cs="Linux Libertine"/>
+          <w:color w:val="000000"/>
+          <w:szCs w:val="16"/>
+        </w:rPr>
+        <w:t>4</w:t>
+      </w:r>
+      <w:r>
+        <w:rPr>
+          <w:rFonts w:ascii="Linux Libertine" w:eastAsia="Times New Roman" w:hAnsi="Linux Libertine" w:cs="Linux Libertine"/>
+          <w:color w:val="000000"/>
+          <w:szCs w:val="16"/>
+        </w:rPr>
+        <w:t>]</w:t>
+      </w:r>
+      <w:r>
+        <w:rPr>
+          <w:rFonts w:ascii="Linux Libertine" w:eastAsia="Times New Roman" w:hAnsi="Linux Libertine" w:cs="Linux Libertine"/>
+          <w:color w:val="000000"/>
+          <w:szCs w:val="16"/>
+        </w:rPr>
+        <w:t>—the paper</w:t>
+      </w:r>
+      <w:r>
+        <w:rPr>
+          <w:rFonts w:ascii="Linux Libertine" w:hAnsi="Linux Libertine" w:cs="Linux Libertine"/>
+          <w:color w:val="000000"/>
+          <w:szCs w:val="16"/>
+        </w:rPr>
+        <w:t xml:space="preserve"> considers </w:t>
+      </w:r>
+      <w:r>
+        <w:rPr>
+          <w:rFonts w:ascii="Linux Libertine" w:hAnsi="Linux Libertine" w:cs="Linux Libertine"/>
+          <w:color w:val="000000"/>
+          <w:szCs w:val="16"/>
+        </w:rPr>
+        <w:t>to what extent</w:t>
+      </w:r>
+      <w:r>
+        <w:rPr>
+          <w:rFonts w:ascii="Linux Libertine" w:hAnsi="Linux Libertine" w:cs="Linux Libertine"/>
+          <w:color w:val="000000"/>
+          <w:szCs w:val="16"/>
+        </w:rPr>
         <w:t xml:space="preserve"> </w:t>
       </w:r>
       <w:r>
         <w:rPr>
-          <w:rFonts w:ascii="Linux Libertine" w:eastAsia="Times New Roman" w:hAnsi="Linux Libertine" w:cs="Linux Libertine"/>
+          <w:rFonts w:ascii="Linux Libertine" w:hAnsi="Linux Libertine" w:cs="Linux Libertine"/>
           <w:color w:val="000000"/>
           <w:szCs w:val="16"/>
         </w:rPr>
-        <w:t>[27</w:t>
-      </w:r>
-      <w:r>
-        <w:rPr>
-          <w:rFonts w:ascii="Linux Libertine" w:eastAsia="Times New Roman" w:hAnsi="Linux Libertine" w:cs="Linux Libertine"/>
+        <w:t>existing techniques for evaluating bias</w:t>
+      </w:r>
+      <w:r>
+        <w:rPr>
+          <w:rFonts w:ascii="Linux Libertine" w:hAnsi="Linux Libertine" w:cs="Linux Libertine"/>
           <w:color w:val="000000"/>
           <w:szCs w:val="16"/>
         </w:rPr>
-        <w:t xml:space="preserve">, </w:t>
-      </w:r>
-      <w:r>
-        <w:rPr>
-          <w:rFonts w:ascii="Linux Libertine" w:eastAsia="Times New Roman" w:hAnsi="Linux Libertine" w:cs="Linux Libertine"/>
+        <w:t xml:space="preserve"> respond to </w:t>
+      </w:r>
+      <w:r>
+        <w:rPr>
+          <w:rFonts w:ascii="Linux Libertine" w:hAnsi="Linux Libertine" w:cs="Linux Libertine"/>
           <w:color w:val="000000"/>
           <w:szCs w:val="16"/>
         </w:rPr>
-        <w:t>13]</w:t>
-      </w:r>
-      <w:r>
-        <w:rPr>
-          <w:rFonts w:ascii="Linux Libertine" w:eastAsia="Times New Roman" w:hAnsi="Linux Libertine" w:cs="Linux Libertine"/>
+        <w:t xml:space="preserve">this </w:t>
+      </w:r>
+      <w:r>
+        <w:rPr>
+          <w:rFonts w:ascii="Linux Libertine" w:hAnsi="Linux Libertine" w:cs="Linux Libertine"/>
           <w:color w:val="000000"/>
           <w:szCs w:val="16"/>
         </w:rPr>
-        <w:t>—the paper</w:t>
+        <w:t>th</w:t>
       </w:r>
       <w:r>
         <w:rPr>
@@ -285,7 +349,7 @@
           <w:color w:val="000000"/>
           <w:szCs w:val="16"/>
         </w:rPr>
-        <w:t xml:space="preserve"> considers how th</w:t>
+        <w:t>e</w:t>
       </w:r>
       <w:r>
         <w:rPr>
@@ -293,7 +357,7 @@
           <w:color w:val="000000"/>
           <w:szCs w:val="16"/>
         </w:rPr>
-        <w:t>e</w:t>
+        <w:t xml:space="preserve"> concept of gender as external</w:t>
       </w:r>
       <w:r>
         <w:rPr>
@@ -301,15 +365,31 @@
           <w:color w:val="000000"/>
           <w:szCs w:val="16"/>
         </w:rPr>
-        <w:t xml:space="preserve"> concept of gender as external, expressive, and social might contribute to bias evaluation and mitigation techniques. It</w:t>
-      </w:r>
-      <w:r>
-        <w:rPr>
-          <w:rFonts w:ascii="Linux Libertine" w:eastAsia="Times New Roman" w:hAnsi="Linux Libertine" w:cs="Linux Libertine"/>
+        <w:t xml:space="preserve"> and</w:t>
+      </w:r>
+      <w:r>
+        <w:rPr>
+          <w:rFonts w:ascii="Linux Libertine" w:hAnsi="Linux Libertine" w:cs="Linux Libertine"/>
           <w:color w:val="000000"/>
           <w:szCs w:val="16"/>
         </w:rPr>
+        <w:t xml:space="preserve"> expressive. It</w:t>
+      </w:r>
+      <w:r>
+        <w:rPr>
+          <w:rFonts w:ascii="Linux Libertine" w:eastAsia="Times New Roman" w:hAnsi="Linux Libertine" w:cs="Linux Libertine"/>
+          <w:color w:val="000000"/>
+          <w:szCs w:val="16"/>
+        </w:rPr>
         <w:t xml:space="preserve"> concludes by outlining directions for future research that integrate theoretical insights from Trans Studies to better capture the material and relational dimensions of gender bias in language technologies</w:t>
+      </w:r>
+      <w:r>
+        <w:rPr>
+          <w:rFonts w:ascii="Linux Libertine" w:eastAsia="Times New Roman" w:hAnsi="Linux Libertine" w:cs="Linux Libertine"/>
+          <w:color w:val="000000"/>
+          <w:szCs w:val="16"/>
+        </w:rPr>
+        <w:t>.</w:t>
       </w:r>
     </w:p>
     <w:p>
@@ -435,16 +515,11 @@
         <w:t>The Title of the Paper: ACM Conference Proceedings Manuscript Submission Template</w:t>
       </w:r>
       <w:r>
-        <w:t xml:space="preserve">: This is the subtitle of the </w:t>
-      </w:r>
-      <w:proofErr w:type="gramStart"/>
-      <w:r>
-        <w:t>paper</w:t>
+        <w:t>: This is the subtitle of the paper</w:t>
       </w:r>
       <w:r>
         <w:t>,</w:t>
       </w:r>
-      <w:proofErr w:type="gramEnd"/>
       <w:r>
         <w:t xml:space="preserve"> </w:t>
       </w:r>
@@ -504,7 +579,23 @@
           <w:color w:val="000000"/>
           <w:szCs w:val="18"/>
         </w:rPr>
-        <w:t xml:space="preserve">There is a global urgency to define gender as a category. In various </w:t>
+        <w:t>There is a global urgency to define</w:t>
+      </w:r>
+      <w:r>
+        <w:rPr>
+          <w:rFonts w:ascii="Linux Libertine" w:eastAsia="Times New Roman" w:hAnsi="Linux Libertine" w:cs="Linux Libertine"/>
+          <w:color w:val="000000"/>
+          <w:szCs w:val="18"/>
+        </w:rPr>
+        <w:t xml:space="preserve"> gender</w:t>
+      </w:r>
+      <w:r>
+        <w:rPr>
+          <w:rFonts w:ascii="Linux Libertine" w:eastAsia="Times New Roman" w:hAnsi="Linux Libertine" w:cs="Linux Libertine"/>
+          <w:color w:val="000000"/>
+          <w:szCs w:val="18"/>
+        </w:rPr>
+        <w:t xml:space="preserve">. In various </w:t>
       </w:r>
       <w:r>
         <w:rPr>
@@ -607,7 +698,23 @@
           <w:color w:val="000000"/>
           <w:szCs w:val="18"/>
         </w:rPr>
-        <w:t>[24].</w:t>
+        <w:t>[2</w:t>
+      </w:r>
+      <w:r>
+        <w:rPr>
+          <w:rFonts w:ascii="Linux Libertine" w:eastAsia="Times New Roman" w:hAnsi="Linux Libertine" w:cs="Linux Libertine"/>
+          <w:color w:val="000000"/>
+          <w:szCs w:val="18"/>
+        </w:rPr>
+        <w:t>5</w:t>
+      </w:r>
+      <w:r>
+        <w:rPr>
+          <w:rFonts w:ascii="Linux Libertine" w:eastAsia="Times New Roman" w:hAnsi="Linux Libertine" w:cs="Linux Libertine"/>
+          <w:color w:val="000000"/>
+          <w:szCs w:val="18"/>
+        </w:rPr>
+        <w:t>].</w:t>
       </w:r>
       <w:r>
         <w:rPr>
@@ -647,31 +754,119 @@
           <w:color w:val="000000"/>
           <w:szCs w:val="18"/>
         </w:rPr>
-        <w:t xml:space="preserve">, or nontraditional views of gender that are not based on biological sex, as a rallying cry for political priorities that are similarly based in xenophobic logic, such as anti-immigrant discrimination </w:t>
-      </w:r>
-      <w:r>
-        <w:rPr>
-          <w:rFonts w:ascii="Linux Libertine" w:eastAsia="Times New Roman" w:hAnsi="Linux Libertine" w:cs="Linux Libertine"/>
-          <w:color w:val="000000"/>
-          <w:szCs w:val="18"/>
-        </w:rPr>
-        <w:t xml:space="preserve">[7, </w:t>
-      </w:r>
-      <w:r>
-        <w:rPr>
-          <w:rFonts w:ascii="Linux Libertine" w:eastAsia="Times New Roman" w:hAnsi="Linux Libertine" w:cs="Linux Libertine"/>
-          <w:color w:val="000000"/>
-          <w:szCs w:val="18"/>
-        </w:rPr>
-        <w:t xml:space="preserve">21, </w:t>
-      </w:r>
-      <w:r>
-        <w:rPr>
-          <w:rFonts w:ascii="Linux Libertine" w:eastAsia="Times New Roman" w:hAnsi="Linux Libertine" w:cs="Linux Libertine"/>
-          <w:color w:val="000000"/>
-          <w:szCs w:val="18"/>
-        </w:rPr>
-        <w:t>32</w:t>
+        <w:t xml:space="preserve">, or nontraditional views of gender that are not based on biological sex, as a rallying cry for political priorities that </w:t>
+      </w:r>
+      <w:r>
+        <w:rPr>
+          <w:rFonts w:ascii="Linux Libertine" w:eastAsia="Times New Roman" w:hAnsi="Linux Libertine" w:cs="Linux Libertine"/>
+          <w:color w:val="000000"/>
+          <w:szCs w:val="18"/>
+        </w:rPr>
+        <w:t>align with patriarchal</w:t>
+      </w:r>
+      <w:r>
+        <w:rPr>
+          <w:rFonts w:ascii="Linux Libertine" w:eastAsia="Times New Roman" w:hAnsi="Linux Libertine" w:cs="Linux Libertine"/>
+          <w:color w:val="000000"/>
+          <w:szCs w:val="18"/>
+        </w:rPr>
+        <w:t xml:space="preserve"> and xenophobic</w:t>
+      </w:r>
+      <w:r>
+        <w:rPr>
+          <w:rFonts w:ascii="Linux Libertine" w:eastAsia="Times New Roman" w:hAnsi="Linux Libertine" w:cs="Linux Libertine"/>
+          <w:color w:val="000000"/>
+          <w:szCs w:val="18"/>
+        </w:rPr>
+        <w:t xml:space="preserve"> </w:t>
+      </w:r>
+      <w:r>
+        <w:rPr>
+          <w:rFonts w:ascii="Linux Libertine" w:eastAsia="Times New Roman" w:hAnsi="Linux Libertine" w:cs="Linux Libertine"/>
+          <w:color w:val="000000"/>
+          <w:szCs w:val="18"/>
+        </w:rPr>
+        <w:t>logic</w:t>
+      </w:r>
+      <w:r>
+        <w:rPr>
+          <w:rFonts w:ascii="Linux Libertine" w:eastAsia="Times New Roman" w:hAnsi="Linux Libertine" w:cs="Linux Libertine"/>
+          <w:color w:val="000000"/>
+          <w:szCs w:val="18"/>
+        </w:rPr>
+        <w:t>s</w:t>
+      </w:r>
+      <w:r>
+        <w:rPr>
+          <w:rFonts w:ascii="Linux Libertine" w:eastAsia="Times New Roman" w:hAnsi="Linux Libertine" w:cs="Linux Libertine"/>
+          <w:color w:val="000000"/>
+          <w:szCs w:val="18"/>
+        </w:rPr>
+        <w:t xml:space="preserve">, such as anti-immigrant discrimination </w:t>
+      </w:r>
+      <w:r>
+        <w:rPr>
+          <w:rFonts w:ascii="Linux Libertine" w:eastAsia="Times New Roman" w:hAnsi="Linux Libertine" w:cs="Linux Libertine"/>
+          <w:color w:val="000000"/>
+          <w:szCs w:val="18"/>
+        </w:rPr>
+        <w:t>[</w:t>
+      </w:r>
+      <w:r>
+        <w:rPr>
+          <w:rFonts w:ascii="Linux Libertine" w:eastAsia="Times New Roman" w:hAnsi="Linux Libertine" w:cs="Linux Libertine"/>
+          <w:color w:val="000000"/>
+          <w:szCs w:val="18"/>
+        </w:rPr>
+        <w:t>7</w:t>
+      </w:r>
+      <w:r>
+        <w:rPr>
+          <w:rFonts w:ascii="Linux Libertine" w:eastAsia="Times New Roman" w:hAnsi="Linux Libertine" w:cs="Linux Libertine"/>
+          <w:color w:val="000000"/>
+          <w:szCs w:val="18"/>
+        </w:rPr>
+        <w:t xml:space="preserve">, </w:t>
+      </w:r>
+      <w:r>
+        <w:rPr>
+          <w:rFonts w:ascii="Linux Libertine" w:eastAsia="Times New Roman" w:hAnsi="Linux Libertine" w:cs="Linux Libertine"/>
+          <w:color w:val="000000"/>
+          <w:szCs w:val="18"/>
+        </w:rPr>
+        <w:t>2</w:t>
+      </w:r>
+      <w:r>
+        <w:rPr>
+          <w:rFonts w:ascii="Linux Libertine" w:eastAsia="Times New Roman" w:hAnsi="Linux Libertine" w:cs="Linux Libertine"/>
+          <w:color w:val="000000"/>
+          <w:szCs w:val="18"/>
+        </w:rPr>
+        <w:t>2</w:t>
+      </w:r>
+      <w:r>
+        <w:rPr>
+          <w:rFonts w:ascii="Linux Libertine" w:eastAsia="Times New Roman" w:hAnsi="Linux Libertine" w:cs="Linux Libertine"/>
+          <w:color w:val="000000"/>
+          <w:szCs w:val="18"/>
+        </w:rPr>
+        <w:t xml:space="preserve">, </w:t>
+      </w:r>
+      <w:r>
+        <w:rPr>
+          <w:rFonts w:ascii="Linux Libertine" w:eastAsia="Times New Roman" w:hAnsi="Linux Libertine" w:cs="Linux Libertine"/>
+          <w:color w:val="000000"/>
+          <w:szCs w:val="18"/>
+        </w:rPr>
+        <w:t>3</w:t>
+      </w:r>
+      <w:r>
+        <w:rPr>
+          <w:rFonts w:ascii="Linux Libertine" w:eastAsia="Times New Roman" w:hAnsi="Linux Libertine" w:cs="Linux Libertine"/>
+          <w:color w:val="000000"/>
+          <w:szCs w:val="18"/>
+        </w:rPr>
+        <w:t>3</w:t>
       </w:r>
       <w:r>
         <w:rPr>
@@ -721,15 +916,47 @@
           <w:color w:val="000000"/>
           <w:szCs w:val="18"/>
         </w:rPr>
-        <w:t xml:space="preserve">[14]. </w:t>
-      </w:r>
-      <w:r>
-        <w:rPr>
-          <w:rFonts w:ascii="Linux Libertine" w:eastAsia="Times New Roman" w:hAnsi="Linux Libertine" w:cs="Linux Libertine"/>
-          <w:color w:val="000000"/>
-          <w:szCs w:val="18"/>
-        </w:rPr>
-        <w:t>Drawing from seminal theories of gender, such as Judith Butler</w:t>
+        <w:t>[1</w:t>
+      </w:r>
+      <w:r>
+        <w:rPr>
+          <w:rFonts w:ascii="Linux Libertine" w:eastAsia="Times New Roman" w:hAnsi="Linux Libertine" w:cs="Linux Libertine"/>
+          <w:color w:val="000000"/>
+          <w:szCs w:val="18"/>
+        </w:rPr>
+        <w:t>5</w:t>
+      </w:r>
+      <w:r>
+        <w:rPr>
+          <w:rFonts w:ascii="Linux Libertine" w:eastAsia="Times New Roman" w:hAnsi="Linux Libertine" w:cs="Linux Libertine"/>
+          <w:color w:val="000000"/>
+          <w:szCs w:val="18"/>
+        </w:rPr>
+        <w:t xml:space="preserve">]. </w:t>
+      </w:r>
+      <w:r>
+        <w:rPr>
+          <w:rFonts w:ascii="Linux Libertine" w:eastAsia="Times New Roman" w:hAnsi="Linux Libertine" w:cs="Linux Libertine"/>
+          <w:color w:val="000000"/>
+          <w:szCs w:val="18"/>
+        </w:rPr>
+        <w:t>Drawing from</w:t>
+      </w:r>
+      <w:r>
+        <w:rPr>
+          <w:rFonts w:ascii="Linux Libertine" w:eastAsia="Times New Roman" w:hAnsi="Linux Libertine" w:cs="Linux Libertine"/>
+          <w:color w:val="000000"/>
+          <w:szCs w:val="18"/>
+        </w:rPr>
+        <w:t xml:space="preserve"> foundational</w:t>
+      </w:r>
+      <w:r>
+        <w:rPr>
+          <w:rFonts w:ascii="Linux Libertine" w:eastAsia="Times New Roman" w:hAnsi="Linux Libertine" w:cs="Linux Libertine"/>
+          <w:color w:val="000000"/>
+          <w:szCs w:val="18"/>
+        </w:rPr>
+        <w:t xml:space="preserve"> theories of gender, such as Judith Butler</w:t>
       </w:r>
       <w:r>
         <w:rPr>
@@ -777,7 +1004,71 @@
           <w:color w:val="000000"/>
           <w:szCs w:val="18"/>
         </w:rPr>
-        <w:t>discussed in more detail below), this perspective breaks down the rigid and causal relationship between sex and gender, leaving room for individuals to identify in ways that may or may not correspond to their assigned sex at birth.</w:t>
+        <w:t xml:space="preserve">discussed in more detail below), </w:t>
+      </w:r>
+      <w:r>
+        <w:rPr>
+          <w:rFonts w:ascii="Linux Libertine" w:eastAsia="Times New Roman" w:hAnsi="Linux Libertine" w:cs="Linux Libertine"/>
+          <w:color w:val="000000"/>
+          <w:szCs w:val="18"/>
+        </w:rPr>
+        <w:t>which</w:t>
+      </w:r>
+      <w:r>
+        <w:rPr>
+          <w:rFonts w:ascii="Linux Libertine" w:eastAsia="Times New Roman" w:hAnsi="Linux Libertine" w:cs="Linux Libertine"/>
+          <w:color w:val="000000"/>
+          <w:szCs w:val="18"/>
+        </w:rPr>
+        <w:t xml:space="preserve"> breaks down the rigid and causal relationship between sex and gender, </w:t>
+      </w:r>
+      <w:r>
+        <w:rPr>
+          <w:rFonts w:ascii="Linux Libertine" w:eastAsia="Times New Roman" w:hAnsi="Linux Libertine" w:cs="Linux Libertine"/>
+          <w:color w:val="000000"/>
+          <w:szCs w:val="18"/>
+        </w:rPr>
+        <w:t xml:space="preserve">this perspective </w:t>
+      </w:r>
+      <w:r>
+        <w:rPr>
+          <w:rFonts w:ascii="Linux Libertine" w:eastAsia="Times New Roman" w:hAnsi="Linux Libertine" w:cs="Linux Libertine"/>
+          <w:color w:val="000000"/>
+          <w:szCs w:val="18"/>
+        </w:rPr>
+        <w:t>leav</w:t>
+      </w:r>
+      <w:r>
+        <w:rPr>
+          <w:rFonts w:ascii="Linux Libertine" w:eastAsia="Times New Roman" w:hAnsi="Linux Libertine" w:cs="Linux Libertine"/>
+          <w:color w:val="000000"/>
+          <w:szCs w:val="18"/>
+        </w:rPr>
+        <w:t>es</w:t>
+      </w:r>
+      <w:r>
+        <w:rPr>
+          <w:rFonts w:ascii="Linux Libertine" w:eastAsia="Times New Roman" w:hAnsi="Linux Libertine" w:cs="Linux Libertine"/>
+          <w:color w:val="000000"/>
+          <w:szCs w:val="18"/>
+        </w:rPr>
+        <w:t xml:space="preserve"> room for individuals to identify </w:t>
+      </w:r>
+      <w:r>
+        <w:rPr>
+          <w:rFonts w:ascii="Linux Libertine" w:eastAsia="Times New Roman" w:hAnsi="Linux Libertine" w:cs="Linux Libertine"/>
+          <w:color w:val="000000"/>
+          <w:szCs w:val="18"/>
+        </w:rPr>
+        <w:t>according to their personal perception and feeling, which</w:t>
+      </w:r>
+      <w:r>
+        <w:rPr>
+          <w:rFonts w:ascii="Linux Libertine" w:eastAsia="Times New Roman" w:hAnsi="Linux Libertine" w:cs="Linux Libertine"/>
+          <w:color w:val="000000"/>
+          <w:szCs w:val="18"/>
+        </w:rPr>
+        <w:t xml:space="preserve"> may or may not correspond to their assigned sex at birth.</w:t>
       </w:r>
     </w:p>
     <w:p>
@@ -795,176 +1086,296 @@
           <w:color w:val="000000"/>
           <w:szCs w:val="18"/>
         </w:rPr>
+        <w:t xml:space="preserve">In contrast to the progressive view, </w:t>
+      </w:r>
+      <w:r>
+        <w:rPr>
+          <w:rFonts w:ascii="Linux Libertine" w:eastAsia="Times New Roman" w:hAnsi="Linux Libertine" w:cs="Linux Libertine"/>
+          <w:color w:val="000000"/>
+          <w:szCs w:val="18"/>
+        </w:rPr>
+        <w:t xml:space="preserve">the </w:t>
+      </w:r>
+      <w:r>
+        <w:rPr>
+          <w:rFonts w:ascii="Linux Libertine" w:eastAsia="Times New Roman" w:hAnsi="Linux Libertine" w:cs="Linux Libertine"/>
+          <w:color w:val="000000"/>
+          <w:szCs w:val="18"/>
+        </w:rPr>
+        <w:t>academic</w:t>
+      </w:r>
+      <w:r>
+        <w:rPr>
+          <w:rFonts w:ascii="Linux Libertine" w:eastAsia="Times New Roman" w:hAnsi="Linux Libertine" w:cs="Linux Libertine"/>
+          <w:color w:val="000000"/>
+          <w:szCs w:val="18"/>
+        </w:rPr>
+        <w:t xml:space="preserve"> field of Trans Studies has been exploring paradigms </w:t>
+      </w:r>
+      <w:r>
+        <w:rPr>
+          <w:rFonts w:ascii="Linux Libertine" w:eastAsia="Times New Roman" w:hAnsi="Linux Libertine" w:cs="Linux Libertine"/>
+          <w:color w:val="000000"/>
+          <w:szCs w:val="18"/>
+        </w:rPr>
+        <w:t>that d</w:t>
+      </w:r>
+      <w:r>
+        <w:rPr>
+          <w:rFonts w:ascii="Linux Libertine" w:eastAsia="Times New Roman" w:hAnsi="Linux Libertine" w:cs="Linux Libertine"/>
+          <w:color w:val="000000"/>
+          <w:szCs w:val="18"/>
+        </w:rPr>
+        <w:t xml:space="preserve">escribe and represent </w:t>
+      </w:r>
+      <w:r>
+        <w:rPr>
+          <w:rFonts w:ascii="Linux Libertine" w:eastAsia="Times New Roman" w:hAnsi="Linux Libertine" w:cs="Linux Libertine"/>
+          <w:color w:val="000000"/>
+          <w:szCs w:val="18"/>
+        </w:rPr>
+        <w:t>non-normative forms of</w:t>
+      </w:r>
+      <w:r>
+        <w:rPr>
+          <w:rFonts w:ascii="Linux Libertine" w:eastAsia="Times New Roman" w:hAnsi="Linux Libertine" w:cs="Linux Libertine"/>
+          <w:color w:val="000000"/>
+          <w:szCs w:val="18"/>
+        </w:rPr>
+        <w:t xml:space="preserve"> gender</w:t>
+      </w:r>
+      <w:r>
+        <w:rPr>
+          <w:rFonts w:ascii="Linux Libertine" w:eastAsia="Times New Roman" w:hAnsi="Linux Libertine" w:cs="Linux Libertine"/>
+          <w:color w:val="000000"/>
+          <w:szCs w:val="18"/>
+        </w:rPr>
+        <w:t xml:space="preserve"> </w:t>
+      </w:r>
+      <w:r>
+        <w:rPr>
+          <w:rFonts w:ascii="Linux Libertine" w:eastAsia="Times New Roman" w:hAnsi="Linux Libertine" w:cs="Linux Libertine"/>
+          <w:color w:val="000000"/>
+          <w:szCs w:val="18"/>
+        </w:rPr>
+        <w:t>according to its expressive characteristics</w:t>
+      </w:r>
+      <w:r>
+        <w:rPr>
+          <w:rFonts w:ascii="Linux Libertine" w:eastAsia="Times New Roman" w:hAnsi="Linux Libertine" w:cs="Linux Libertine"/>
+          <w:color w:val="000000"/>
+          <w:szCs w:val="18"/>
+        </w:rPr>
+        <w:t>. One</w:t>
+      </w:r>
+      <w:r>
+        <w:rPr>
+          <w:rFonts w:ascii="Linux Libertine" w:eastAsia="Times New Roman" w:hAnsi="Linux Libertine" w:cs="Linux Libertine"/>
+          <w:color w:val="000000"/>
+          <w:szCs w:val="18"/>
+        </w:rPr>
+        <w:t xml:space="preserve"> perspective</w:t>
+      </w:r>
+      <w:r>
+        <w:rPr>
+          <w:rFonts w:ascii="Linux Libertine" w:eastAsia="Times New Roman" w:hAnsi="Linux Libertine" w:cs="Linux Libertine"/>
+          <w:color w:val="000000"/>
+          <w:szCs w:val="18"/>
+        </w:rPr>
+        <w:t xml:space="preserve"> from this field</w:t>
+      </w:r>
+      <w:r>
+        <w:rPr>
+          <w:rFonts w:ascii="Linux Libertine" w:eastAsia="Times New Roman" w:hAnsi="Linux Libertine" w:cs="Linux Libertine"/>
+          <w:color w:val="000000"/>
+          <w:szCs w:val="18"/>
+        </w:rPr>
+        <w:t xml:space="preserve">, </w:t>
+      </w:r>
+      <w:r>
+        <w:rPr>
+          <w:rFonts w:ascii="Linux Libertine" w:eastAsia="Times New Roman" w:hAnsi="Linux Libertine" w:cs="Linux Libertine"/>
+          <w:color w:val="000000"/>
+          <w:szCs w:val="18"/>
+        </w:rPr>
         <w:lastRenderedPageBreak/>
-        <w:t>The same assumptions that drive th</w:t>
-      </w:r>
-      <w:r>
-        <w:rPr>
-          <w:rFonts w:ascii="Linux Libertine" w:hAnsi="Linux Libertine" w:cs="Linux Libertine"/>
-          <w:color w:val="000000"/>
-          <w:szCs w:val="18"/>
-        </w:rPr>
-        <w:t>e</w:t>
-      </w:r>
-      <w:r>
-        <w:rPr>
-          <w:rFonts w:ascii="Linux Libertine" w:eastAsia="Times New Roman" w:hAnsi="Linux Libertine" w:cs="Linux Libertine"/>
-          <w:color w:val="000000"/>
-          <w:szCs w:val="18"/>
-        </w:rPr>
-        <w:t xml:space="preserve"> global controversy over defining gender also operate in </w:t>
-      </w:r>
-      <w:r>
-        <w:rPr>
-          <w:rFonts w:ascii="Linux Libertine" w:hAnsi="Linux Libertine" w:cs="Linux Libertine"/>
-          <w:color w:val="000000"/>
-          <w:szCs w:val="18"/>
-        </w:rPr>
-        <w:t xml:space="preserve">NLP </w:t>
-      </w:r>
-      <w:r>
-        <w:rPr>
-          <w:rFonts w:ascii="Linux Libertine" w:eastAsia="Times New Roman" w:hAnsi="Linux Libertine" w:cs="Linux Libertine"/>
-          <w:color w:val="000000"/>
-          <w:szCs w:val="18"/>
-        </w:rPr>
-        <w:t xml:space="preserve">methods for studying gender bias in language, in bias detection and mitigation techniques. Through the analysis of concrete linguistic features, </w:t>
-      </w:r>
-      <w:r>
-        <w:rPr>
-          <w:rFonts w:ascii="Linux Libertine" w:hAnsi="Linux Libertine" w:cs="Linux Libertine"/>
-          <w:color w:val="000000"/>
-          <w:szCs w:val="18"/>
-        </w:rPr>
-        <w:t>NLP methods aim</w:t>
-      </w:r>
-      <w:r>
-        <w:rPr>
-          <w:rFonts w:ascii="Linux Libertine" w:eastAsia="Times New Roman" w:hAnsi="Linux Libertine" w:cs="Linux Libertine"/>
-          <w:color w:val="000000"/>
-          <w:szCs w:val="18"/>
-        </w:rPr>
-        <w:t xml:space="preserve"> to make explicit the ways that language forms encode perceptions on gender. Over the past several years, such methods have ranged from Word Embedding approaches </w:t>
-      </w:r>
-      <w:r>
-        <w:rPr>
-          <w:rFonts w:ascii="Linux Libertine" w:eastAsia="Times New Roman" w:hAnsi="Linux Libertine" w:cs="Linux Libertine"/>
-          <w:color w:val="000000"/>
-          <w:szCs w:val="18"/>
-        </w:rPr>
-        <w:t xml:space="preserve">[5], </w:t>
-      </w:r>
-      <w:r>
-        <w:rPr>
-          <w:rFonts w:ascii="Linux Libertine" w:eastAsia="Times New Roman" w:hAnsi="Linux Libertine" w:cs="Linux Libertine"/>
-          <w:color w:val="000000"/>
-          <w:szCs w:val="18"/>
-        </w:rPr>
-        <w:t xml:space="preserve">to Coreference Resolution tasks </w:t>
-      </w:r>
-      <w:r>
-        <w:rPr>
-          <w:rFonts w:ascii="Linux Libertine" w:eastAsia="Times New Roman" w:hAnsi="Linux Libertine" w:cs="Linux Libertine"/>
-          <w:color w:val="000000"/>
-          <w:szCs w:val="18"/>
-        </w:rPr>
-        <w:t xml:space="preserve">[31], </w:t>
-      </w:r>
-      <w:r>
-        <w:rPr>
-          <w:rFonts w:ascii="Linux Libertine" w:eastAsia="Times New Roman" w:hAnsi="Linux Libertine" w:cs="Linux Libertine"/>
-          <w:color w:val="000000"/>
-          <w:szCs w:val="18"/>
-        </w:rPr>
-        <w:t xml:space="preserve">and more recently, Language Generation methods </w:t>
-      </w:r>
-      <w:r>
-        <w:rPr>
-          <w:rFonts w:ascii="Linux Libertine" w:eastAsia="Times New Roman" w:hAnsi="Linux Libertine" w:cs="Linux Libertine"/>
-          <w:color w:val="000000"/>
-          <w:szCs w:val="18"/>
-        </w:rPr>
-        <w:t>[23].</w:t>
-      </w:r>
-      <w:r>
-        <w:rPr>
-          <w:rFonts w:ascii="Linux Libertine" w:eastAsia="Times New Roman" w:hAnsi="Linux Libertine" w:cs="Linux Libertine"/>
-          <w:color w:val="000000"/>
-          <w:szCs w:val="18"/>
-        </w:rPr>
-        <w:t xml:space="preserve"> Although the</w:t>
-      </w:r>
-      <w:r>
-        <w:rPr>
-          <w:rFonts w:ascii="Linux Libertine" w:eastAsia="Times New Roman" w:hAnsi="Linux Libertine" w:cs="Linux Libertine"/>
-          <w:color w:val="000000"/>
-          <w:szCs w:val="18"/>
-        </w:rPr>
-        <w:t>y</w:t>
-      </w:r>
-      <w:r>
-        <w:rPr>
-          <w:rFonts w:ascii="Linux Libertine" w:eastAsia="Times New Roman" w:hAnsi="Linux Libertine" w:cs="Linux Libertine"/>
-          <w:color w:val="000000"/>
-          <w:szCs w:val="18"/>
-        </w:rPr>
-        <w:t xml:space="preserve"> focus mostly on gender bias, </w:t>
-      </w:r>
-      <w:r>
-        <w:rPr>
-          <w:rFonts w:ascii="Linux Libertine" w:eastAsia="Times New Roman" w:hAnsi="Linux Libertine" w:cs="Linux Libertine"/>
-          <w:color w:val="000000"/>
-          <w:szCs w:val="18"/>
-        </w:rPr>
-        <w:t>a growing number of</w:t>
-      </w:r>
-      <w:r>
-        <w:rPr>
-          <w:rFonts w:ascii="Linux Libertine" w:eastAsia="Times New Roman" w:hAnsi="Linux Libertine" w:cs="Linux Libertine"/>
-          <w:color w:val="000000"/>
-          <w:szCs w:val="18"/>
-        </w:rPr>
-        <w:t xml:space="preserve"> these methods address </w:t>
-      </w:r>
-      <w:r>
-        <w:rPr>
-          <w:rFonts w:ascii="Linux Libertine" w:eastAsia="Times New Roman" w:hAnsi="Linux Libertine" w:cs="Linux Libertine"/>
-          <w:color w:val="000000"/>
-          <w:szCs w:val="18"/>
-        </w:rPr>
-        <w:t xml:space="preserve">queer and </w:t>
-      </w:r>
-      <w:r>
-        <w:rPr>
-          <w:rFonts w:ascii="Linux Libertine" w:eastAsia="Times New Roman" w:hAnsi="Linux Libertine" w:cs="Linux Libertine"/>
-          <w:color w:val="000000"/>
-          <w:szCs w:val="18"/>
-        </w:rPr>
-        <w:t xml:space="preserve">transgender bias </w:t>
-      </w:r>
-      <w:r>
-        <w:rPr>
-          <w:rFonts w:ascii="Linux Libertine" w:eastAsia="Times New Roman" w:hAnsi="Linux Libertine" w:cs="Linux Libertine"/>
-          <w:color w:val="000000"/>
-          <w:szCs w:val="18"/>
-        </w:rPr>
-        <w:t xml:space="preserve">in particular </w:t>
-      </w:r>
-      <w:r>
-        <w:rPr>
-          <w:rFonts w:ascii="Linux Libertine" w:eastAsia="Times New Roman" w:hAnsi="Linux Libertine" w:cs="Linux Libertine"/>
-          <w:color w:val="000000"/>
-          <w:szCs w:val="18"/>
-        </w:rPr>
-        <w:t xml:space="preserve">[17, </w:t>
-      </w:r>
-      <w:r>
-        <w:rPr>
-          <w:rFonts w:ascii="Linux Libertine" w:eastAsia="Times New Roman" w:hAnsi="Linux Libertine" w:cs="Linux Libertine"/>
-          <w:color w:val="000000"/>
-          <w:szCs w:val="18"/>
-        </w:rPr>
-        <w:t>29].</w:t>
+        <w:t xml:space="preserve">called </w:t>
+      </w:r>
+      <w:r>
+        <w:rPr>
+          <w:rFonts w:ascii="Linux Libertine" w:hAnsi="Linux Libertine" w:cs="Linux Libertine"/>
+          <w:color w:val="000000"/>
+          <w:szCs w:val="18"/>
+        </w:rPr>
+        <w:t>“</w:t>
+      </w:r>
+      <w:r>
+        <w:rPr>
+          <w:rFonts w:ascii="Linux Libertine" w:eastAsia="Times New Roman" w:hAnsi="Linux Libertine" w:cs="Linux Libertine"/>
+          <w:color w:val="000000"/>
+          <w:szCs w:val="18"/>
+        </w:rPr>
+        <w:t>trans materialism</w:t>
+      </w:r>
+      <w:r>
+        <w:rPr>
+          <w:rFonts w:ascii="Linux Libertine" w:hAnsi="Linux Libertine" w:cs="Linux Libertine"/>
+          <w:color w:val="000000"/>
+          <w:szCs w:val="18"/>
+        </w:rPr>
+        <w:t>”</w:t>
+      </w:r>
+      <w:r>
+        <w:rPr>
+          <w:rFonts w:ascii="Linux Libertine" w:eastAsia="Times New Roman" w:hAnsi="Linux Libertine" w:cs="Linux Libertine"/>
+          <w:color w:val="000000"/>
+          <w:szCs w:val="18"/>
+        </w:rPr>
+        <w:t xml:space="preserve">, is based on the notion that gender </w:t>
+      </w:r>
+      <w:r>
+        <w:rPr>
+          <w:rFonts w:ascii="Linux Libertine" w:eastAsia="Times New Roman" w:hAnsi="Linux Libertine" w:cs="Linux Libertine"/>
+          <w:color w:val="000000"/>
+          <w:szCs w:val="18"/>
+        </w:rPr>
+        <w:t xml:space="preserve">operates externally, and ought to be evident in </w:t>
+      </w:r>
+      <w:r>
+        <w:rPr>
+          <w:rFonts w:ascii="Linux Libertine" w:eastAsia="Times New Roman" w:hAnsi="Linux Libertine" w:cs="Linux Libertine"/>
+          <w:color w:val="000000"/>
+          <w:szCs w:val="18"/>
+        </w:rPr>
+        <w:t xml:space="preserve">behavior, </w:t>
+      </w:r>
+      <w:r>
+        <w:rPr>
+          <w:rFonts w:ascii="Linux Libertine" w:eastAsia="Times New Roman" w:hAnsi="Linux Libertine" w:cs="Linux Libertine"/>
+          <w:color w:val="000000"/>
+          <w:szCs w:val="18"/>
+        </w:rPr>
+        <w:t>social relations</w:t>
+      </w:r>
+      <w:r>
+        <w:rPr>
+          <w:rFonts w:ascii="Linux Libertine" w:eastAsia="Times New Roman" w:hAnsi="Linux Libertine" w:cs="Linux Libertine"/>
+          <w:color w:val="000000"/>
+          <w:szCs w:val="18"/>
+        </w:rPr>
+        <w:t xml:space="preserve">, and </w:t>
+      </w:r>
+      <w:r>
+        <w:rPr>
+          <w:rFonts w:ascii="Linux Libertine" w:eastAsia="Times New Roman" w:hAnsi="Linux Libertine" w:cs="Linux Libertine"/>
+          <w:color w:val="000000"/>
+          <w:szCs w:val="18"/>
+        </w:rPr>
+        <w:t>appearance</w:t>
+      </w:r>
+      <w:r>
+        <w:rPr>
+          <w:rFonts w:ascii="Linux Libertine" w:eastAsia="Times New Roman" w:hAnsi="Linux Libertine" w:cs="Linux Libertine"/>
+          <w:color w:val="000000"/>
+          <w:szCs w:val="18"/>
+        </w:rPr>
+        <w:t xml:space="preserve"> </w:t>
+      </w:r>
+      <w:r>
+        <w:rPr>
+          <w:rFonts w:ascii="Linux Libertine" w:eastAsia="Times New Roman" w:hAnsi="Linux Libertine" w:cs="Linux Libertine"/>
+          <w:color w:val="000000"/>
+          <w:szCs w:val="18"/>
+        </w:rPr>
+        <w:t>[1]</w:t>
+      </w:r>
+      <w:r>
+        <w:rPr>
+          <w:rFonts w:ascii="Linux Libertine" w:eastAsia="Times New Roman" w:hAnsi="Linux Libertine" w:cs="Linux Libertine"/>
+          <w:color w:val="000000"/>
+          <w:szCs w:val="18"/>
+        </w:rPr>
+        <w:t xml:space="preserve">. </w:t>
+      </w:r>
+      <w:r>
+        <w:rPr>
+          <w:rFonts w:ascii="Linux Libertine" w:eastAsia="Times New Roman" w:hAnsi="Linux Libertine" w:cs="Linux Libertine"/>
+          <w:color w:val="000000"/>
+          <w:szCs w:val="18"/>
+        </w:rPr>
+        <w:t>Its logic, simply put,</w:t>
+      </w:r>
+      <w:r>
+        <w:rPr>
+          <w:rFonts w:ascii="Linux Libertine" w:eastAsia="Times New Roman" w:hAnsi="Linux Libertine" w:cs="Linux Libertine"/>
+          <w:color w:val="000000"/>
+          <w:szCs w:val="18"/>
+        </w:rPr>
+        <w:t xml:space="preserve"> states that if gender is conceived as an</w:t>
+      </w:r>
+      <w:r>
+        <w:rPr>
+          <w:rFonts w:ascii="Linux Libertine" w:eastAsia="Times New Roman" w:hAnsi="Linux Libertine" w:cs="Linux Libertine"/>
+          <w:color w:val="000000"/>
+          <w:szCs w:val="18"/>
+        </w:rPr>
+        <w:t xml:space="preserve"> </w:t>
+      </w:r>
+      <w:r>
+        <w:rPr>
+          <w:rFonts w:ascii="Linux Libertine" w:eastAsia="Times New Roman" w:hAnsi="Linux Libertine" w:cs="Linux Libertine"/>
+          <w:color w:val="000000"/>
+          <w:szCs w:val="18"/>
+        </w:rPr>
+        <w:t>external</w:t>
+      </w:r>
+      <w:r>
+        <w:rPr>
+          <w:rFonts w:ascii="Linux Libertine" w:eastAsia="Times New Roman" w:hAnsi="Linux Libertine" w:cs="Linux Libertine"/>
+          <w:color w:val="000000"/>
+          <w:szCs w:val="18"/>
+        </w:rPr>
+        <w:t xml:space="preserve"> phenomenon</w:t>
+      </w:r>
+      <w:r>
+        <w:rPr>
+          <w:rFonts w:ascii="Linux Libertine" w:hAnsi="Linux Libertine" w:cs="Linux Libertine"/>
+          <w:color w:val="000000"/>
+          <w:szCs w:val="18"/>
+        </w:rPr>
+        <w:t xml:space="preserve">, </w:t>
+      </w:r>
+      <w:r>
+        <w:rPr>
+          <w:rFonts w:ascii="Linux Libertine" w:eastAsia="Times New Roman" w:hAnsi="Linux Libertine" w:cs="Linux Libertine"/>
+          <w:color w:val="000000"/>
+          <w:szCs w:val="18"/>
+        </w:rPr>
+        <w:t>it will be easier to make visible those who are non-conforming</w:t>
+      </w:r>
+      <w:r>
+        <w:rPr>
+          <w:rFonts w:ascii="Linux Libertine" w:eastAsia="Times New Roman" w:hAnsi="Linux Libertine" w:cs="Linux Libertine"/>
+          <w:color w:val="000000"/>
+          <w:szCs w:val="18"/>
+        </w:rPr>
+        <w:t xml:space="preserve"> to gender norms</w:t>
+      </w:r>
+      <w:r>
+        <w:rPr>
+          <w:rFonts w:ascii="Linux Libertine" w:eastAsia="Times New Roman" w:hAnsi="Linux Libertine" w:cs="Linux Libertine"/>
+          <w:color w:val="000000"/>
+          <w:szCs w:val="18"/>
+        </w:rPr>
+        <w:t>, and therefore most marginalized</w:t>
+      </w:r>
+      <w:r>
+        <w:rPr>
+          <w:rFonts w:ascii="Linux Libertine" w:eastAsia="Times New Roman" w:hAnsi="Linux Libertine" w:cs="Linux Libertine"/>
+          <w:color w:val="000000"/>
+          <w:szCs w:val="18"/>
+        </w:rPr>
+        <w:t>.</w:t>
       </w:r>
     </w:p>
     <w:p>
@@ -982,63 +1393,103 @@
           <w:color w:val="000000"/>
           <w:szCs w:val="18"/>
         </w:rPr>
-        <w:t xml:space="preserve">Across the disciplinary divide, in the meantime, the field of Trans Studies has been exploring paradigms that can adequately describe and represent </w:t>
-      </w:r>
-      <w:r>
-        <w:rPr>
-          <w:rFonts w:ascii="Linux Libertine" w:eastAsia="Times New Roman" w:hAnsi="Linux Libertine" w:cs="Linux Libertine"/>
-          <w:color w:val="000000"/>
-          <w:szCs w:val="18"/>
-        </w:rPr>
-        <w:t>non-normative forms of</w:t>
-      </w:r>
-      <w:r>
-        <w:rPr>
-          <w:rFonts w:ascii="Linux Libertine" w:eastAsia="Times New Roman" w:hAnsi="Linux Libertine" w:cs="Linux Libertine"/>
-          <w:color w:val="000000"/>
-          <w:szCs w:val="18"/>
-        </w:rPr>
-        <w:t xml:space="preserve"> gender. Within these conversations, one perspective, called </w:t>
-      </w:r>
-      <w:r>
-        <w:rPr>
-          <w:rFonts w:ascii="Linux Libertine" w:hAnsi="Linux Libertine" w:cs="Linux Libertine"/>
-          <w:color w:val="000000"/>
-          <w:szCs w:val="18"/>
-        </w:rPr>
-        <w:t>“</w:t>
-      </w:r>
-      <w:r>
-        <w:rPr>
-          <w:rFonts w:ascii="Linux Libertine" w:eastAsia="Times New Roman" w:hAnsi="Linux Libertine" w:cs="Linux Libertine"/>
-          <w:color w:val="000000"/>
-          <w:szCs w:val="18"/>
-        </w:rPr>
-        <w:t>trans materialism</w:t>
-      </w:r>
-      <w:r>
-        <w:rPr>
-          <w:rFonts w:ascii="Linux Libertine" w:hAnsi="Linux Libertine" w:cs="Linux Libertine"/>
-          <w:color w:val="000000"/>
-          <w:szCs w:val="18"/>
-        </w:rPr>
-        <w:t>”</w:t>
-      </w:r>
-      <w:r>
-        <w:rPr>
-          <w:rFonts w:ascii="Linux Libertine" w:eastAsia="Times New Roman" w:hAnsi="Linux Libertine" w:cs="Linux Libertine"/>
-          <w:color w:val="000000"/>
-          <w:szCs w:val="18"/>
-        </w:rPr>
-        <w:t>, is based on the notion that gender ought to be conceived as a social and behavioral phenomenon</w:t>
-      </w:r>
-      <w:r>
-        <w:rPr>
-          <w:rFonts w:ascii="Linux Libertine" w:hAnsi="Linux Libertine" w:cs="Linux Libertine"/>
-          <w:color w:val="000000"/>
-          <w:szCs w:val="18"/>
-        </w:rPr>
-        <w:t>, rather than internal identity</w:t>
+        <w:t>Across</w:t>
+      </w:r>
+      <w:r>
+        <w:rPr>
+          <w:rFonts w:ascii="Linux Libertine" w:eastAsia="Times New Roman" w:hAnsi="Linux Libertine" w:cs="Linux Libertine"/>
+          <w:color w:val="000000"/>
+          <w:szCs w:val="18"/>
+        </w:rPr>
+        <w:t xml:space="preserve"> the disciplinary divide,</w:t>
+      </w:r>
+      <w:r>
+        <w:rPr>
+          <w:rFonts w:ascii="Linux Libertine" w:eastAsia="Times New Roman" w:hAnsi="Linux Libertine" w:cs="Linux Libertine"/>
+          <w:color w:val="000000"/>
+          <w:szCs w:val="18"/>
+        </w:rPr>
+        <w:t xml:space="preserve"> NLP has been developing </w:t>
+      </w:r>
+      <w:r>
+        <w:rPr>
+          <w:rFonts w:ascii="Linux Libertine" w:eastAsia="Times New Roman" w:hAnsi="Linux Libertine" w:cs="Linux Libertine"/>
+          <w:color w:val="000000"/>
+          <w:szCs w:val="18"/>
+        </w:rPr>
+        <w:t xml:space="preserve">various </w:t>
+      </w:r>
+      <w:r>
+        <w:rPr>
+          <w:rFonts w:ascii="Linux Libertine" w:eastAsia="Times New Roman" w:hAnsi="Linux Libertine" w:cs="Linux Libertine"/>
+          <w:color w:val="000000"/>
+          <w:szCs w:val="18"/>
+        </w:rPr>
+        <w:t>methods for studying gender bias in language</w:t>
+      </w:r>
+      <w:r>
+        <w:rPr>
+          <w:rFonts w:ascii="Linux Libertine" w:eastAsia="Times New Roman" w:hAnsi="Linux Libertine" w:cs="Linux Libertine"/>
+          <w:color w:val="000000"/>
+          <w:szCs w:val="18"/>
+        </w:rPr>
+        <w:t xml:space="preserve"> forms</w:t>
+      </w:r>
+      <w:r>
+        <w:rPr>
+          <w:rFonts w:ascii="Linux Libertine" w:eastAsia="Times New Roman" w:hAnsi="Linux Libertine" w:cs="Linux Libertine"/>
+          <w:color w:val="000000"/>
+          <w:szCs w:val="18"/>
+        </w:rPr>
+        <w:t xml:space="preserve">. Over the past several years, such methods have ranged from Word Embedding approaches </w:t>
+      </w:r>
+      <w:r>
+        <w:rPr>
+          <w:rFonts w:ascii="Linux Libertine" w:eastAsia="Times New Roman" w:hAnsi="Linux Libertine" w:cs="Linux Libertine"/>
+          <w:color w:val="000000"/>
+          <w:szCs w:val="18"/>
+        </w:rPr>
+        <w:t xml:space="preserve">[5], </w:t>
+      </w:r>
+      <w:r>
+        <w:rPr>
+          <w:rFonts w:ascii="Linux Libertine" w:eastAsia="Times New Roman" w:hAnsi="Linux Libertine" w:cs="Linux Libertine"/>
+          <w:color w:val="000000"/>
+          <w:szCs w:val="18"/>
+        </w:rPr>
+        <w:t xml:space="preserve">to Coreference Resolution tasks </w:t>
+      </w:r>
+      <w:r>
+        <w:rPr>
+          <w:rFonts w:ascii="Linux Libertine" w:eastAsia="Times New Roman" w:hAnsi="Linux Libertine" w:cs="Linux Libertine"/>
+          <w:color w:val="000000"/>
+          <w:szCs w:val="18"/>
+        </w:rPr>
+        <w:t>[32]</w:t>
+      </w:r>
+      <w:r>
+        <w:rPr>
+          <w:rFonts w:ascii="Linux Libertine" w:eastAsia="Times New Roman" w:hAnsi="Linux Libertine" w:cs="Linux Libertine"/>
+          <w:color w:val="000000"/>
+          <w:szCs w:val="18"/>
+        </w:rPr>
+        <w:t xml:space="preserve">, </w:t>
+      </w:r>
+      <w:r>
+        <w:rPr>
+          <w:rFonts w:ascii="Linux Libertine" w:eastAsia="Times New Roman" w:hAnsi="Linux Libertine" w:cs="Linux Libertine"/>
+          <w:color w:val="000000"/>
+          <w:szCs w:val="18"/>
+        </w:rPr>
+        <w:t>and more recently, Language Generation methods</w:t>
+      </w:r>
+      <w:r>
+        <w:rPr>
+          <w:rFonts w:ascii="Linux Libertine" w:eastAsia="Times New Roman" w:hAnsi="Linux Libertine" w:cs="Linux Libertine"/>
+          <w:color w:val="000000"/>
+          <w:szCs w:val="18"/>
+        </w:rPr>
+        <w:t xml:space="preserve"> that include prompting</w:t>
       </w:r>
       <w:r>
         <w:rPr>
@@ -1054,35 +1505,99 @@
           <w:color w:val="000000"/>
           <w:szCs w:val="18"/>
         </w:rPr>
-        <w:t>[1]</w:t>
-      </w:r>
-      <w:r>
-        <w:rPr>
-          <w:rFonts w:ascii="Linux Libertine" w:eastAsia="Times New Roman" w:hAnsi="Linux Libertine" w:cs="Linux Libertine"/>
-          <w:color w:val="000000"/>
-          <w:szCs w:val="18"/>
-        </w:rPr>
-        <w:t xml:space="preserve">. </w:t>
-      </w:r>
-      <w:r>
-        <w:rPr>
-          <w:rFonts w:ascii="Linux Libertine" w:eastAsia="Times New Roman" w:hAnsi="Linux Libertine" w:cs="Linux Libertine"/>
-          <w:color w:val="000000"/>
-          <w:szCs w:val="18"/>
-        </w:rPr>
-        <w:t>Simply put, i</w:t>
-      </w:r>
-      <w:r>
-        <w:rPr>
-          <w:rFonts w:ascii="Linux Libertine" w:eastAsia="Times New Roman" w:hAnsi="Linux Libertine" w:cs="Linux Libertine"/>
-          <w:color w:val="000000"/>
-          <w:szCs w:val="18"/>
-        </w:rPr>
-        <w:t>ts logic states that if gender is conceived as an outward phenomenon</w:t>
-      </w:r>
-      <w:r>
-        <w:rPr>
-          <w:rFonts w:ascii="Linux Libertine" w:hAnsi="Linux Libertine" w:cs="Linux Libertine"/>
+        <w:t>[2</w:t>
+      </w:r>
+      <w:r>
+        <w:rPr>
+          <w:rFonts w:ascii="Linux Libertine" w:eastAsia="Times New Roman" w:hAnsi="Linux Libertine" w:cs="Linux Libertine"/>
+          <w:color w:val="000000"/>
+          <w:szCs w:val="18"/>
+        </w:rPr>
+        <w:t>4</w:t>
+      </w:r>
+      <w:r>
+        <w:rPr>
+          <w:rFonts w:ascii="Linux Libertine" w:eastAsia="Times New Roman" w:hAnsi="Linux Libertine" w:cs="Linux Libertine"/>
+          <w:color w:val="000000"/>
+          <w:szCs w:val="18"/>
+        </w:rPr>
+        <w:t>].</w:t>
+      </w:r>
+      <w:r>
+        <w:rPr>
+          <w:rFonts w:ascii="Linux Libertine" w:eastAsia="Times New Roman" w:hAnsi="Linux Libertine" w:cs="Linux Libertine"/>
+          <w:color w:val="000000"/>
+          <w:szCs w:val="18"/>
+        </w:rPr>
+        <w:t xml:space="preserve"> </w:t>
+      </w:r>
+      <w:r>
+        <w:rPr>
+          <w:rFonts w:ascii="Linux Libertine" w:eastAsia="Times New Roman" w:hAnsi="Linux Libertine" w:cs="Linux Libertine"/>
+          <w:color w:val="000000"/>
+          <w:szCs w:val="18"/>
+        </w:rPr>
+        <w:t xml:space="preserve">Most recently, a </w:t>
+      </w:r>
+      <w:r>
+        <w:rPr>
+          <w:rFonts w:ascii="Linux Libertine" w:eastAsia="Times New Roman" w:hAnsi="Linux Libertine" w:cs="Linux Libertine"/>
+          <w:color w:val="000000"/>
+          <w:szCs w:val="18"/>
+        </w:rPr>
+        <w:t>growing number of</w:t>
+      </w:r>
+      <w:r>
+        <w:rPr>
+          <w:rFonts w:ascii="Linux Libertine" w:eastAsia="Times New Roman" w:hAnsi="Linux Libertine" w:cs="Linux Libertine"/>
+          <w:color w:val="000000"/>
+          <w:szCs w:val="18"/>
+        </w:rPr>
+        <w:t xml:space="preserve"> these methods address </w:t>
+      </w:r>
+      <w:r>
+        <w:rPr>
+          <w:rFonts w:ascii="Linux Libertine" w:eastAsia="Times New Roman" w:hAnsi="Linux Libertine" w:cs="Linux Libertine"/>
+          <w:color w:val="000000"/>
+          <w:szCs w:val="18"/>
+        </w:rPr>
+        <w:t xml:space="preserve">queer and </w:t>
+      </w:r>
+      <w:r>
+        <w:rPr>
+          <w:rFonts w:ascii="Linux Libertine" w:eastAsia="Times New Roman" w:hAnsi="Linux Libertine" w:cs="Linux Libertine"/>
+          <w:color w:val="000000"/>
+          <w:szCs w:val="18"/>
+        </w:rPr>
+        <w:t xml:space="preserve">transgender bias </w:t>
+      </w:r>
+      <w:r>
+        <w:rPr>
+          <w:rFonts w:ascii="Linux Libertine" w:eastAsia="Times New Roman" w:hAnsi="Linux Libertine" w:cs="Linux Libertine"/>
+          <w:color w:val="000000"/>
+          <w:szCs w:val="18"/>
+        </w:rPr>
+        <w:t xml:space="preserve">in particular </w:t>
+      </w:r>
+      <w:r>
+        <w:rPr>
+          <w:rFonts w:ascii="Linux Libertine" w:eastAsia="Times New Roman" w:hAnsi="Linux Libertine" w:cs="Linux Libertine"/>
+          <w:color w:val="000000"/>
+          <w:szCs w:val="18"/>
+        </w:rPr>
+        <w:t>[1</w:t>
+      </w:r>
+      <w:r>
+        <w:rPr>
+          <w:rFonts w:ascii="Linux Libertine" w:eastAsia="Times New Roman" w:hAnsi="Linux Libertine" w:cs="Linux Libertine"/>
+          <w:color w:val="000000"/>
+          <w:szCs w:val="18"/>
+        </w:rPr>
+        <w:t>8</w:t>
+      </w:r>
+      <w:r>
+        <w:rPr>
+          <w:rFonts w:ascii="Linux Libertine" w:eastAsia="Times New Roman" w:hAnsi="Linux Libertine" w:cs="Linux Libertine"/>
           <w:color w:val="000000"/>
           <w:szCs w:val="18"/>
         </w:rPr>
@@ -1094,7 +1609,103 @@
           <w:color w:val="000000"/>
           <w:szCs w:val="18"/>
         </w:rPr>
-        <w:t>it will be easier to make visible those who are non-conforming, and therefore most marginalized, by gender norms.</w:t>
+        <w:t>30</w:t>
+      </w:r>
+      <w:r>
+        <w:rPr>
+          <w:rFonts w:ascii="Linux Libertine" w:eastAsia="Times New Roman" w:hAnsi="Linux Libertine" w:cs="Linux Libertine"/>
+          <w:color w:val="000000"/>
+          <w:szCs w:val="18"/>
+        </w:rPr>
+        <w:t>].</w:t>
+      </w:r>
+      <w:r>
+        <w:rPr>
+          <w:rFonts w:ascii="Linux Libertine" w:eastAsia="Times New Roman" w:hAnsi="Linux Libertine" w:cs="Linux Libertine"/>
+          <w:color w:val="000000"/>
+          <w:szCs w:val="18"/>
+        </w:rPr>
+        <w:t xml:space="preserve"> </w:t>
+      </w:r>
+      <w:r>
+        <w:rPr>
+          <w:rFonts w:ascii="Linux Libertine" w:eastAsia="Times New Roman" w:hAnsi="Linux Libertine" w:cs="Linux Libertine"/>
+          <w:color w:val="000000"/>
+          <w:szCs w:val="18"/>
+        </w:rPr>
+        <w:t xml:space="preserve">Through the analysis of concrete linguistic features, </w:t>
+      </w:r>
+      <w:r>
+        <w:rPr>
+          <w:rFonts w:ascii="Linux Libertine" w:eastAsia="Times New Roman" w:hAnsi="Linux Libertine" w:cs="Linux Libertine"/>
+          <w:color w:val="000000"/>
+          <w:szCs w:val="18"/>
+        </w:rPr>
+        <w:t xml:space="preserve">these </w:t>
+      </w:r>
+      <w:r>
+        <w:rPr>
+          <w:rFonts w:ascii="Linux Libertine" w:eastAsia="Times New Roman" w:hAnsi="Linux Libertine" w:cs="Linux Libertine"/>
+          <w:color w:val="000000"/>
+          <w:szCs w:val="18"/>
+        </w:rPr>
+        <w:t>bias detection and mitigation technique</w:t>
+      </w:r>
+      <w:r>
+        <w:rPr>
+          <w:rFonts w:ascii="Linux Libertine" w:eastAsia="Times New Roman" w:hAnsi="Linux Libertine" w:cs="Linux Libertine"/>
+          <w:color w:val="000000"/>
+          <w:szCs w:val="18"/>
+        </w:rPr>
+        <w:t xml:space="preserve">s </w:t>
+      </w:r>
+      <w:r>
+        <w:rPr>
+          <w:rFonts w:ascii="Linux Libertine" w:hAnsi="Linux Libertine" w:cs="Linux Libertine"/>
+          <w:color w:val="000000"/>
+          <w:szCs w:val="18"/>
+        </w:rPr>
+        <w:t>aim</w:t>
+      </w:r>
+      <w:r>
+        <w:rPr>
+          <w:rFonts w:ascii="Linux Libertine" w:eastAsia="Times New Roman" w:hAnsi="Linux Libertine" w:cs="Linux Libertine"/>
+          <w:color w:val="000000"/>
+          <w:szCs w:val="18"/>
+        </w:rPr>
+        <w:t xml:space="preserve"> to make explicit the ways that language forms encode </w:t>
+      </w:r>
+      <w:r>
+        <w:rPr>
+          <w:rFonts w:ascii="Linux Libertine" w:eastAsia="Times New Roman" w:hAnsi="Linux Libertine" w:cs="Linux Libertine"/>
+          <w:color w:val="000000"/>
+          <w:szCs w:val="18"/>
+        </w:rPr>
+        <w:t xml:space="preserve">harmful </w:t>
+      </w:r>
+      <w:r>
+        <w:rPr>
+          <w:rFonts w:ascii="Linux Libertine" w:eastAsia="Times New Roman" w:hAnsi="Linux Libertine" w:cs="Linux Libertine"/>
+          <w:color w:val="000000"/>
+          <w:szCs w:val="18"/>
+        </w:rPr>
+        <w:t xml:space="preserve">perceptions </w:t>
+      </w:r>
+      <w:r>
+        <w:rPr>
+          <w:rFonts w:ascii="Linux Libertine" w:eastAsia="Times New Roman" w:hAnsi="Linux Libertine" w:cs="Linux Libertine"/>
+          <w:color w:val="000000"/>
+          <w:szCs w:val="18"/>
+        </w:rPr>
+        <w:t>of</w:t>
+      </w:r>
+      <w:r>
+        <w:rPr>
+          <w:rFonts w:ascii="Linux Libertine" w:eastAsia="Times New Roman" w:hAnsi="Linux Libertine" w:cs="Linux Libertine"/>
+          <w:color w:val="000000"/>
+          <w:szCs w:val="18"/>
+        </w:rPr>
+        <w:t xml:space="preserve"> gender.</w:t>
       </w:r>
     </w:p>
     <w:p>
@@ -1147,7 +1758,15 @@
           <w:color w:val="000000"/>
           <w:szCs w:val="18"/>
         </w:rPr>
-        <w:t>[27</w:t>
+        <w:t>[2</w:t>
+      </w:r>
+      <w:r>
+        <w:rPr>
+          <w:rFonts w:ascii="Linux Libertine" w:eastAsia="Times New Roman" w:hAnsi="Linux Libertine" w:cs="Linux Libertine"/>
+          <w:color w:val="000000"/>
+          <w:szCs w:val="18"/>
+        </w:rPr>
+        <w:t>8</w:t>
       </w:r>
       <w:r>
         <w:rPr>
@@ -1163,7 +1782,23 @@
           <w:color w:val="000000"/>
           <w:szCs w:val="18"/>
         </w:rPr>
-        <w:t xml:space="preserve"> 13]</w:t>
+        <w:t xml:space="preserve"> 1</w:t>
+      </w:r>
+      <w:r>
+        <w:rPr>
+          <w:rFonts w:ascii="Linux Libertine" w:eastAsia="Times New Roman" w:hAnsi="Linux Libertine" w:cs="Linux Libertine"/>
+          <w:color w:val="000000"/>
+          <w:szCs w:val="18"/>
+        </w:rPr>
+        <w:t>4</w:t>
+      </w:r>
+      <w:r>
+        <w:rPr>
+          <w:rFonts w:ascii="Linux Libertine" w:eastAsia="Times New Roman" w:hAnsi="Linux Libertine" w:cs="Linux Libertine"/>
+          <w:color w:val="000000"/>
+          <w:szCs w:val="18"/>
+        </w:rPr>
+        <w:t>]</w:t>
       </w:r>
       <w:r>
         <w:rPr>
@@ -1243,7 +1878,15 @@
           <w:color w:val="000000"/>
           <w:szCs w:val="18"/>
         </w:rPr>
-        <w:t>It argues that despite their contrasting approaches, with one focusing on binary classification and the other on qualitative analysis, both methods significantly gain</w:t>
+        <w:t xml:space="preserve">It argues that despite their contrasting approaches, with one focusing on binary classification and the other on qualitative analysis, both methods significantly </w:t>
+      </w:r>
+      <w:r>
+        <w:rPr>
+          <w:rFonts w:ascii="Linux Libertine" w:eastAsia="Times New Roman" w:hAnsi="Linux Libertine" w:cs="Linux Libertine"/>
+          <w:color w:val="000000"/>
+          <w:szCs w:val="18"/>
+        </w:rPr>
+        <w:t>benefit</w:t>
       </w:r>
       <w:r>
         <w:rPr>
@@ -1306,15 +1949,33 @@
           <w:color w:val="000000"/>
           <w:szCs w:val="18"/>
         </w:rPr>
-        <w:t>expressive and social aspects of gender identity</w:t>
-      </w:r>
-      <w:r>
-        <w:rPr>
-          <w:rFonts w:ascii="Linux Libertine" w:eastAsia="Times New Roman" w:hAnsi="Linux Libertine" w:cs="Linux Libertine"/>
-          <w:color w:val="000000"/>
-          <w:szCs w:val="18"/>
-        </w:rPr>
-        <w:t xml:space="preserve"> has direct application to </w:t>
+        <w:t>expressive aspects of gender identity</w:t>
+      </w:r>
+      <w:r>
+        <w:rPr>
+          <w:rFonts w:ascii="Linux Libertine" w:eastAsia="Times New Roman" w:hAnsi="Linux Libertine" w:cs="Linux Libertine"/>
+          <w:color w:val="000000"/>
+          <w:szCs w:val="18"/>
+        </w:rPr>
+        <w:t xml:space="preserve"> has </w:t>
+      </w:r>
+      <w:proofErr w:type="gramStart"/>
+      <w:r>
+        <w:rPr>
+          <w:rFonts w:ascii="Linux Libertine" w:eastAsia="Times New Roman" w:hAnsi="Linux Libertine" w:cs="Linux Libertine"/>
+          <w:color w:val="000000"/>
+          <w:szCs w:val="18"/>
+        </w:rPr>
+        <w:t>direct</w:t>
+      </w:r>
+      <w:proofErr w:type="gramEnd"/>
+      <w:r>
+        <w:rPr>
+          <w:rFonts w:ascii="Linux Libertine" w:eastAsia="Times New Roman" w:hAnsi="Linux Libertine" w:cs="Linux Libertine"/>
+          <w:color w:val="000000"/>
+          <w:szCs w:val="18"/>
+        </w:rPr>
+        <w:t xml:space="preserve"> application to </w:t>
       </w:r>
       <w:r>
         <w:rPr>
@@ -1387,7 +2048,7 @@
           <w:color w:val="000000"/>
           <w:szCs w:val="18"/>
         </w:rPr>
-        <w:t xml:space="preserve"> during in its analysis of the two bias detection and mitigation techniques</w:t>
+        <w:t xml:space="preserve"> in its analysis of the two bias detection and mitigation techniques</w:t>
       </w:r>
       <w:r>
         <w:rPr>
@@ -1491,7 +2152,39 @@
           <w:color w:val="000000"/>
           <w:szCs w:val="18"/>
         </w:rPr>
-        <w:t xml:space="preserve">. This paper therefore contributes to work that calls for interdisciplinary theorizing </w:t>
+        <w:t xml:space="preserve">. </w:t>
+      </w:r>
+      <w:r>
+        <w:rPr>
+          <w:rFonts w:ascii="Linux Libertine" w:eastAsia="Times New Roman" w:hAnsi="Linux Libertine" w:cs="Linux Libertine"/>
+          <w:color w:val="000000"/>
+          <w:szCs w:val="18"/>
+        </w:rPr>
+        <w:t>It</w:t>
+      </w:r>
+      <w:r>
+        <w:rPr>
+          <w:rFonts w:ascii="Linux Libertine" w:eastAsia="Times New Roman" w:hAnsi="Linux Libertine" w:cs="Linux Libertine"/>
+          <w:color w:val="000000"/>
+          <w:szCs w:val="18"/>
+        </w:rPr>
+        <w:t xml:space="preserve"> therefore contributes to work </w:t>
+      </w:r>
+      <w:r>
+        <w:rPr>
+          <w:rFonts w:ascii="Linux Libertine" w:eastAsia="Times New Roman" w:hAnsi="Linux Libertine" w:cs="Linux Libertine"/>
+          <w:color w:val="000000"/>
+          <w:szCs w:val="18"/>
+        </w:rPr>
+        <w:t xml:space="preserve">from this venue </w:t>
+      </w:r>
+      <w:r>
+        <w:rPr>
+          <w:rFonts w:ascii="Linux Libertine" w:eastAsia="Times New Roman" w:hAnsi="Linux Libertine" w:cs="Linux Libertine"/>
+          <w:color w:val="000000"/>
+          <w:szCs w:val="18"/>
+        </w:rPr>
+        <w:t xml:space="preserve">that calls for interdisciplinary theorizing </w:t>
       </w:r>
       <w:r>
         <w:rPr>
@@ -1523,49 +2216,6 @@
           <w:color w:val="000000"/>
           <w:szCs w:val="18"/>
         </w:rPr>
-        <w:t xml:space="preserve">from the context of </w:t>
-      </w:r>
-      <w:sdt>
-        <w:sdtPr>
-          <w:rPr>
-            <w:rFonts w:ascii="Linux Libertine" w:hAnsi="Linux Libertine" w:cs="Linux Libertine"/>
-            <w:szCs w:val="18"/>
-          </w:rPr>
-          <w:tag w:val="goog_rdk_6"/>
-          <w:id w:val="1351048391"/>
-        </w:sdtPr>
-        <w:sdtContent/>
-      </w:sdt>
-      <w:r>
-        <w:rPr>
-          <w:rFonts w:ascii="Linux Libertine" w:eastAsia="Times New Roman" w:hAnsi="Linux Libertine" w:cs="Linux Libertine"/>
-          <w:color w:val="000000"/>
-          <w:szCs w:val="18"/>
-        </w:rPr>
-        <w:t xml:space="preserve">this </w:t>
-      </w:r>
-      <w:r>
-        <w:rPr>
-          <w:rFonts w:ascii="Linux Libertine" w:hAnsi="Linux Libertine" w:cs="Linux Libertine"/>
-          <w:color w:val="000000"/>
-          <w:szCs w:val="18"/>
-        </w:rPr>
-        <w:t>particular venue</w:t>
-      </w:r>
-      <w:r>
-        <w:rPr>
-          <w:rFonts w:ascii="Linux Libertine" w:eastAsia="Times New Roman" w:hAnsi="Linux Libertine" w:cs="Linux Libertine"/>
-          <w:color w:val="000000"/>
-          <w:szCs w:val="18"/>
-        </w:rPr>
-        <w:t xml:space="preserve"> </w:t>
-      </w:r>
-      <w:r>
-        <w:rPr>
-          <w:rFonts w:ascii="Linux Libertine" w:eastAsia="Times New Roman" w:hAnsi="Linux Libertine" w:cs="Linux Libertine"/>
-          <w:color w:val="000000"/>
-          <w:szCs w:val="18"/>
-        </w:rPr>
         <w:t>[</w:t>
       </w:r>
       <w:r>
@@ -1574,7 +2224,15 @@
           <w:color w:val="000000"/>
           <w:szCs w:val="18"/>
         </w:rPr>
-        <w:t>37</w:t>
+        <w:t>3</w:t>
+      </w:r>
+      <w:r>
+        <w:rPr>
+          <w:rFonts w:ascii="Linux Libertine" w:eastAsia="Times New Roman" w:hAnsi="Linux Libertine" w:cs="Linux Libertine"/>
+          <w:color w:val="000000"/>
+          <w:szCs w:val="18"/>
+        </w:rPr>
+        <w:t>8</w:t>
       </w:r>
       <w:r>
         <w:rPr>
@@ -1591,6 +2249,14 @@
           <w:szCs w:val="18"/>
         </w:rPr>
         <w:t>4]</w:t>
+      </w:r>
+      <w:r>
+        <w:rPr>
+          <w:rFonts w:ascii="Linux Libertine" w:eastAsia="Times New Roman" w:hAnsi="Linux Libertine" w:cs="Linux Libertine"/>
+          <w:color w:val="000000"/>
+          <w:szCs w:val="18"/>
+        </w:rPr>
+        <w:t>.</w:t>
       </w:r>
     </w:p>
     <w:p>
@@ -1613,13 +2279,7 @@
         <w:t>The next subsections</w:t>
       </w:r>
       <w:r>
-        <w:t xml:space="preserve"> consider </w:t>
-      </w:r>
-      <w:r>
-        <w:t xml:space="preserve">in more depth </w:t>
-      </w:r>
-      <w:r>
-        <w:t>how gender has been conceptualized across various discourses, spanning political and academic perspectives</w:t>
+        <w:t xml:space="preserve"> consider how gender has been conceptualized across various discourses, spanning political and academic perspectives</w:t>
       </w:r>
       <w:r>
         <w:t xml:space="preserve">. </w:t>
@@ -1647,19 +2307,109 @@
         <w:rPr>
           <w:color w:val="000000"/>
         </w:rPr>
-        <w:t xml:space="preserve">The term “gender ideology”, which the Southern Poverty Law Center classifies as a derogatory term, refers to the view that LGBTQ+ identity is an internal and therefore false belief system </w:t>
-      </w:r>
-      <w:r>
-        <w:rPr>
-          <w:color w:val="000000"/>
-        </w:rPr>
-        <w:t xml:space="preserve">[33]. </w:t>
-      </w:r>
-      <w:r>
-        <w:rPr>
-          <w:color w:val="000000"/>
-        </w:rPr>
-        <w:t xml:space="preserve">In various countries around the world, gender ideology has risen to a national issue, serving to unite various political aims into largely conservative agendas. In the European continent, far-right groups have used gender ideology to prop up other forms of social discrimination, such as </w:t>
+        <w:t xml:space="preserve">The term “gender ideology”, which the Southern Poverty Law Center classifies as a derogatory term, refers to the view that </w:t>
+      </w:r>
+      <w:r>
+        <w:rPr>
+          <w:color w:val="000000"/>
+        </w:rPr>
+        <w:t>transgender and nonbinary</w:t>
+      </w:r>
+      <w:r>
+        <w:rPr>
+          <w:color w:val="000000"/>
+        </w:rPr>
+        <w:t xml:space="preserve"> identit</w:t>
+      </w:r>
+      <w:r>
+        <w:rPr>
+          <w:color w:val="000000"/>
+        </w:rPr>
+        <w:t>ies</w:t>
+      </w:r>
+      <w:r>
+        <w:rPr>
+          <w:color w:val="000000"/>
+        </w:rPr>
+        <w:t xml:space="preserve"> </w:t>
+      </w:r>
+      <w:r>
+        <w:rPr>
+          <w:color w:val="000000"/>
+        </w:rPr>
+        <w:t>are</w:t>
+      </w:r>
+      <w:r>
+        <w:rPr>
+          <w:color w:val="000000"/>
+        </w:rPr>
+        <w:t xml:space="preserve"> internal and therefore false belief system</w:t>
+      </w:r>
+      <w:r>
+        <w:rPr>
+          <w:color w:val="000000"/>
+        </w:rPr>
+        <w:t>s</w:t>
+      </w:r>
+      <w:r>
+        <w:rPr>
+          <w:color w:val="000000"/>
+        </w:rPr>
+        <w:t xml:space="preserve"> </w:t>
+      </w:r>
+      <w:r>
+        <w:rPr>
+          <w:color w:val="000000"/>
+        </w:rPr>
+        <w:t>[34]</w:t>
+      </w:r>
+      <w:r>
+        <w:rPr>
+          <w:color w:val="000000"/>
+        </w:rPr>
+        <w:t xml:space="preserve">. </w:t>
+      </w:r>
+      <w:r>
+        <w:rPr>
+          <w:color w:val="000000"/>
+        </w:rPr>
+        <w:t xml:space="preserve">In various countries around the world, gender ideology has risen to a national issue, serving to unite various political aims into </w:t>
+      </w:r>
+      <w:r>
+        <w:rPr>
+          <w:color w:val="000000"/>
+        </w:rPr>
+        <w:t>what are mostly</w:t>
+      </w:r>
+      <w:r>
+        <w:rPr>
+          <w:color w:val="000000"/>
+        </w:rPr>
+        <w:t xml:space="preserve"> </w:t>
+      </w:r>
+      <w:r>
+        <w:rPr>
+          <w:color w:val="000000"/>
+        </w:rPr>
+        <w:t>alt-right</w:t>
+      </w:r>
+      <w:r>
+        <w:rPr>
+          <w:color w:val="000000"/>
+        </w:rPr>
+        <w:t xml:space="preserve"> agendas. In the European continent, </w:t>
+      </w:r>
+      <w:r>
+        <w:rPr>
+          <w:color w:val="000000"/>
+        </w:rPr>
+        <w:t>conservative</w:t>
+      </w:r>
+      <w:r>
+        <w:rPr>
+          <w:color w:val="000000"/>
+        </w:rPr>
+        <w:t xml:space="preserve"> groups have used gender ideology to prop up other forms of social discrimination, such as </w:t>
       </w:r>
       <w:r>
         <w:rPr>
@@ -1725,25 +2475,91 @@
         <w:rPr>
           <w:color w:val="000000"/>
         </w:rPr>
-        <w:t xml:space="preserve"> [22]</w:t>
-      </w:r>
-      <w:r>
-        <w:rPr>
-          <w:color w:val="000000"/>
-        </w:rPr>
-        <w:t xml:space="preserve">. Meanwhile, on the African continent, similar arguments are used toward politically opposite messaging, in anti-colonial discourses, where gender ideology is framed as a dangerous, Western import that threatens traditional gender roles and </w:t>
-      </w:r>
-      <w:r>
-        <w:rPr>
-          <w:color w:val="000000"/>
-        </w:rPr>
-        <w:t xml:space="preserve">the primacy of the </w:t>
-      </w:r>
-      <w:r>
-        <w:rPr>
-          <w:color w:val="000000"/>
-        </w:rPr>
-        <w:t xml:space="preserve">family. In Uganda, in particular, the past few years have admitted a wave of anti-LGBT+ legislation, with one law penalizing what it calls “aggravated homosexuality” with death </w:t>
+        <w:t xml:space="preserve"> [2</w:t>
+      </w:r>
+      <w:r>
+        <w:rPr>
+          <w:color w:val="000000"/>
+        </w:rPr>
+        <w:t>3</w:t>
+      </w:r>
+      <w:r>
+        <w:rPr>
+          <w:color w:val="000000"/>
+        </w:rPr>
+        <w:t>]</w:t>
+      </w:r>
+      <w:r>
+        <w:rPr>
+          <w:color w:val="000000"/>
+        </w:rPr>
+        <w:t>. Meanwhile, on the African continent, similar arguments are used toward politically opposite messaging, in anti-colonial discourses, where gender ideology is framed as a dangerous, Western import that threatens traditional gender roles. In Uganda, in particular,</w:t>
+      </w:r>
+      <w:r>
+        <w:rPr>
+          <w:color w:val="000000"/>
+        </w:rPr>
+        <w:t xml:space="preserve"> resistance against</w:t>
+      </w:r>
+      <w:r>
+        <w:rPr>
+          <w:color w:val="000000"/>
+        </w:rPr>
+        <w:t xml:space="preserve"> </w:t>
+      </w:r>
+      <w:r>
+        <w:rPr>
+          <w:color w:val="000000"/>
+        </w:rPr>
+        <w:t>gender ideology has prompted a</w:t>
+      </w:r>
+      <w:r>
+        <w:rPr>
+          <w:color w:val="000000"/>
+        </w:rPr>
+        <w:t xml:space="preserve"> </w:t>
+      </w:r>
+      <w:r>
+        <w:rPr>
+          <w:color w:val="000000"/>
+        </w:rPr>
+        <w:t>wave of anti-LGBT+ legislation</w:t>
+      </w:r>
+      <w:r>
+        <w:rPr>
+          <w:color w:val="000000"/>
+        </w:rPr>
+        <w:t xml:space="preserve">, with one law </w:t>
+      </w:r>
+      <w:r>
+        <w:rPr>
+          <w:color w:val="000000"/>
+        </w:rPr>
+        <w:t>penaliz</w:t>
+      </w:r>
+      <w:r>
+        <w:rPr>
+          <w:color w:val="000000"/>
+        </w:rPr>
+        <w:t>ing</w:t>
+      </w:r>
+      <w:r>
+        <w:rPr>
+          <w:color w:val="000000"/>
+        </w:rPr>
+        <w:t xml:space="preserve"> what it calls “aggravated homosexuality”</w:t>
+      </w:r>
+      <w:r>
+        <w:rPr>
+          <w:color w:val="000000"/>
+        </w:rPr>
+        <w:t xml:space="preserve"> with the death penalty</w:t>
+      </w:r>
+      <w:r>
+        <w:rPr>
+          <w:color w:val="000000"/>
+        </w:rPr>
+        <w:t xml:space="preserve"> </w:t>
       </w:r>
       <w:r>
         <w:rPr>
@@ -1761,7 +2577,31 @@
         <w:rPr>
           <w:color w:val="000000"/>
         </w:rPr>
-        <w:t xml:space="preserve"> Despite the different political contexts, </w:t>
+        <w:t xml:space="preserve"> </w:t>
+      </w:r>
+      <w:r>
+        <w:rPr>
+          <w:color w:val="000000"/>
+        </w:rPr>
+        <w:t>Across</w:t>
+      </w:r>
+      <w:r>
+        <w:rPr>
+          <w:color w:val="000000"/>
+        </w:rPr>
+        <w:t xml:space="preserve"> the</w:t>
+      </w:r>
+      <w:r>
+        <w:rPr>
+          <w:color w:val="000000"/>
+        </w:rPr>
+        <w:t xml:space="preserve">se various </w:t>
+      </w:r>
+      <w:r>
+        <w:rPr>
+          <w:color w:val="000000"/>
+        </w:rPr>
+        <w:t xml:space="preserve">political contexts, </w:t>
       </w:r>
       <w:r>
         <w:rPr>
@@ -1785,13 +2625,49 @@
         <w:rPr>
           <w:color w:val="000000"/>
         </w:rPr>
-        <w:t xml:space="preserve">, both draw from what are ultimately patriarchal </w:t>
-      </w:r>
-      <w:r>
-        <w:rPr>
-          <w:color w:val="000000"/>
-        </w:rPr>
-        <w:t>attachments to the traditional sexual order.</w:t>
+        <w:t xml:space="preserve">, </w:t>
+      </w:r>
+      <w:r>
+        <w:rPr>
+          <w:color w:val="000000"/>
+        </w:rPr>
+        <w:t>gender ideology arguments tend to</w:t>
+      </w:r>
+      <w:r>
+        <w:rPr>
+          <w:color w:val="000000"/>
+        </w:rPr>
+        <w:t xml:space="preserve"> </w:t>
+      </w:r>
+      <w:r>
+        <w:rPr>
+          <w:color w:val="000000"/>
+        </w:rPr>
+        <w:t xml:space="preserve">center on </w:t>
+      </w:r>
+      <w:r>
+        <w:rPr>
+          <w:color w:val="000000"/>
+        </w:rPr>
+        <w:t xml:space="preserve">patriarchal </w:t>
+      </w:r>
+      <w:r>
+        <w:rPr>
+          <w:color w:val="000000"/>
+        </w:rPr>
+        <w:t>arguments about the traditional</w:t>
+      </w:r>
+      <w:r>
+        <w:rPr>
+          <w:color w:val="000000"/>
+        </w:rPr>
+        <w:t xml:space="preserve"> sexual order</w:t>
+      </w:r>
+      <w:r>
+        <w:rPr>
+          <w:color w:val="000000"/>
+        </w:rPr>
+        <w:t>.</w:t>
       </w:r>
     </w:p>
     <w:p>
@@ -1802,32 +2678,60 @@
           <w:color w:val="000000"/>
         </w:rPr>
       </w:pPr>
-      <w:proofErr w:type="spellStart"/>
+      <w:r>
+        <w:rPr>
+          <w:color w:val="000000"/>
+        </w:rPr>
+        <w:t xml:space="preserve">In the USA, concerns over gender ideology have prompted a dramatic increase in legislation which limits the rights of trans people. Over the last five years, the number of proposed anti-trans bills each year has surpassed the last, </w:t>
+      </w:r>
       <w:r>
         <w:rPr>
           <w:color w:val="000000"/>
         </w:rPr>
         <w:lastRenderedPageBreak/>
-        <w:t>In</w:t>
-      </w:r>
-      <w:proofErr w:type="spellEnd"/>
-      <w:r>
-        <w:rPr>
-          <w:color w:val="000000"/>
-        </w:rPr>
-        <w:t xml:space="preserve"> the USA, concerns over gender ideology have prompted a dramatic increase in legislation which limits the rights of trans people. Over the last five years, the number of proposed anti-trans bills each year has surpassed the last, with 2025 proposing over 1000 such bills in legislative houses across the country</w:t>
-      </w:r>
-      <w:r>
-        <w:rPr>
-          <w:color w:val="000000"/>
-        </w:rPr>
-        <w:t xml:space="preserve"> [36]</w:t>
-      </w:r>
-      <w:r>
-        <w:rPr>
-          <w:color w:val="000000"/>
-        </w:rPr>
-        <w:t xml:space="preserve">. Additionally, a mounting wave of transphobia has propelled a series of </w:t>
+        <w:t xml:space="preserve">with 2025 </w:t>
+      </w:r>
+      <w:r>
+        <w:rPr>
+          <w:color w:val="000000"/>
+        </w:rPr>
+        <w:t>seeing</w:t>
+      </w:r>
+      <w:r>
+        <w:rPr>
+          <w:color w:val="000000"/>
+        </w:rPr>
+        <w:t xml:space="preserve"> over 1000 such bills </w:t>
+      </w:r>
+      <w:r>
+        <w:rPr>
+          <w:color w:val="000000"/>
+        </w:rPr>
+        <w:t xml:space="preserve">being proposed </w:t>
+      </w:r>
+      <w:r>
+        <w:rPr>
+          <w:color w:val="000000"/>
+        </w:rPr>
+        <w:t>in legislative houses across the country</w:t>
+      </w:r>
+      <w:r>
+        <w:rPr>
+          <w:color w:val="000000"/>
+        </w:rPr>
+        <w:t xml:space="preserve"> </w:t>
+      </w:r>
+      <w:r>
+        <w:rPr>
+          <w:color w:val="000000"/>
+        </w:rPr>
+        <w:t>[37]</w:t>
+      </w:r>
+      <w:r>
+        <w:rPr>
+          <w:color w:val="000000"/>
+        </w:rPr>
+        <w:t xml:space="preserve">. Additionally, a series of </w:t>
       </w:r>
       <w:sdt>
         <w:sdtPr>
@@ -1851,13 +2755,16 @@
         <w:sdtContent/>
       </w:sdt>
       <w:r>
-        <w:t>“</w:t>
-      </w:r>
-      <w:r>
-        <w:rPr>
-          <w:color w:val="000000"/>
-        </w:rPr>
-        <w:t xml:space="preserve">Executive Orders” </w:t>
+        <w:rPr>
+          <w:color w:val="000000"/>
+        </w:rPr>
+        <w:t xml:space="preserve">Executive Orders </w:t>
+      </w:r>
+      <w:r>
+        <w:rPr>
+          <w:color w:val="000000"/>
+        </w:rPr>
+        <w:t xml:space="preserve">have been released </w:t>
       </w:r>
       <w:r>
         <w:rPr>
@@ -1881,7 +2788,7 @@
         <w:rPr>
           <w:color w:val="000000"/>
         </w:rPr>
-        <w:t xml:space="preserve"> titles that frame anti-trans discrimination as </w:t>
+        <w:t xml:space="preserve"> titles that frame trans discrimination as </w:t>
       </w:r>
       <w:r>
         <w:rPr>
@@ -1893,7 +2800,19 @@
         <w:rPr>
           <w:color w:val="000000"/>
         </w:rPr>
-        <w:t xml:space="preserve">defense of women: “Defending Women </w:t>
+        <w:t xml:space="preserve">protection </w:t>
+      </w:r>
+      <w:r>
+        <w:rPr>
+          <w:color w:val="000000"/>
+        </w:rPr>
+        <w:t>of</w:t>
+      </w:r>
+      <w:r>
+        <w:rPr>
+          <w:color w:val="000000"/>
+        </w:rPr>
+        <w:t xml:space="preserve"> women: “Defending Women </w:t>
       </w:r>
       <w:proofErr w:type="gramStart"/>
       <w:r>
@@ -1969,31 +2888,55 @@
         <w:rPr>
           <w:color w:val="000000"/>
         </w:rPr>
-        <w:t>34, 35]</w:t>
-      </w:r>
-      <w:r>
-        <w:rPr>
-          <w:color w:val="000000"/>
-        </w:rPr>
-        <w:t>. These initiatives</w:t>
-      </w:r>
-      <w:r>
-        <w:rPr>
-          <w:color w:val="000000"/>
-        </w:rPr>
-        <w:t>, which</w:t>
-      </w:r>
-      <w:r>
-        <w:rPr>
-          <w:color w:val="000000"/>
-        </w:rPr>
-        <w:t xml:space="preserve"> double down on the primacy of sex as “binary and biological”</w:t>
-      </w:r>
-      <w:r>
-        <w:rPr>
-          <w:color w:val="000000"/>
-        </w:rPr>
-        <w:t>,</w:t>
+        <w:t>3</w:t>
+      </w:r>
+      <w:r>
+        <w:rPr>
+          <w:color w:val="000000"/>
+        </w:rPr>
+        <w:t>5</w:t>
+      </w:r>
+      <w:r>
+        <w:rPr>
+          <w:color w:val="000000"/>
+        </w:rPr>
+        <w:t>, 3</w:t>
+      </w:r>
+      <w:r>
+        <w:rPr>
+          <w:color w:val="000000"/>
+        </w:rPr>
+        <w:t>6</w:t>
+      </w:r>
+      <w:r>
+        <w:rPr>
+          <w:color w:val="000000"/>
+        </w:rPr>
+        <w:t>]</w:t>
+      </w:r>
+      <w:r>
+        <w:rPr>
+          <w:color w:val="000000"/>
+        </w:rPr>
+        <w:t xml:space="preserve">. </w:t>
+      </w:r>
+      <w:r>
+        <w:rPr>
+          <w:color w:val="000000"/>
+        </w:rPr>
+        <w:t>Similarly turn on the patriarchal logics seen in Europe and Africa, t</w:t>
+      </w:r>
+      <w:r>
+        <w:rPr>
+          <w:color w:val="000000"/>
+        </w:rPr>
+        <w:t>hese initiatives</w:t>
+      </w:r>
+      <w:r>
+        <w:rPr>
+          <w:color w:val="000000"/>
+        </w:rPr>
+        <w:t>, conclude that</w:t>
       </w:r>
       <w:r>
         <w:rPr>
@@ -2005,37 +2948,13 @@
         <w:rPr>
           <w:color w:val="000000"/>
         </w:rPr>
-        <w:t xml:space="preserve">similarly </w:t>
-      </w:r>
-      <w:r>
-        <w:rPr>
-          <w:color w:val="000000"/>
-        </w:rPr>
-        <w:t xml:space="preserve">turn on </w:t>
-      </w:r>
-      <w:r>
-        <w:rPr>
-          <w:color w:val="000000"/>
-        </w:rPr>
-        <w:t xml:space="preserve">the patriarchal </w:t>
-      </w:r>
-      <w:r>
-        <w:rPr>
-          <w:color w:val="000000"/>
-        </w:rPr>
-        <w:t xml:space="preserve">logics </w:t>
-      </w:r>
-      <w:r>
-        <w:rPr>
-          <w:color w:val="000000"/>
-        </w:rPr>
-        <w:t>seen in Europe and Africa, to conclude that</w:t>
-      </w:r>
-      <w:r>
-        <w:rPr>
-          <w:color w:val="000000"/>
-        </w:rPr>
-        <w:t xml:space="preserve"> “biological” women need</w:t>
+        <w:t xml:space="preserve">gender is “binary and biological”, and that so-called </w:t>
+      </w:r>
+      <w:r>
+        <w:rPr>
+          <w:color w:val="000000"/>
+        </w:rPr>
+        <w:t>“biological” women need</w:t>
       </w:r>
       <w:r>
         <w:rPr>
@@ -2072,7 +2991,7 @@
         <w:rPr>
           <w:color w:val="000000"/>
         </w:rPr>
-        <w:t xml:space="preserve">. </w:t>
+        <w:t>.</w:t>
       </w:r>
     </w:p>
     <w:p>
@@ -2105,7 +3024,13 @@
         <w:rPr>
           <w:color w:val="000000"/>
         </w:rPr>
-        <w:t xml:space="preserve"> [34]</w:t>
+        <w:t xml:space="preserve"> </w:t>
+      </w:r>
+      <w:r>
+        <w:rPr>
+          <w:color w:val="000000"/>
+        </w:rPr>
+        <w:t>[35]</w:t>
       </w:r>
       <w:r>
         <w:rPr>
@@ -2123,7 +3048,43 @@
         <w:rPr>
           <w:color w:val="000000"/>
         </w:rPr>
-        <w:t>the progressive view that gender identity is a subjective quality, that is internal rather than external. The</w:t>
+        <w:t xml:space="preserve">the progressive view that gender identity is a subjective quality, </w:t>
+      </w:r>
+      <w:r>
+        <w:rPr>
+          <w:color w:val="000000"/>
+        </w:rPr>
+        <w:t>a</w:t>
+      </w:r>
+      <w:r>
+        <w:rPr>
+          <w:color w:val="000000"/>
+        </w:rPr>
+        <w:t>n</w:t>
+      </w:r>
+      <w:r>
+        <w:rPr>
+          <w:color w:val="000000"/>
+        </w:rPr>
+        <w:t xml:space="preserve"> </w:t>
+      </w:r>
+      <w:r>
+        <w:rPr>
+          <w:color w:val="000000"/>
+        </w:rPr>
+        <w:t xml:space="preserve">identification that is </w:t>
+      </w:r>
+      <w:r>
+        <w:rPr>
+          <w:color w:val="000000"/>
+        </w:rPr>
+        <w:t xml:space="preserve">primarily </w:t>
+      </w:r>
+      <w:r>
+        <w:rPr>
+          <w:color w:val="000000"/>
+        </w:rPr>
+        <w:t>internal rather than external. The</w:t>
       </w:r>
       <w:r>
         <w:rPr>
@@ -2161,7 +3122,19 @@
         <w:rPr>
           <w:color w:val="000000"/>
         </w:rPr>
-        <w:t xml:space="preserve"> [14]</w:t>
+        <w:t xml:space="preserve"> [1</w:t>
+      </w:r>
+      <w:r>
+        <w:rPr>
+          <w:color w:val="000000"/>
+        </w:rPr>
+        <w:t>5</w:t>
+      </w:r>
+      <w:r>
+        <w:rPr>
+          <w:color w:val="000000"/>
+        </w:rPr>
+        <w:t>]</w:t>
       </w:r>
       <w:r>
         <w:rPr>
@@ -2173,7 +3146,19 @@
         <w:rPr>
           <w:color w:val="000000"/>
         </w:rPr>
-        <w:t>” [38].</w:t>
+        <w:t xml:space="preserve">” </w:t>
+      </w:r>
+      <w:r>
+        <w:rPr>
+          <w:color w:val="000000"/>
+        </w:rPr>
+        <w:t>[39]</w:t>
+      </w:r>
+      <w:r>
+        <w:rPr>
+          <w:color w:val="000000"/>
+        </w:rPr>
+        <w:t>.</w:t>
       </w:r>
     </w:p>
     <w:p>
@@ -2194,7 +3179,19 @@
         <w:rPr>
           <w:color w:val="000000"/>
         </w:rPr>
-        <w:t>, by contrast, critique the progressive view, arguing that t</w:t>
+        <w:t xml:space="preserve">, </w:t>
+      </w:r>
+      <w:r>
+        <w:rPr>
+          <w:color w:val="000000"/>
+        </w:rPr>
+        <w:t>however</w:t>
+      </w:r>
+      <w:r>
+        <w:rPr>
+          <w:color w:val="000000"/>
+        </w:rPr>
+        <w:t>, critique the progressive view, arguing that t</w:t>
       </w:r>
       <w:r>
         <w:rPr>
@@ -2206,49 +3203,49 @@
         <w:rPr>
           <w:color w:val="000000"/>
         </w:rPr>
-        <w:t>For example, t</w:t>
-      </w:r>
-      <w:r>
-        <w:rPr>
-          <w:color w:val="000000"/>
-        </w:rPr>
-        <w:t>he progressive view of gender as an internal phenomenon influences transphobic reasoning on access to medical car</w:t>
-      </w:r>
-      <w:r>
-        <w:rPr>
-          <w:color w:val="000000"/>
-        </w:rPr>
-        <w:t xml:space="preserve">e, by questioning why </w:t>
-      </w:r>
-      <w:r>
-        <w:rPr>
-          <w:color w:val="000000"/>
-        </w:rPr>
-        <w:t xml:space="preserve">biological transition should be necessary </w:t>
-      </w:r>
-      <w:r>
-        <w:rPr>
-          <w:color w:val="000000"/>
-        </w:rPr>
-        <w:t xml:space="preserve">if gender is an internal phenomenon. </w:t>
-      </w:r>
-      <w:r>
-        <w:rPr>
-          <w:color w:val="000000"/>
-        </w:rPr>
-        <w:t xml:space="preserve">Not only does this framing disempower those who seek medical transition, it also disregards other forms of transition, </w:t>
-      </w:r>
-      <w:r>
-        <w:rPr>
-          <w:color w:val="000000"/>
-        </w:rPr>
-        <w:t>like name and pronoun changes</w:t>
-      </w:r>
-      <w:r>
-        <w:rPr>
-          <w:color w:val="000000"/>
-        </w:rPr>
-        <w:t xml:space="preserve">, as part of trans identity. As others point out, </w:t>
+        <w:t>For example, the progressive view of gender as an internal phenomenon influences transphobic reasoning on access to medical care,</w:t>
+      </w:r>
+      <w:r>
+        <w:rPr>
+          <w:color w:val="000000"/>
+        </w:rPr>
+        <w:t xml:space="preserve"> which</w:t>
+      </w:r>
+      <w:r>
+        <w:rPr>
+          <w:color w:val="000000"/>
+        </w:rPr>
+        <w:t xml:space="preserve"> question</w:t>
+      </w:r>
+      <w:r>
+        <w:rPr>
+          <w:color w:val="000000"/>
+        </w:rPr>
+        <w:t>s</w:t>
+      </w:r>
+      <w:r>
+        <w:rPr>
+          <w:color w:val="000000"/>
+        </w:rPr>
+        <w:t xml:space="preserve"> why biological transition should be necessary if gender is an internal </w:t>
+      </w:r>
+      <w:r>
+        <w:rPr>
+          <w:color w:val="000000"/>
+        </w:rPr>
+        <w:t>identification</w:t>
+      </w:r>
+      <w:r>
+        <w:rPr>
+          <w:color w:val="000000"/>
+        </w:rPr>
+        <w:t xml:space="preserve">. </w:t>
+      </w:r>
+      <w:r>
+        <w:rPr>
+          <w:color w:val="000000"/>
+        </w:rPr>
+        <w:t xml:space="preserve">Not only does this framing disempower those who seek medical transition, it also disregards other forms of transition, like name and pronoun changes, as part of trans identity. As others point out, </w:t>
       </w:r>
       <w:r>
         <w:rPr>
@@ -2284,13 +3281,43 @@
         <w:rPr>
           <w:color w:val="000000"/>
         </w:rPr>
-        <w:t>[25].</w:t>
-      </w:r>
-      <w:r>
-        <w:rPr>
-          <w:color w:val="000000"/>
-        </w:rPr>
-        <w:t xml:space="preserve">  </w:t>
+        <w:t>[2</w:t>
+      </w:r>
+      <w:r>
+        <w:rPr>
+          <w:color w:val="000000"/>
+        </w:rPr>
+        <w:t>6</w:t>
+      </w:r>
+      <w:r>
+        <w:rPr>
+          <w:color w:val="000000"/>
+        </w:rPr>
+        <w:t>].</w:t>
+      </w:r>
+      <w:r>
+        <w:rPr>
+          <w:color w:val="000000"/>
+        </w:rPr>
+        <w:t xml:space="preserve"> </w:t>
+      </w:r>
+      <w:r>
+        <w:rPr>
+          <w:color w:val="000000"/>
+        </w:rPr>
+        <w:t xml:space="preserve">The view of gender as internal, having to do with personal identity, thus opens the door to discrimination against </w:t>
+      </w:r>
+      <w:r>
+        <w:rPr>
+          <w:color w:val="000000"/>
+        </w:rPr>
+        <w:t xml:space="preserve">multiple kinds of </w:t>
+      </w:r>
+      <w:r>
+        <w:rPr>
+          <w:color w:val="000000"/>
+        </w:rPr>
+        <w:t>transition, including biological and social forms of transition.</w:t>
       </w:r>
     </w:p>
     <w:p>
@@ -2302,7 +3329,19 @@
         <w:rPr>
           <w:color w:val="000000"/>
         </w:rPr>
-        <w:t xml:space="preserve">According to this view, the right-wing push to disentangle gender from sex and to solidify sex as “binary and biological” is a reaction to the ambiguity of how gender is conceptualized in trans affirming discourse on the left. </w:t>
+        <w:t xml:space="preserve">According to this view, the right-wing push to disentangle gender from sex and to solidify sex as “binary and biological” is a reaction to the </w:t>
+      </w:r>
+      <w:r>
+        <w:rPr>
+          <w:color w:val="000000"/>
+        </w:rPr>
+        <w:t>way that</w:t>
+      </w:r>
+      <w:r>
+        <w:rPr>
+          <w:color w:val="000000"/>
+        </w:rPr>
+        <w:t xml:space="preserve"> gender is conceptualized in trans affirming discourse on the left. </w:t>
       </w:r>
       <w:r>
         <w:rPr>
@@ -2314,13 +3353,31 @@
         <w:rPr>
           <w:color w:val="000000"/>
         </w:rPr>
-        <w:t>Chu [8]</w:t>
-      </w:r>
-      <w:r>
-        <w:rPr>
-          <w:color w:val="000000"/>
-        </w:rPr>
-        <w:t xml:space="preserve">, claims that “The left must reckon with its part in this. It has hung trans rights on the thin peg of gender identity”. Chu, a trans woman, explains that the pro-trans movement has “largely failed to form a coherent moral account of </w:t>
+        <w:t xml:space="preserve">Chu </w:t>
+      </w:r>
+      <w:r>
+        <w:rPr>
+          <w:color w:val="000000"/>
+        </w:rPr>
+        <w:t>[9]</w:t>
+      </w:r>
+      <w:r>
+        <w:rPr>
+          <w:color w:val="000000"/>
+        </w:rPr>
+        <w:t xml:space="preserve">, claims that “The left must reckon with its part in this. It has hung trans rights on the thin peg of gender identity”. Chu, a trans woman, explains that the </w:t>
+      </w:r>
+      <w:r>
+        <w:rPr>
+          <w:color w:val="000000"/>
+        </w:rPr>
+        <w:t xml:space="preserve">progressive, </w:t>
+      </w:r>
+      <w:r>
+        <w:rPr>
+          <w:color w:val="000000"/>
+        </w:rPr>
+        <w:t xml:space="preserve">pro-trans movement has “largely failed to form a coherent moral account of </w:t>
       </w:r>
       <w:r>
         <w:rPr>
@@ -2340,24 +3397,24 @@
         <w:rPr>
           <w:color w:val="000000"/>
         </w:rPr>
-        <w:t>” [8].</w:t>
-      </w:r>
-      <w:r>
-        <w:rPr>
-          <w:color w:val="000000"/>
-        </w:rPr>
-        <w:t xml:space="preserve"> </w:t>
+        <w:t xml:space="preserve">” </w:t>
+      </w:r>
+      <w:r>
+        <w:rPr>
+          <w:color w:val="000000"/>
+        </w:rPr>
+        <w:t>[9]</w:t>
+      </w:r>
+      <w:r>
+        <w:rPr>
+          <w:color w:val="000000"/>
+        </w:rPr>
+        <w:t>.</w:t>
       </w:r>
       <w:bookmarkStart w:id="0" w:name="bookmark=id.11eoinsu7xl3" w:colFirst="0" w:colLast="0"/>
       <w:bookmarkStart w:id="1" w:name="bookmark=id.sr8s2hx8kz1" w:colFirst="0" w:colLast="0"/>
       <w:bookmarkEnd w:id="0"/>
       <w:bookmarkEnd w:id="1"/>
-      <w:r>
-        <w:rPr>
-          <w:color w:val="000000"/>
-        </w:rPr>
-        <w:t xml:space="preserve">The view of gender as internal, having to do with personal identity, thus opens the door to discrimination against any form of gender transition, including biological and social forms of transition. </w:t>
-      </w:r>
     </w:p>
     <w:p>
       <w:pPr>
@@ -2393,7 +3450,13 @@
         <w:rPr>
           <w:color w:val="000000"/>
         </w:rPr>
-        <w:t>as “Gender Performativity” theory</w:t>
+        <w:t>as Gender Performativity theory</w:t>
+      </w:r>
+      <w:r>
+        <w:rPr>
+          <w:color w:val="000000"/>
+        </w:rPr>
+        <w:t xml:space="preserve"> in the early 1990s</w:t>
       </w:r>
       <w:r>
         <w:rPr>
@@ -2405,7 +3468,31 @@
         <w:rPr>
           <w:color w:val="000000"/>
         </w:rPr>
-        <w:t>dissolves the traditionally strict and causal relation between sex, gender, and sexuality. It stipulates that gender is not based on a biological reality, nor does it determine sexuality (e.g., with male gendered people preferring female gendered people). Rather, gender is an effect produced by</w:t>
+        <w:t>dissolves the traditionally strict and causal relation between sex, gender, and sexuality. It stipulates that gender is not based on a biological reality, nor does it determine sexuality (e.g., with male</w:t>
+      </w:r>
+      <w:r>
+        <w:rPr>
+          <w:color w:val="000000"/>
+        </w:rPr>
+        <w:t xml:space="preserve"> gendered people </w:t>
+      </w:r>
+      <w:r>
+        <w:rPr>
+          <w:color w:val="000000"/>
+        </w:rPr>
+        <w:t>preferring female</w:t>
+      </w:r>
+      <w:r>
+        <w:rPr>
+          <w:color w:val="000000"/>
+        </w:rPr>
+        <w:t xml:space="preserve"> gendered people</w:t>
+      </w:r>
+      <w:r>
+        <w:rPr>
+          <w:color w:val="000000"/>
+        </w:rPr>
+        <w:t>). Rather, gender is an effect produced by</w:t>
       </w:r>
       <w:r>
         <w:rPr>
@@ -2432,7 +3519,19 @@
         <w:rPr>
           <w:color w:val="000000"/>
         </w:rPr>
-        <w:t xml:space="preserve">In the 35 years since this theory was introduced, the definition of gender has moved more fully away from biology and into psychological concepts of identity. The primacy of behavior and social roles (which, </w:t>
+        <w:t xml:space="preserve">In the 35 years since </w:t>
+      </w:r>
+      <w:r>
+        <w:rPr>
+          <w:color w:val="000000"/>
+        </w:rPr>
+        <w:t>Butler’s</w:t>
+      </w:r>
+      <w:r>
+        <w:rPr>
+          <w:color w:val="000000"/>
+        </w:rPr>
+        <w:t xml:space="preserve"> theory was introduced, the definition of gender has moved away from biology and into psychological concepts of identity. The primacy of behavior and social roles (which, </w:t>
       </w:r>
       <w:r>
         <w:rPr>
@@ -2444,40 +3543,26 @@
         <w:rPr>
           <w:color w:val="000000"/>
         </w:rPr>
-        <w:t xml:space="preserve"> is careful to point out, are not at will, but deeply compelled by cultural and societal rules), loses ground to internal concepts of identity and identification. Gender as identity, an internal feeling or identification as male, female, a combination of the two, or nonbinary genders, thus becomes separated from gender as expression, which denotes the masculine, feminine, or </w:t>
+        <w:t xml:space="preserve"> is careful to point out, are not at will, but deeply compelled by societal rules</w:t>
+      </w:r>
+      <w:r>
+        <w:rPr>
+          <w:color w:val="000000"/>
+        </w:rPr>
+        <w:t xml:space="preserve"> and expectations</w:t>
+      </w:r>
+      <w:r>
+        <w:rPr>
+          <w:color w:val="000000"/>
+        </w:rPr>
+        <w:t xml:space="preserve">), loses ground to internal concepts of identity and identification. Gender as identity, an internal feeling or identification as male, female, a combination of the two, or </w:t>
       </w:r>
       <w:r>
         <w:rPr>
           <w:color w:val="000000"/>
         </w:rPr>
         <w:lastRenderedPageBreak/>
-        <w:t xml:space="preserve">androgynous traits that are visibly apparent and enacted. Trans Studies scholar </w:t>
-      </w:r>
-      <w:proofErr w:type="spellStart"/>
-      <w:r>
-        <w:rPr>
-          <w:color w:val="000000"/>
-        </w:rPr>
-        <w:t>Kadji</w:t>
-      </w:r>
-      <w:proofErr w:type="spellEnd"/>
-      <w:r>
-        <w:rPr>
-          <w:color w:val="000000"/>
-        </w:rPr>
-        <w:t xml:space="preserve"> Amin </w:t>
-      </w:r>
-      <w:r>
-        <w:rPr>
-          <w:color w:val="000000"/>
-        </w:rPr>
-        <w:t xml:space="preserve">[1] </w:t>
-      </w:r>
-      <w:r>
-        <w:rPr>
-          <w:color w:val="000000"/>
-        </w:rPr>
-        <w:t xml:space="preserve">refers to this splitting of internal identity from external appearance or expression as the “divergence model”. </w:t>
+        <w:t xml:space="preserve">nonbinary genders, thus becomes separated from gender as expression, which denotes the masculine, feminine, or androgynous traits that are visibly apparent and enacted. </w:t>
       </w:r>
     </w:p>
     <w:p>
@@ -2492,25 +3577,81 @@
         <w:rPr>
           <w:color w:val="000000"/>
         </w:rPr>
-        <w:t xml:space="preserve">According to Amin </w:t>
-      </w:r>
-      <w:r>
-        <w:rPr>
-          <w:color w:val="000000"/>
-        </w:rPr>
-        <w:t xml:space="preserve">[1], </w:t>
-      </w:r>
-      <w:r>
-        <w:rPr>
-          <w:color w:val="000000"/>
-        </w:rPr>
-        <w:t>the divergence model drives the split between the categories of “heterosexual” and “homosexual”</w:t>
-      </w:r>
-      <w:r>
-        <w:rPr>
-          <w:color w:val="000000"/>
-        </w:rPr>
-        <w:t xml:space="preserve">. In this view, </w:t>
+        <w:t xml:space="preserve">Trans Studies scholar </w:t>
+      </w:r>
+      <w:proofErr w:type="spellStart"/>
+      <w:r>
+        <w:rPr>
+          <w:color w:val="000000"/>
+        </w:rPr>
+        <w:t>Kadji</w:t>
+      </w:r>
+      <w:proofErr w:type="spellEnd"/>
+      <w:r>
+        <w:rPr>
+          <w:color w:val="000000"/>
+        </w:rPr>
+        <w:t xml:space="preserve"> Amin </w:t>
+      </w:r>
+      <w:r>
+        <w:rPr>
+          <w:color w:val="000000"/>
+        </w:rPr>
+        <w:t xml:space="preserve">[1] </w:t>
+      </w:r>
+      <w:r>
+        <w:rPr>
+          <w:color w:val="000000"/>
+        </w:rPr>
+        <w:t xml:space="preserve">refers to this splitting of internal identity from external appearance or expression as the “divergence model”. </w:t>
+      </w:r>
+      <w:r>
+        <w:rPr>
+          <w:color w:val="000000"/>
+        </w:rPr>
+        <w:t xml:space="preserve"> </w:t>
+      </w:r>
+      <w:r>
+        <w:rPr>
+          <w:color w:val="000000"/>
+        </w:rPr>
+        <w:t>According to Amin</w:t>
+      </w:r>
+      <w:r>
+        <w:rPr>
+          <w:color w:val="000000"/>
+        </w:rPr>
+        <w:t>, the diver</w:t>
+      </w:r>
+      <w:r>
+        <w:rPr>
+          <w:color w:val="000000"/>
+        </w:rPr>
+        <w:t xml:space="preserve">gence model </w:t>
+      </w:r>
+      <w:r>
+        <w:rPr>
+          <w:color w:val="000000"/>
+        </w:rPr>
+        <w:t xml:space="preserve">originally </w:t>
+      </w:r>
+      <w:r>
+        <w:rPr>
+          <w:color w:val="000000"/>
+        </w:rPr>
+        <w:t>drives the split between the categories of “heterosexual” and “homosexual”</w:t>
+      </w:r>
+      <w:r>
+        <w:rPr>
+          <w:color w:val="000000"/>
+        </w:rPr>
+        <w:t>, whereby</w:t>
+      </w:r>
+      <w:r>
+        <w:rPr>
+          <w:color w:val="000000"/>
+        </w:rPr>
+        <w:t xml:space="preserve"> </w:t>
       </w:r>
       <w:r>
         <w:rPr>
@@ -2534,13 +3675,31 @@
         <w:rPr>
           <w:color w:val="000000"/>
         </w:rPr>
-        <w:t>, whereas “heterosexual” was created belatedly to define the limits of the first term</w:t>
-      </w:r>
-      <w:r>
-        <w:rPr>
-          <w:color w:val="000000"/>
-        </w:rPr>
-        <w:t xml:space="preserve">. This view accords with that of sexual historiographers </w:t>
+        <w:t xml:space="preserve">, </w:t>
+      </w:r>
+      <w:r>
+        <w:rPr>
+          <w:color w:val="000000"/>
+        </w:rPr>
+        <w:t xml:space="preserve">while </w:t>
+      </w:r>
+      <w:r>
+        <w:rPr>
+          <w:color w:val="000000"/>
+        </w:rPr>
+        <w:t>“heterosexual” was created</w:t>
+      </w:r>
+      <w:r>
+        <w:rPr>
+          <w:color w:val="000000"/>
+        </w:rPr>
+        <w:t xml:space="preserve"> by belatedly, in order to distinguish itself from “homosexual”.</w:t>
+      </w:r>
+      <w:r>
+        <w:rPr>
+          <w:color w:val="000000"/>
+        </w:rPr>
+        <w:t xml:space="preserve"> This view accords with that of sexual historiographers </w:t>
       </w:r>
       <w:r>
         <w:rPr>
@@ -2552,7 +3711,19 @@
         <w:rPr>
           <w:color w:val="000000"/>
         </w:rPr>
-        <w:t>[18]</w:t>
+        <w:t>[1</w:t>
+      </w:r>
+      <w:r>
+        <w:rPr>
+          <w:color w:val="000000"/>
+        </w:rPr>
+        <w:t>9</w:t>
+      </w:r>
+      <w:r>
+        <w:rPr>
+          <w:color w:val="000000"/>
+        </w:rPr>
+        <w:t>]</w:t>
       </w:r>
       <w:r>
         <w:rPr>
@@ -2564,7 +3735,19 @@
         <w:rPr>
           <w:color w:val="000000"/>
         </w:rPr>
-        <w:t>[11]</w:t>
+        <w:t>[1</w:t>
+      </w:r>
+      <w:r>
+        <w:rPr>
+          <w:color w:val="000000"/>
+        </w:rPr>
+        <w:t>2</w:t>
+      </w:r>
+      <w:r>
+        <w:rPr>
+          <w:color w:val="000000"/>
+        </w:rPr>
+        <w:t>]</w:t>
       </w:r>
       <w:r>
         <w:rPr>
@@ -2625,7 +3808,7 @@
         <w:rPr>
           <w:color w:val="000000"/>
         </w:rPr>
-        <w:t xml:space="preserve">a response to the creation of </w:t>
+        <w:t xml:space="preserve">a necessary contrast to that of </w:t>
       </w:r>
       <w:r>
         <w:rPr>
@@ -2691,7 +3874,19 @@
         <w:rPr>
           <w:color w:val="000000"/>
         </w:rPr>
-        <w:t>[26]</w:t>
+        <w:t>[2</w:t>
+      </w:r>
+      <w:r>
+        <w:rPr>
+          <w:color w:val="000000"/>
+        </w:rPr>
+        <w:t>7</w:t>
+      </w:r>
+      <w:r>
+        <w:rPr>
+          <w:color w:val="000000"/>
+        </w:rPr>
+        <w:t>]</w:t>
       </w:r>
       <w:r>
         <w:rPr>
@@ -2703,7 +3898,19 @@
         <w:rPr>
           <w:color w:val="000000"/>
         </w:rPr>
-        <w:t xml:space="preserve"> [15]</w:t>
+        <w:t xml:space="preserve"> [1</w:t>
+      </w:r>
+      <w:r>
+        <w:rPr>
+          <w:color w:val="000000"/>
+        </w:rPr>
+        <w:t>6</w:t>
+      </w:r>
+      <w:r>
+        <w:rPr>
+          <w:color w:val="000000"/>
+        </w:rPr>
+        <w:t>]</w:t>
       </w:r>
       <w:r>
         <w:rPr>
@@ -2754,7 +3961,19 @@
         <w:rPr>
           <w:color w:val="000000"/>
         </w:rPr>
-        <w:t>[16]</w:t>
+        <w:t>[1</w:t>
+      </w:r>
+      <w:r>
+        <w:rPr>
+          <w:color w:val="000000"/>
+        </w:rPr>
+        <w:t>7</w:t>
+      </w:r>
+      <w:r>
+        <w:rPr>
+          <w:color w:val="000000"/>
+        </w:rPr>
+        <w:t>]</w:t>
       </w:r>
       <w:r>
         <w:rPr>
@@ -2811,7 +4030,19 @@
         <w:rPr>
           <w:color w:val="000000"/>
         </w:rPr>
-        <w:t>Whereas the concept of homosexuality used to incorporate gender-variant forms of sexuality, for example, forms of male femininity such as the “queen”, and of female masculinity in the form of the “butch”, the emergence of transgender offers a new category that can hold “all manner of gender-bending”</w:t>
+        <w:t xml:space="preserve">Whereas the concept of homosexuality used to incorporate gender-variant forms of sexuality, for example, forms of male femininity such as the “queen”, and of female masculinity </w:t>
+      </w:r>
+      <w:r>
+        <w:rPr>
+          <w:color w:val="000000"/>
+        </w:rPr>
+        <w:t xml:space="preserve">such as </w:t>
+      </w:r>
+      <w:r>
+        <w:rPr>
+          <w:color w:val="000000"/>
+        </w:rPr>
+        <w:t>the “butch”, the emergence of transgender offers a new category that can hold “all manner of gender-bending”</w:t>
       </w:r>
       <w:r>
         <w:rPr>
@@ -2823,7 +4054,31 @@
         <w:rPr>
           <w:color w:val="000000"/>
         </w:rPr>
-        <w:t xml:space="preserve">According to these scholars, it is not a coincidence that gay and lesbian rights begin to gain traction at the same time that the transgender identity becomes solidified: as one category, the transgender category, can now encompass all non-normative gender expressions, it allows gender-conforming variants of “gay” and “lesbian” to attain more mainstream acceptance. </w:t>
+        <w:t xml:space="preserve">According to these scholars, it is not a coincidence that gay and lesbian rights begin to gain traction at the same time that the transgender identity becomes solidified: as </w:t>
+      </w:r>
+      <w:r>
+        <w:rPr>
+          <w:color w:val="000000"/>
+        </w:rPr>
+        <w:t xml:space="preserve">the </w:t>
+      </w:r>
+      <w:r>
+        <w:rPr>
+          <w:color w:val="000000"/>
+        </w:rPr>
+        <w:t xml:space="preserve">transgender category </w:t>
+      </w:r>
+      <w:r>
+        <w:rPr>
+          <w:color w:val="000000"/>
+        </w:rPr>
+        <w:t>could</w:t>
+      </w:r>
+      <w:r>
+        <w:rPr>
+          <w:color w:val="000000"/>
+        </w:rPr>
+        <w:t xml:space="preserve"> now encompass non-normative gender expressions, it allows gender-conforming variants of “gay” and “lesbian” to attain more mainstream acceptance. </w:t>
       </w:r>
     </w:p>
     <w:p>
@@ -2835,19 +4090,7 @@
         <w:rPr>
           <w:color w:val="000000"/>
         </w:rPr>
-        <w:t xml:space="preserve">The </w:t>
-      </w:r>
-      <w:r>
-        <w:rPr>
-          <w:color w:val="000000"/>
-        </w:rPr>
-        <w:t>divergence model</w:t>
-      </w:r>
-      <w:r>
-        <w:rPr>
-          <w:color w:val="000000"/>
-        </w:rPr>
-        <w:t xml:space="preserve"> has, according to Amin</w:t>
+        <w:t>The divergence model has, according to Amin</w:t>
       </w:r>
       <w:r>
         <w:rPr>
@@ -2933,7 +4176,19 @@
         <w:rPr>
           <w:color w:val="000000"/>
         </w:rPr>
-        <w:t>As an internal form, gender identity thus retains the privilege of being unnoticed as such from the outside.</w:t>
+        <w:t xml:space="preserve">As an internal form, gender identity thus retains the privilege of being unnoticed </w:t>
+      </w:r>
+      <w:r>
+        <w:rPr>
+          <w:color w:val="000000"/>
+        </w:rPr>
+        <w:t>fro</w:t>
+      </w:r>
+      <w:r>
+        <w:rPr>
+          <w:color w:val="000000"/>
+        </w:rPr>
+        <w:t>m the outside.</w:t>
       </w:r>
       <w:sdt>
         <w:sdtPr>
@@ -2967,7 +4222,7 @@
         <w:rPr>
           <w:color w:val="000000"/>
         </w:rPr>
-        <w:t xml:space="preserve"> is that non-normative genders become hyper-visible. Because gender is regarded as internal, dominant gender becomes invisible, while those genders which are non-normative become marked, and therefore stigmatized</w:t>
+        <w:t xml:space="preserve"> is that non-normative genders become hyper-visible. Because gender is regarded as internal, dominant gender becomes invisible, while those genders which are non-normative become marked and stigmatized</w:t>
       </w:r>
       <w:r>
         <w:rPr>
@@ -3071,7 +4326,55 @@
         <w:rPr>
           <w:color w:val="000000"/>
         </w:rPr>
-        <w:t xml:space="preserve">The more that non-normativity can be perceived in external ways, like the feminine appearance or mannerisms exhibited from a male-presenting person, the more that the person becomes recognized and stigmatized as other. Such stigmas are borne out in public life, where masculine gay men and feminine lesbian women are more likely to participate and achieve prominence than those who are visibly non-normative or gender-bending. </w:t>
+        <w:t>The more that non-normativity can be perceived in external ways, like the feminine appearance or mannerisms exhibited from a male-presenting person, the more that the person becomes recognized and stigmatized as other. Such stigmas are borne out in public life where</w:t>
+      </w:r>
+      <w:r>
+        <w:rPr>
+          <w:color w:val="000000"/>
+        </w:rPr>
+        <w:t xml:space="preserve">, for example, </w:t>
+      </w:r>
+      <w:r>
+        <w:rPr>
+          <w:color w:val="000000"/>
+        </w:rPr>
+        <w:t xml:space="preserve">masculine gay men are more likely to </w:t>
+      </w:r>
+      <w:r>
+        <w:rPr>
+          <w:color w:val="000000"/>
+        </w:rPr>
+        <w:t>participate and achieve prominence</w:t>
+      </w:r>
+      <w:r>
+        <w:rPr>
+          <w:color w:val="000000"/>
+        </w:rPr>
+        <w:t xml:space="preserve"> </w:t>
+      </w:r>
+      <w:r>
+        <w:rPr>
+          <w:color w:val="000000"/>
+        </w:rPr>
+        <w:t>over</w:t>
+      </w:r>
+      <w:r>
+        <w:rPr>
+          <w:color w:val="000000"/>
+        </w:rPr>
+        <w:t xml:space="preserve"> </w:t>
+      </w:r>
+      <w:r>
+        <w:rPr>
+          <w:color w:val="000000"/>
+        </w:rPr>
+        <w:t>gay men</w:t>
+      </w:r>
+      <w:r>
+        <w:rPr>
+          <w:color w:val="000000"/>
+        </w:rPr>
+        <w:t xml:space="preserve"> who are visibly non-normative or gender-bending.</w:t>
       </w:r>
     </w:p>
     <w:p>
@@ -3116,19 +4419,7 @@
         <w:rPr>
           <w:color w:val="000000"/>
         </w:rPr>
-        <w:t xml:space="preserve">ne way to resist the </w:t>
-      </w:r>
-      <w:r>
-        <w:rPr>
-          <w:color w:val="000000"/>
-        </w:rPr>
-        <w:t>e</w:t>
-      </w:r>
-      <w:r>
-        <w:rPr>
-          <w:color w:val="000000"/>
-        </w:rPr>
-        <w:t xml:space="preserve">ffects of </w:t>
+        <w:t xml:space="preserve">ne way to resist the effects of </w:t>
       </w:r>
       <w:r>
         <w:rPr>
@@ -3140,7 +4431,7 @@
         <w:rPr>
           <w:color w:val="000000"/>
         </w:rPr>
-        <w:t>stigmatization is to embrace gender as an external and relational phenomenon. In other words, that defining gender as an external expression or behavior is more likely to make visible and validate all genders. In the next section, I explore how two different gender bias frameworks might draw from the conception of gender as a visible and explicitly marked quality of identity.</w:t>
+        <w:t>stigmatization is to embrace gender as an external and relational phenomenon. In other words, defining gender as an external expression or behavior is more likely to make visible all genders. In the next section, I explore how two different gender bias frameworks might draw from the conception of gender as a visible and explicitly marked quality of identity.</w:t>
       </w:r>
       <w:bookmarkStart w:id="2" w:name="bookmark=id.6ad2j31op85m" w:colFirst="0" w:colLast="0"/>
       <w:bookmarkStart w:id="3" w:name="bookmark=id.amtf91v6sja" w:colFirst="0" w:colLast="0"/>
@@ -3160,7 +4451,13 @@
         <w:t xml:space="preserve">methods for </w:t>
       </w:r>
       <w:r>
-        <w:t>detecting and mitigating anti-trans bias</w:t>
+        <w:t xml:space="preserve">detecting and mitigating </w:t>
+      </w:r>
+      <w:r>
+        <w:t>Trans</w:t>
+      </w:r>
+      <w:r>
+        <w:t xml:space="preserve"> bias</w:t>
       </w:r>
     </w:p>
     <w:p>
@@ -3174,43 +4471,13 @@
         <w:rPr>
           <w:color w:val="000000"/>
         </w:rPr>
-        <w:t>ow turn</w:t>
-      </w:r>
-      <w:r>
-        <w:rPr>
-          <w:color w:val="000000"/>
-        </w:rPr>
-        <w:t>s</w:t>
-      </w:r>
-      <w:r>
-        <w:rPr>
-          <w:color w:val="000000"/>
-        </w:rPr>
-        <w:t xml:space="preserve"> to </w:t>
-      </w:r>
-      <w:r>
-        <w:rPr>
-          <w:color w:val="000000"/>
-        </w:rPr>
-        <w:t>the</w:t>
-      </w:r>
-      <w:r>
-        <w:rPr>
-          <w:color w:val="000000"/>
-        </w:rPr>
-        <w:t xml:space="preserve"> close reading of two bias detection and mitigation </w:t>
-      </w:r>
-      <w:r>
-        <w:rPr>
-          <w:color w:val="000000"/>
-        </w:rPr>
-        <w:t>frameworks</w:t>
-      </w:r>
-      <w:r>
-        <w:rPr>
-          <w:color w:val="000000"/>
-        </w:rPr>
-        <w:t xml:space="preserve">, which draw from </w:t>
+        <w:t xml:space="preserve">ow turns to the close reading of two bias detection and mitigation frameworks, which </w:t>
+      </w:r>
+      <w:r>
+        <w:rPr>
+          <w:color w:val="000000"/>
+        </w:rPr>
+        <w:t xml:space="preserve">are based in </w:t>
       </w:r>
       <w:r>
         <w:rPr>
@@ -3229,6 +4496,24 @@
           <w:color w:val="000000"/>
         </w:rPr>
         <w:t xml:space="preserve"> </w:t>
+      </w:r>
+      <w:r>
+        <w:rPr>
+          <w:color w:val="000000"/>
+        </w:rPr>
+        <w:t xml:space="preserve">It examines how the concept of gender as external, social, and expressive </w:t>
+      </w:r>
+      <w:r>
+        <w:rPr>
+          <w:color w:val="000000"/>
+        </w:rPr>
+        <w:t>operates</w:t>
+      </w:r>
+      <w:r>
+        <w:rPr>
+          <w:color w:val="000000"/>
+        </w:rPr>
+        <w:t xml:space="preserve"> within each approach how it may influence its results. </w:t>
       </w:r>
     </w:p>
     <w:p>
@@ -3323,7 +4608,19 @@
         <w:rPr>
           <w:color w:val="000000"/>
         </w:rPr>
-        <w:t xml:space="preserve">[27]. </w:t>
+        <w:t>[2</w:t>
+      </w:r>
+      <w:r>
+        <w:rPr>
+          <w:color w:val="000000"/>
+        </w:rPr>
+        <w:t>8</w:t>
+      </w:r>
+      <w:r>
+        <w:rPr>
+          <w:color w:val="000000"/>
+        </w:rPr>
+        <w:t xml:space="preserve">]. </w:t>
       </w:r>
       <w:r>
         <w:rPr>
@@ -3343,13 +4640,25 @@
         <w:rPr>
           <w:color w:val="000000"/>
         </w:rPr>
-        <w:t xml:space="preserve"> a dataset and a language model that detects anti-trans bias in language. Building from the framework of a “trans technology,” a “technology that addresses the unique needs and challenges faced by trans people and communities” </w:t>
-      </w:r>
-      <w:r>
-        <w:rPr>
-          <w:color w:val="000000"/>
-        </w:rPr>
-        <w:t>[20]</w:t>
+        <w:t xml:space="preserve"> a dataset and a language model that detects trans bias in language. Building from the framework of a “trans technology,” a “technology that addresses the unique needs and challenges faced by trans people and communities” </w:t>
+      </w:r>
+      <w:r>
+        <w:rPr>
+          <w:color w:val="000000"/>
+        </w:rPr>
+        <w:t>[2</w:t>
+      </w:r>
+      <w:r>
+        <w:rPr>
+          <w:color w:val="000000"/>
+        </w:rPr>
+        <w:t>1</w:t>
+      </w:r>
+      <w:r>
+        <w:rPr>
+          <w:color w:val="000000"/>
+        </w:rPr>
+        <w:t>]</w:t>
       </w:r>
       <w:r>
         <w:rPr>
@@ -3361,39 +4670,7 @@
         <w:rPr>
           <w:color w:val="000000"/>
         </w:rPr>
-        <w:t xml:space="preserve">Specifically, it centers </w:t>
-      </w:r>
-      <w:r>
-        <w:rPr>
-          <w:color w:val="000000"/>
-        </w:rPr>
-        <w:t>trans and nonbinary experience and expertise in the data labelling work, in what the researchers call “care-centered data practices”</w:t>
-      </w:r>
-      <w:r>
-        <w:rPr>
-          <w:color w:val="000000"/>
-        </w:rPr>
-        <w:t xml:space="preserve">, in </w:t>
-      </w:r>
-      <w:proofErr w:type="gramStart"/>
-      <w:r>
-        <w:rPr>
-          <w:color w:val="000000"/>
-        </w:rPr>
-        <w:t xml:space="preserve">which </w:t>
-      </w:r>
-      <w:r>
-        <w:rPr>
-          <w:color w:val="000000"/>
-        </w:rPr>
-        <w:t xml:space="preserve"> trans</w:t>
-      </w:r>
-      <w:proofErr w:type="gramEnd"/>
-      <w:r>
-        <w:rPr>
-          <w:color w:val="000000"/>
-        </w:rPr>
-        <w:t xml:space="preserve"> or nonbinary data labelers were chosen due to their “personal experience with encountering and detecting online transphobia”</w:t>
+        <w:t>This project</w:t>
       </w:r>
       <w:r>
         <w:rPr>
@@ -3405,7 +4682,67 @@
         <w:rPr>
           <w:color w:val="000000"/>
         </w:rPr>
-        <w:t>[27].</w:t>
+        <w:t>incorporates</w:t>
+      </w:r>
+      <w:r>
+        <w:rPr>
+          <w:color w:val="000000"/>
+        </w:rPr>
+        <w:t xml:space="preserve"> trans and nonbinary experience and expertise in</w:t>
+      </w:r>
+      <w:r>
+        <w:rPr>
+          <w:color w:val="000000"/>
+        </w:rPr>
+        <w:t>to</w:t>
+      </w:r>
+      <w:r>
+        <w:rPr>
+          <w:color w:val="000000"/>
+        </w:rPr>
+        <w:t xml:space="preserve"> the data labelling work, </w:t>
+      </w:r>
+      <w:r>
+        <w:rPr>
+          <w:color w:val="000000"/>
+        </w:rPr>
+        <w:t>as part of</w:t>
+      </w:r>
+      <w:r>
+        <w:rPr>
+          <w:color w:val="000000"/>
+        </w:rPr>
+        <w:t xml:space="preserve"> what the researchers call “care-centered data practices”, in which trans </w:t>
+      </w:r>
+      <w:r>
+        <w:rPr>
+          <w:color w:val="000000"/>
+        </w:rPr>
+        <w:t>and</w:t>
+      </w:r>
+      <w:r>
+        <w:rPr>
+          <w:color w:val="000000"/>
+        </w:rPr>
+        <w:t xml:space="preserve"> nonbinary data labelers were chosen due to their “personal experience with encountering and detecting online transphobia” </w:t>
+      </w:r>
+      <w:r>
+        <w:rPr>
+          <w:color w:val="000000"/>
+        </w:rPr>
+        <w:t>[2</w:t>
+      </w:r>
+      <w:r>
+        <w:rPr>
+          <w:color w:val="000000"/>
+        </w:rPr>
+        <w:t>8</w:t>
+      </w:r>
+      <w:r>
+        <w:rPr>
+          <w:color w:val="000000"/>
+        </w:rPr>
+        <w:t>].</w:t>
       </w:r>
     </w:p>
     <w:p>
@@ -3452,19 +4789,19 @@
         <w:rPr>
           <w:color w:val="000000"/>
         </w:rPr>
-        <w:t>”, i.e., “trans exclusionary radical feminism”. TERF perspectives are difficult to detect because they identify as feminist</w:t>
-      </w:r>
-      <w:r>
-        <w:rPr>
-          <w:color w:val="000000"/>
-        </w:rPr>
-        <w:t>,</w:t>
-      </w:r>
-      <w:r>
-        <w:rPr>
-          <w:color w:val="000000"/>
-        </w:rPr>
-        <w:t xml:space="preserve"> despite negating the rights of trans women and girls. The dataset comprises social media posts, which are scraped from Tumblr, Truth Social, YouTube, and Reddit, and are labelled within “transphobic” and “not transphobic” categories. </w:t>
+        <w:t xml:space="preserve">”, i.e., “trans exclusionary radical feminism”. TERF perspectives are difficult to detect because they identify as feminist despite negating the rights of trans women and girls. The dataset </w:t>
+      </w:r>
+      <w:r>
+        <w:rPr>
+          <w:color w:val="000000"/>
+        </w:rPr>
+        <w:t xml:space="preserve">consists of labels of “transphobic” and “not transphobic” over a variety of text samples, which are </w:t>
+      </w:r>
+      <w:r>
+        <w:rPr>
+          <w:color w:val="000000"/>
+        </w:rPr>
+        <w:t xml:space="preserve">scraped from Tumblr, Truth Social, YouTube, and Reddit. </w:t>
       </w:r>
       <w:r>
         <w:rPr>
@@ -3502,13 +4839,49 @@
         <w:rPr>
           <w:color w:val="000000"/>
         </w:rPr>
-        <w:t xml:space="preserve"> sports. Period!” is labelled as transphobic, while </w:t>
-      </w:r>
-      <w:r>
-        <w:rPr>
-          <w:color w:val="000000"/>
-        </w:rPr>
-        <w:t>another one on the same topic</w:t>
+        <w:t xml:space="preserve"> sports. Period!” is labelled as </w:t>
+      </w:r>
+      <w:r>
+        <w:rPr>
+          <w:color w:val="000000"/>
+        </w:rPr>
+        <w:t>“</w:t>
+      </w:r>
+      <w:r>
+        <w:rPr>
+          <w:color w:val="000000"/>
+        </w:rPr>
+        <w:t>transphobic</w:t>
+      </w:r>
+      <w:r>
+        <w:rPr>
+          <w:color w:val="000000"/>
+        </w:rPr>
+        <w:t>”</w:t>
+      </w:r>
+      <w:r>
+        <w:rPr>
+          <w:color w:val="000000"/>
+        </w:rPr>
+        <w:t xml:space="preserve">, while </w:t>
+      </w:r>
+      <w:r>
+        <w:rPr>
+          <w:color w:val="000000"/>
+        </w:rPr>
+        <w:t xml:space="preserve">another one on </w:t>
+      </w:r>
+      <w:r>
+        <w:rPr>
+          <w:color w:val="000000"/>
+        </w:rPr>
+        <w:t xml:space="preserve">a similar </w:t>
+      </w:r>
+      <w:r>
+        <w:rPr>
+          <w:color w:val="000000"/>
+        </w:rPr>
+        <w:t>topic</w:t>
       </w:r>
       <w:r>
         <w:rPr>
@@ -3528,7 +4901,31 @@
         <w:rPr>
           <w:color w:val="000000"/>
         </w:rPr>
-        <w:t xml:space="preserve"> Olympics After Losing Legal Case”, is labelled as not transphobic.</w:t>
+        <w:t xml:space="preserve"> Olympics After Losing Legal Case”, is labelled as </w:t>
+      </w:r>
+      <w:r>
+        <w:rPr>
+          <w:color w:val="000000"/>
+        </w:rPr>
+        <w:t>“</w:t>
+      </w:r>
+      <w:r>
+        <w:rPr>
+          <w:color w:val="000000"/>
+        </w:rPr>
+        <w:t>not transphobic</w:t>
+      </w:r>
+      <w:r>
+        <w:rPr>
+          <w:color w:val="000000"/>
+        </w:rPr>
+        <w:t>”</w:t>
+      </w:r>
+      <w:r>
+        <w:rPr>
+          <w:color w:val="000000"/>
+        </w:rPr>
+        <w:t>.</w:t>
       </w:r>
     </w:p>
     <w:p>
@@ -3557,19 +4954,91 @@
         <w:rPr>
           <w:color w:val="000000"/>
         </w:rPr>
-        <w:t xml:space="preserve">” </w:t>
-      </w:r>
-      <w:r>
-        <w:rPr>
-          <w:color w:val="000000"/>
-        </w:rPr>
-        <w:t>[27].</w:t>
-      </w:r>
-      <w:r>
-        <w:rPr>
-          <w:color w:val="000000"/>
-        </w:rPr>
-        <w:t xml:space="preserve"> This approach demonstrates that detecting transphobia requires attention not only to surface-level language but also to cultural and rhetorical cues. By centering trans and nonbinary expertise through care-centered data practices, the project addresses limitations of other content moderation systems that may otherwise miss its more subtle cues.</w:t>
+        <w:t>”</w:t>
+      </w:r>
+      <w:r>
+        <w:rPr>
+          <w:color w:val="000000"/>
+        </w:rPr>
+        <w:t>, among others</w:t>
+      </w:r>
+      <w:r>
+        <w:rPr>
+          <w:color w:val="000000"/>
+        </w:rPr>
+        <w:t xml:space="preserve"> </w:t>
+      </w:r>
+      <w:r>
+        <w:rPr>
+          <w:color w:val="000000"/>
+        </w:rPr>
+        <w:t>[2</w:t>
+      </w:r>
+      <w:r>
+        <w:rPr>
+          <w:color w:val="000000"/>
+        </w:rPr>
+        <w:t>8</w:t>
+      </w:r>
+      <w:r>
+        <w:rPr>
+          <w:color w:val="000000"/>
+        </w:rPr>
+        <w:t>].</w:t>
+      </w:r>
+      <w:r>
+        <w:rPr>
+          <w:color w:val="000000"/>
+        </w:rPr>
+        <w:t xml:space="preserve"> This approach demonstrates that detecting transphobia requires attention not only to </w:t>
+      </w:r>
+      <w:r>
+        <w:rPr>
+          <w:color w:val="000000"/>
+        </w:rPr>
+        <w:t>the content of</w:t>
+      </w:r>
+      <w:r>
+        <w:rPr>
+          <w:color w:val="000000"/>
+        </w:rPr>
+        <w:t xml:space="preserve"> </w:t>
+      </w:r>
+      <w:r>
+        <w:rPr>
+          <w:color w:val="000000"/>
+        </w:rPr>
+        <w:t>the samples</w:t>
+      </w:r>
+      <w:r>
+        <w:rPr>
+          <w:color w:val="000000"/>
+        </w:rPr>
+        <w:t xml:space="preserve"> but also to cultural and rhetorical cues</w:t>
+      </w:r>
+      <w:r>
+        <w:rPr>
+          <w:color w:val="000000"/>
+        </w:rPr>
+        <w:t xml:space="preserve"> contained in language</w:t>
+      </w:r>
+      <w:r>
+        <w:rPr>
+          <w:color w:val="000000"/>
+        </w:rPr>
+        <w:t xml:space="preserve">. By centering trans and nonbinary expertise through care-centered data practices, the project addresses limitations </w:t>
+      </w:r>
+      <w:r>
+        <w:rPr>
+          <w:color w:val="000000"/>
+        </w:rPr>
+        <w:t xml:space="preserve">that </w:t>
+      </w:r>
+      <w:r>
+        <w:rPr>
+          <w:color w:val="000000"/>
+        </w:rPr>
+        <w:t>other content moderation systems may otherwise miss.</w:t>
       </w:r>
     </w:p>
     <w:p>
@@ -3584,13 +5053,37 @@
         <w:rPr>
           <w:color w:val="000000"/>
         </w:rPr>
-        <w:t>However, d</w:t>
-      </w:r>
-      <w:r>
-        <w:rPr>
-          <w:color w:val="000000"/>
-        </w:rPr>
-        <w:t xml:space="preserve">eciding whether a sample is transphobic, as the TIDEs researchers explain, is not a straightforward process. Like other kinds of social bias, transphobia may only be legible through </w:t>
+        <w:t>A</w:t>
+      </w:r>
+      <w:r>
+        <w:rPr>
+          <w:color w:val="000000"/>
+        </w:rPr>
+        <w:t xml:space="preserve">s the TIDEs researchers explain, </w:t>
+      </w:r>
+      <w:r>
+        <w:rPr>
+          <w:color w:val="000000"/>
+        </w:rPr>
+        <w:t>d</w:t>
+      </w:r>
+      <w:r>
+        <w:rPr>
+          <w:color w:val="000000"/>
+        </w:rPr>
+        <w:t>eciding whether a sample is transphobic</w:t>
+      </w:r>
+      <w:r>
+        <w:rPr>
+          <w:color w:val="000000"/>
+        </w:rPr>
+        <w:t xml:space="preserve"> </w:t>
+      </w:r>
+      <w:r>
+        <w:rPr>
+          <w:color w:val="000000"/>
+        </w:rPr>
+        <w:t xml:space="preserve">is not a straightforward process. Like other kinds of social bias, transphobia may only be legible through </w:t>
       </w:r>
       <w:r>
         <w:rPr>
@@ -3602,19 +5095,7 @@
         <w:rPr>
           <w:color w:val="000000"/>
         </w:rPr>
-        <w:t xml:space="preserve"> of irony and other rhetorical contexts that can be difficult to detect. For example, the following text is labelled as “not transphobic”,</w:t>
-      </w:r>
-      <w:r>
-        <w:rPr>
-          <w:color w:val="000000"/>
-        </w:rPr>
-        <w:t xml:space="preserve"> </w:t>
-      </w:r>
-      <w:r>
-        <w:rPr>
-          <w:color w:val="000000"/>
-        </w:rPr>
-        <w:t>despite representing a transphobic point of view on the surface:</w:t>
+        <w:t xml:space="preserve"> of irony and other rhetorical contexts that can be difficult to detect. For example, the following text is labelled as “not transphobic”, despite representing a transphobic point of view on the surface:</w:t>
       </w:r>
     </w:p>
     <w:p>
@@ -3825,7 +5306,19 @@
         <w:rPr>
           <w:color w:val="000000"/>
         </w:rPr>
-        <w:t xml:space="preserve"> transphobic could be missed, particularly by those who lack the in-group cultural knowledge and language cues.</w:t>
+        <w:t xml:space="preserve"> transphobic </w:t>
+      </w:r>
+      <w:r>
+        <w:rPr>
+          <w:color w:val="000000"/>
+        </w:rPr>
+        <w:t>may be missed</w:t>
+      </w:r>
+      <w:r>
+        <w:rPr>
+          <w:color w:val="000000"/>
+        </w:rPr>
+        <w:t xml:space="preserve"> by those who lack the in-group cultural knowledge and language cues.</w:t>
       </w:r>
     </w:p>
     <w:p>
@@ -3840,7 +5333,19 @@
         <w:rPr>
           <w:color w:val="000000"/>
         </w:rPr>
-        <w:t>Contrast this example with one that also uses a sincere tone, but with the purpose of making a serious request. This post, which is also drawn from reddit, asks for advice on gender presentation:</w:t>
+        <w:t xml:space="preserve">Contrast this example with one that also uses a </w:t>
+      </w:r>
+      <w:r>
+        <w:rPr>
+          <w:color w:val="000000"/>
+        </w:rPr>
+        <w:t xml:space="preserve">supplicating and </w:t>
+      </w:r>
+      <w:r>
+        <w:rPr>
+          <w:color w:val="000000"/>
+        </w:rPr>
+        <w:t>sincere tone, but with the purpose of making a serious request. This post, which is also drawn from reddit, asks for advice on gender presentation:</w:t>
       </w:r>
     </w:p>
     <w:p>
@@ -3930,37 +5435,25 @@
         <w:rPr>
           <w:color w:val="000000"/>
         </w:rPr>
-        <w:t>This post, which is labelled as “not transphobic,” shares with the previous “</w:t>
-      </w:r>
-      <w:r>
-        <w:rPr>
-          <w:color w:val="000000"/>
-        </w:rPr>
-        <w:t xml:space="preserve">not </w:t>
-      </w:r>
-      <w:r>
-        <w:rPr>
-          <w:color w:val="000000"/>
-        </w:rPr>
-        <w:t xml:space="preserve">transphobic” </w:t>
-      </w:r>
-      <w:r>
-        <w:rPr>
-          <w:color w:val="000000"/>
-        </w:rPr>
-        <w:t>sample</w:t>
-      </w:r>
-      <w:r>
-        <w:rPr>
-          <w:color w:val="000000"/>
-        </w:rPr>
-        <w:t xml:space="preserve"> a tone that appears sincere and supplicating.</w:t>
-      </w:r>
-      <w:r>
-        <w:rPr>
-          <w:color w:val="000000"/>
-        </w:rPr>
-        <w:t xml:space="preserve"> In this case, however, the tone is genuinely sincere, as the writer is asking for actual advice on gender presentation. The tone</w:t>
+        <w:t xml:space="preserve">Both this sample and the previous one are labeled as “not transphobic”. And like the </w:t>
+      </w:r>
+      <w:r>
+        <w:rPr>
+          <w:color w:val="000000"/>
+        </w:rPr>
+        <w:t xml:space="preserve">previous </w:t>
+      </w:r>
+      <w:r>
+        <w:rPr>
+          <w:color w:val="000000"/>
+        </w:rPr>
+        <w:t xml:space="preserve">sample, the writer here uses a supplicating tone to ask for advice. </w:t>
+      </w:r>
+      <w:r>
+        <w:rPr>
+          <w:color w:val="000000"/>
+        </w:rPr>
+        <w:t>The tone</w:t>
       </w:r>
       <w:r>
         <w:rPr>
@@ -4008,31 +5501,19 @@
         <w:rPr>
           <w:color w:val="000000"/>
         </w:rPr>
-        <w:t>. Rather, the difference has to do with the rhetorical context that is signaled</w:t>
-      </w:r>
-      <w:r>
-        <w:rPr>
-          <w:color w:val="000000"/>
-        </w:rPr>
-        <w:t xml:space="preserve"> in subtle ways</w:t>
-      </w:r>
-      <w:r>
-        <w:rPr>
-          <w:color w:val="000000"/>
-        </w:rPr>
-        <w:t xml:space="preserve">, </w:t>
-      </w:r>
-      <w:r>
-        <w:rPr>
-          <w:color w:val="000000"/>
-        </w:rPr>
-        <w:t xml:space="preserve">which </w:t>
-      </w:r>
-      <w:r>
-        <w:rPr>
-          <w:color w:val="000000"/>
-        </w:rPr>
-        <w:t xml:space="preserve">can be easily missed. </w:t>
+        <w:t xml:space="preserve"> in this case</w:t>
+      </w:r>
+      <w:r>
+        <w:rPr>
+          <w:color w:val="000000"/>
+        </w:rPr>
+        <w:t xml:space="preserve">. Rather, the difference has to do with the rhetorical context. </w:t>
+      </w:r>
+      <w:r>
+        <w:rPr>
+          <w:color w:val="000000"/>
+        </w:rPr>
+        <w:t xml:space="preserve">While the previous sample is written as parody, this one likely represents a serious request. </w:t>
       </w:r>
       <w:r>
         <w:rPr>
@@ -4053,49 +5534,67 @@
         <w:rPr>
           <w:color w:val="000000"/>
         </w:rPr>
-        <w:t xml:space="preserve">Both of these samples also show how language related to physical aspects of presentation </w:t>
-      </w:r>
-      <w:r>
-        <w:rPr>
-          <w:color w:val="000000"/>
-        </w:rPr>
-        <w:t>is prone to</w:t>
-      </w:r>
-      <w:r>
-        <w:rPr>
-          <w:color w:val="000000"/>
-        </w:rPr>
-        <w:t xml:space="preserve"> gender discrimination. Despite their different valences, </w:t>
-      </w:r>
-      <w:r>
-        <w:rPr>
-          <w:color w:val="000000"/>
-        </w:rPr>
-        <w:t xml:space="preserve">one with irony and the other sincere, </w:t>
-      </w:r>
-      <w:r>
-        <w:rPr>
-          <w:color w:val="000000"/>
-        </w:rPr>
-        <w:t xml:space="preserve">both samples associate gender with physical presentation: in the first, there is a reference to genitalia, and in the second, references to </w:t>
-      </w:r>
-      <w:r>
-        <w:rPr>
-          <w:color w:val="000000"/>
-        </w:rPr>
-        <w:t xml:space="preserve">gendered </w:t>
-      </w:r>
-      <w:r>
-        <w:rPr>
-          <w:color w:val="000000"/>
-        </w:rPr>
-        <w:t xml:space="preserve">hair and dress. </w:t>
-      </w:r>
-      <w:r>
-        <w:rPr>
-          <w:color w:val="000000"/>
-        </w:rPr>
-        <w:t xml:space="preserve">The ironic tone of the first sample suggests that reducing gender to biological markers is discriminatory, while the second sample suggests that gender expression, and the desire to attain a certain kind of expression, is not discriminatory. </w:t>
+        <w:t xml:space="preserve">Both of these samples also show how language related to physical aspects of </w:t>
+      </w:r>
+      <w:r>
+        <w:rPr>
+          <w:color w:val="000000"/>
+        </w:rPr>
+        <w:t xml:space="preserve">gender </w:t>
+      </w:r>
+      <w:r>
+        <w:rPr>
+          <w:color w:val="000000"/>
+        </w:rPr>
+        <w:t xml:space="preserve">presentation is prone to </w:t>
+      </w:r>
+      <w:r>
+        <w:rPr>
+          <w:color w:val="000000"/>
+        </w:rPr>
+        <w:t xml:space="preserve">being read as </w:t>
+      </w:r>
+      <w:r>
+        <w:rPr>
+          <w:color w:val="000000"/>
+        </w:rPr>
+        <w:t xml:space="preserve">discrimination. Despite their different valences, one </w:t>
+      </w:r>
+      <w:r>
+        <w:rPr>
+          <w:color w:val="000000"/>
+        </w:rPr>
+        <w:t xml:space="preserve">ironic </w:t>
+      </w:r>
+      <w:r>
+        <w:rPr>
+          <w:color w:val="000000"/>
+        </w:rPr>
+        <w:t xml:space="preserve">and the other </w:t>
+      </w:r>
+      <w:r>
+        <w:rPr>
+          <w:color w:val="000000"/>
+        </w:rPr>
+        <w:t>genuine</w:t>
+      </w:r>
+      <w:r>
+        <w:rPr>
+          <w:color w:val="000000"/>
+        </w:rPr>
+        <w:t xml:space="preserve">, both samples associate gender with physical presentation: in the first, there is a reference to genitalia, and in the second, references to gendered hair and dress. The ironic tone of the first sample suggests that reducing gender to biological markers </w:t>
+      </w:r>
+      <w:r>
+        <w:rPr>
+          <w:color w:val="000000"/>
+        </w:rPr>
+        <w:t>would be</w:t>
+      </w:r>
+      <w:r>
+        <w:rPr>
+          <w:color w:val="000000"/>
+        </w:rPr>
+        <w:t xml:space="preserve"> discriminatory, while the second sample suggests that gender expression, and the desire to attain a certain kind of expression, is not discriminatory. </w:t>
       </w:r>
     </w:p>
     <w:p>
@@ -4110,43 +5609,19 @@
         <w:rPr>
           <w:color w:val="000000"/>
         </w:rPr>
-        <w:t xml:space="preserve">Trained </w:t>
-      </w:r>
-      <w:r>
-        <w:rPr>
-          <w:color w:val="000000"/>
-        </w:rPr>
-        <w:t xml:space="preserve">on enough of </w:t>
-      </w:r>
-      <w:r>
-        <w:rPr>
-          <w:color w:val="000000"/>
-        </w:rPr>
-        <w:t xml:space="preserve">these </w:t>
-      </w:r>
-      <w:r>
-        <w:rPr>
-          <w:color w:val="000000"/>
-        </w:rPr>
-        <w:t xml:space="preserve">carefully-labeled </w:t>
-      </w:r>
-      <w:r>
-        <w:rPr>
-          <w:color w:val="000000"/>
-        </w:rPr>
-        <w:t xml:space="preserve">examples, the resulting model might pick up on some of these subtle rhetorical cues. </w:t>
-      </w:r>
-      <w:r>
-        <w:rPr>
-          <w:color w:val="000000"/>
-        </w:rPr>
-        <w:t>Thus, a</w:t>
+        <w:t>A</w:t>
       </w:r>
       <w:r>
         <w:rPr>
           <w:color w:val="000000"/>
         </w:rPr>
         <w:t xml:space="preserve">lthough the data labelling for this project sorts examples into a binary schema, into the categories of “transphobic” or “not transphobic”, it is done in a way that attends to nuanced manifestations of transphobia. </w:t>
+      </w:r>
+      <w:r>
+        <w:rPr>
+          <w:color w:val="000000"/>
+        </w:rPr>
+        <w:t>Trained on enough of these carefully labeled examples, the resulting model would likely pick up on some of these subtle rhetorical cues.</w:t>
       </w:r>
     </w:p>
     <w:p>
@@ -4191,7 +5666,19 @@
         <w:rPr>
           <w:color w:val="000000"/>
         </w:rPr>
-        <w:t>[13]</w:t>
+        <w:t>[1</w:t>
+      </w:r>
+      <w:r>
+        <w:rPr>
+          <w:color w:val="000000"/>
+        </w:rPr>
+        <w:t>4</w:t>
+      </w:r>
+      <w:r>
+        <w:rPr>
+          <w:color w:val="000000"/>
+        </w:rPr>
+        <w:t>]</w:t>
       </w:r>
       <w:r>
         <w:rPr>
@@ -4203,7 +5690,19 @@
         <w:rPr>
           <w:color w:val="000000"/>
         </w:rPr>
-        <w:t>[13].</w:t>
+        <w:t>[1</w:t>
+      </w:r>
+      <w:r>
+        <w:rPr>
+          <w:color w:val="000000"/>
+        </w:rPr>
+        <w:t>4</w:t>
+      </w:r>
+      <w:r>
+        <w:rPr>
+          <w:color w:val="000000"/>
+        </w:rPr>
+        <w:t>].</w:t>
       </w:r>
     </w:p>
     <w:p>
@@ -4218,26 +5717,44 @@
         <w:rPr>
           <w:color w:val="000000"/>
         </w:rPr>
-        <w:t xml:space="preserve">Unlike TIDEs, which is a binary classification method, this method emphasizes a qualitative approach. Built from a practice that the researchers developed in a previous paper, which proposes a “combination of quantitative and </w:t>
-      </w:r>
-      <w:r>
-        <w:rPr>
-          <w:color w:val="000000"/>
-        </w:rPr>
         <w:lastRenderedPageBreak/>
-        <w:t>qualitative methods, where the quantitative part produces a view of the data of a size suitable for qualitative analysis”</w:t>
-      </w:r>
-      <w:r>
-        <w:rPr>
-          <w:color w:val="000000"/>
-        </w:rPr>
-        <w:t xml:space="preserve"> [12]</w:t>
-      </w:r>
-      <w:r>
-        <w:rPr>
-          <w:color w:val="000000"/>
-        </w:rPr>
-        <w:t xml:space="preserve">, EQUITABL expands its methodology to include text generation and close reading. In brief, the process involves prompting both English and Swedish language models using a set of templates designed to generate narratives about various identity groups. The resulting narratives are then fed to a topic model, which will organize them into topics. Finally, the researchers extract the </w:t>
+        <w:t>Unlike TIDEs, which is a binary classification method, this method emphasizes a qualitative approach. Built from a practice that the researchers developed in a previous paper, which proposes a “combination of quantitative and qualitative methods, where the quantitative part produces a view of the data of a size suitable for qualitative analysis”</w:t>
+      </w:r>
+      <w:r>
+        <w:rPr>
+          <w:color w:val="000000"/>
+        </w:rPr>
+        <w:t xml:space="preserve"> [1</w:t>
+      </w:r>
+      <w:r>
+        <w:rPr>
+          <w:color w:val="000000"/>
+        </w:rPr>
+        <w:t>3</w:t>
+      </w:r>
+      <w:r>
+        <w:rPr>
+          <w:color w:val="000000"/>
+        </w:rPr>
+        <w:t>]</w:t>
+      </w:r>
+      <w:r>
+        <w:rPr>
+          <w:color w:val="000000"/>
+        </w:rPr>
+        <w:t xml:space="preserve">, EQUITABL expands its methodology to include text generation and close reading. In brief, the process involves prompting both English and Swedish language models using a set of templates designed to generate narratives about various identity groups. The resulting narratives are then fed to a topic model, which will organize them into topics. Finally, the researchers extract </w:t>
+      </w:r>
+      <w:r>
+        <w:rPr>
+          <w:color w:val="000000"/>
+        </w:rPr>
+        <w:t>a sample of</w:t>
+      </w:r>
+      <w:r>
+        <w:rPr>
+          <w:color w:val="000000"/>
+        </w:rPr>
+        <w:t xml:space="preserve"> </w:t>
       </w:r>
       <w:sdt>
         <w:sdtPr>
@@ -4250,7 +5767,7 @@
         <w:rPr>
           <w:color w:val="000000"/>
         </w:rPr>
-        <w:t>top narratives for each topic and proceed with close reading analysis, which is the main focus of the experiment.</w:t>
+        <w:t>narratives for each topic and proceed with close reading analysis, which is the main focus of the experiment.</w:t>
       </w:r>
     </w:p>
     <w:p>
@@ -4271,13 +5788,37 @@
         <w:rPr>
           <w:color w:val="000000"/>
         </w:rPr>
-        <w:t>[13].</w:t>
-      </w:r>
-      <w:r>
-        <w:rPr>
-          <w:color w:val="000000"/>
-        </w:rPr>
-        <w:t xml:space="preserve"> The templates cycle through different racial and gender identities, religions, and predicates to create a varied set of prompts. Possible variations include, “a Black Christian at the doctor’s office,” “a trans Muslim with a special skill,” “a white nonbinary person with tears running down their face.” The result is to create a diverse set of stories with protagonists spanning various subject positions, represented in both positive, negative, and neutral contexts.</w:t>
+        <w:t>[1</w:t>
+      </w:r>
+      <w:r>
+        <w:rPr>
+          <w:color w:val="000000"/>
+        </w:rPr>
+        <w:t>4</w:t>
+      </w:r>
+      <w:r>
+        <w:rPr>
+          <w:color w:val="000000"/>
+        </w:rPr>
+        <w:t>].</w:t>
+      </w:r>
+      <w:r>
+        <w:rPr>
+          <w:color w:val="000000"/>
+        </w:rPr>
+        <w:t xml:space="preserve"> The templates cycle through different racial and gender identities, religions, and predicates to create a varied set of prompts. Possible variations include, “a Black Christian at the doctor’s office,” “a trans Muslim with a special skill,” “a white nonbinary person with tears running down their face.” The </w:t>
+      </w:r>
+      <w:r>
+        <w:rPr>
+          <w:color w:val="000000"/>
+        </w:rPr>
+        <w:t>prompts thus</w:t>
+      </w:r>
+      <w:r>
+        <w:rPr>
+          <w:color w:val="000000"/>
+        </w:rPr>
+        <w:t xml:space="preserve"> create a diverse set of stories with protagonists spanning various subject positions, represented in both positive, negative, and neutral contexts.</w:t>
       </w:r>
     </w:p>
     <w:p>
@@ -4298,7 +5839,19 @@
         <w:rPr>
           <w:color w:val="000000"/>
         </w:rPr>
-        <w:t>[13].</w:t>
+        <w:t>[1</w:t>
+      </w:r>
+      <w:r>
+        <w:rPr>
+          <w:color w:val="000000"/>
+        </w:rPr>
+        <w:t>4</w:t>
+      </w:r>
+      <w:r>
+        <w:rPr>
+          <w:color w:val="000000"/>
+        </w:rPr>
+        <w:t>].</w:t>
       </w:r>
       <w:r>
         <w:rPr>
@@ -4319,7 +5872,31 @@
         <w:rPr>
           <w:color w:val="000000"/>
         </w:rPr>
-        <w:t>According to the close reading analysis, the narratives centering feminine identities are mostly linked to unpleasant emotions like depression and anxiety, a quality that is exacerbated in narratives about trans women. Narratives about masculine subjects, by contrast, are mostly positive in tone, associated with happy events like weddings and parties. Additionally, narratives about nonbinary persons express overt themes of struggle and the need for community support, and the researchers note that these struggles tend to end on a positive, “uplifting” note.</w:t>
+        <w:t xml:space="preserve">According to the close reading analysis, the narratives centering feminine identities are mostly linked to unpleasant emotions like depression and anxiety, a quality that is exacerbated in narratives about trans women. Narratives about masculine subjects, by contrast, are mostly positive in tone, associated with happy events like weddings and parties. Additionally, narratives about nonbinary persons express overt themes of struggle and the need for community support, </w:t>
+      </w:r>
+      <w:r>
+        <w:rPr>
+          <w:color w:val="000000"/>
+        </w:rPr>
+        <w:t xml:space="preserve">which </w:t>
+      </w:r>
+      <w:r>
+        <w:rPr>
+          <w:color w:val="000000"/>
+        </w:rPr>
+        <w:t>tend to end on a positive, “uplifting” note</w:t>
+      </w:r>
+      <w:r>
+        <w:rPr>
+          <w:color w:val="000000"/>
+        </w:rPr>
+        <w:t xml:space="preserve"> [14]</w:t>
+      </w:r>
+      <w:r>
+        <w:rPr>
+          <w:color w:val="000000"/>
+        </w:rPr>
+        <w:t>.</w:t>
       </w:r>
     </w:p>
     <w:p>
@@ -4334,7 +5911,67 @@
         <w:rPr>
           <w:color w:val="000000"/>
         </w:rPr>
-        <w:t>Amid these perhaps unsurprising results, researchers note an unexpected pattern of refusal from the model, which declines to discuss certain topics and identity groups. In these refusals, the models explain that their programming instructions require them to either stay away from topics of identity that may promote “negative or derogatory language”</w:t>
+        <w:t xml:space="preserve">Amid these perhaps unsurprising results, researchers </w:t>
+      </w:r>
+      <w:r>
+        <w:rPr>
+          <w:color w:val="000000"/>
+        </w:rPr>
+        <w:t>note</w:t>
+      </w:r>
+      <w:r>
+        <w:rPr>
+          <w:color w:val="000000"/>
+        </w:rPr>
+        <w:t xml:space="preserve"> an unexpected pattern of refusal from the model, which declines to discuss certain topics and identity groups. In these refusals, the models </w:t>
+      </w:r>
+      <w:r>
+        <w:rPr>
+          <w:color w:val="000000"/>
+        </w:rPr>
+        <w:t>claim</w:t>
+      </w:r>
+      <w:r>
+        <w:rPr>
+          <w:color w:val="000000"/>
+        </w:rPr>
+        <w:t xml:space="preserve"> that their programming instructions require them to either stay away from </w:t>
+      </w:r>
+      <w:r>
+        <w:rPr>
+          <w:color w:val="000000"/>
+        </w:rPr>
+        <w:t xml:space="preserve">the </w:t>
+      </w:r>
+      <w:r>
+        <w:rPr>
+          <w:color w:val="000000"/>
+        </w:rPr>
+        <w:t>topic of identity</w:t>
+      </w:r>
+      <w:r>
+        <w:rPr>
+          <w:color w:val="000000"/>
+        </w:rPr>
+        <w:t>,</w:t>
+      </w:r>
+      <w:r>
+        <w:rPr>
+          <w:color w:val="000000"/>
+        </w:rPr>
+        <w:t xml:space="preserve"> </w:t>
+      </w:r>
+      <w:r>
+        <w:rPr>
+          <w:color w:val="000000"/>
+        </w:rPr>
+        <w:t>which</w:t>
+      </w:r>
+      <w:r>
+        <w:rPr>
+          <w:color w:val="000000"/>
+        </w:rPr>
+        <w:t xml:space="preserve"> may promote “negative or derogatory language”</w:t>
       </w:r>
       <w:r>
         <w:rPr>
@@ -4346,7 +5983,7 @@
         <w:rPr>
           <w:color w:val="000000"/>
         </w:rPr>
-        <w:t>3</w:t>
+        <w:t>4</w:t>
       </w:r>
       <w:r>
         <w:rPr>
@@ -4391,7 +6028,37 @@
         <w:rPr>
           <w:color w:val="000000"/>
         </w:rPr>
-        <w:t xml:space="preserve"> the researchers point out, refusing to answer a prompt about a specific identity group is its own form of discrimination. Such refusals implicitly reinforce that only a select and dominant subset of identities are fit for discussion, while other, more marginalized groups are not. As the researchers explain, “The refusals themselves actually produce risk and harm. They suggest that the model likely cannot say anything nice, which is alarming when frequently repeated about minoritized groups” </w:t>
+        <w:t xml:space="preserve"> the researchers </w:t>
+      </w:r>
+      <w:r>
+        <w:rPr>
+          <w:color w:val="000000"/>
+        </w:rPr>
+        <w:t>point out</w:t>
+      </w:r>
+      <w:r>
+        <w:rPr>
+          <w:color w:val="000000"/>
+        </w:rPr>
+        <w:t>, refusing to answer a prompt about a specific identity group is its own form of discrimination. Such refusals implicitly reinforce that only a select and dominant subset of identities are fit for discussion, while other, more marginalized groups are not</w:t>
+      </w:r>
+      <w:r>
+        <w:rPr>
+          <w:color w:val="000000"/>
+        </w:rPr>
+        <w:t>. The researchers explain that,</w:t>
+      </w:r>
+      <w:r>
+        <w:rPr>
+          <w:color w:val="000000"/>
+        </w:rPr>
+        <w:t xml:space="preserve"> </w:t>
+      </w:r>
+      <w:r>
+        <w:rPr>
+          <w:color w:val="000000"/>
+        </w:rPr>
+        <w:t xml:space="preserve">“The refusals themselves actually produce risk and harm. They suggest that the model likely cannot say anything nice, which is alarming when frequently repeated about minoritized groups” </w:t>
       </w:r>
       <w:r>
         <w:rPr>
@@ -4403,7 +6070,7 @@
         <w:rPr>
           <w:color w:val="000000"/>
         </w:rPr>
-        <w:t>3</w:t>
+        <w:t>4</w:t>
       </w:r>
       <w:r>
         <w:rPr>
@@ -4424,7 +6091,62 @@
         <w:rPr>
           <w:color w:val="000000"/>
         </w:rPr>
-        <w:t xml:space="preserve">However, there was an exception to the pattern of refusals concerned with socially dominant groups. When identity markers from socially dominant groups were combined in an additive way, such as “white”, “Christian”, and “man” to form “a white Christian man”, the model was more likely to refuse than similarly intersectional, though less dominant, identity combinations. For example, a model is more likely to refuse a prompt about a “white Christian man” than a “Black Christian man.” Indeed, the least refused prompt was the phrase “a man,” while the most refused one was “a white Christian” </w:t>
+        <w:t>However, there was an exception to the pattern of refusals</w:t>
+      </w:r>
+      <w:r>
+        <w:rPr>
+          <w:color w:val="000000"/>
+        </w:rPr>
+        <w:t>, which</w:t>
+      </w:r>
+      <w:r>
+        <w:rPr>
+          <w:color w:val="000000"/>
+        </w:rPr>
+        <w:t xml:space="preserve"> concerned socially dominant groups. When identity markers from socially dominant groups were combined in an additive way, such as “white”, “Christian”, and “man” to form “a white Christian man”, the model was </w:t>
+      </w:r>
+      <w:r>
+        <w:rPr>
+          <w:color w:val="000000"/>
+        </w:rPr>
+        <w:t>more</w:t>
+      </w:r>
+      <w:r>
+        <w:rPr>
+          <w:color w:val="000000"/>
+        </w:rPr>
+        <w:t xml:space="preserve"> likely to refuse than similarly intersectional, though less dominant, identity combinations. For example, a model is more likely to refuse a prompt about a “white Christian man” than a “Black Christian man.” </w:t>
+      </w:r>
+      <w:r>
+        <w:rPr>
+          <w:color w:val="000000"/>
+        </w:rPr>
+        <w:t xml:space="preserve">This quirk creates a strange effect where dominant groups were the most discussed, unless </w:t>
+      </w:r>
+      <w:r>
+        <w:rPr>
+          <w:color w:val="000000"/>
+        </w:rPr>
+        <w:lastRenderedPageBreak/>
+        <w:t xml:space="preserve">the identity of these groups were described in detail. </w:t>
+      </w:r>
+      <w:r>
+        <w:rPr>
+          <w:color w:val="000000"/>
+        </w:rPr>
+        <w:t xml:space="preserve">Indeed, </w:t>
+      </w:r>
+      <w:r>
+        <w:rPr>
+          <w:color w:val="000000"/>
+        </w:rPr>
+        <w:t xml:space="preserve">the researchers note, </w:t>
+      </w:r>
+      <w:r>
+        <w:rPr>
+          <w:color w:val="000000"/>
+        </w:rPr>
+        <w:t xml:space="preserve">the least refused prompt was the phrase “a man,” while the most refused one was “a white Christian” </w:t>
       </w:r>
       <w:r>
         <w:rPr>
@@ -4436,7 +6158,7 @@
         <w:rPr>
           <w:color w:val="000000"/>
         </w:rPr>
-        <w:t>3</w:t>
+        <w:t>4</w:t>
       </w:r>
       <w:r>
         <w:rPr>
@@ -4463,7 +6185,19 @@
         <w:rPr>
           <w:color w:val="000000"/>
         </w:rPr>
-        <w:t xml:space="preserve">This notable inversion of the usual pattern also speaks to another peculiarity of the results, which the researchers call the </w:t>
+        <w:t xml:space="preserve">This notable inversion of the usual pattern </w:t>
+      </w:r>
+      <w:r>
+        <w:rPr>
+          <w:color w:val="000000"/>
+        </w:rPr>
+        <w:t xml:space="preserve">leads the researchers to call this group </w:t>
+      </w:r>
+      <w:r>
+        <w:rPr>
+          <w:color w:val="000000"/>
+        </w:rPr>
+        <w:t xml:space="preserve">the </w:t>
       </w:r>
       <w:sdt>
         <w:sdtPr>
@@ -4476,14 +6210,37 @@
         <w:rPr>
           <w:color w:val="000000"/>
         </w:rPr>
-        <w:t xml:space="preserve">“unmarked majority”, in other words, an invisible but dominant majority. A lack of identity specification in the model prompts will lead the model to assume a dominant identity, which is a white, straight, cisgender, Christian male </w:t>
-      </w:r>
-      <w:r>
-        <w:rPr>
-          <w:color w:val="000000"/>
-        </w:rPr>
-        <w:lastRenderedPageBreak/>
-        <w:t xml:space="preserve">identity. The researchers explain that, “When not otherwise specified, ‘a person’ is assumed to be a man, as well as likely white, straight, cisgender, and Christian” </w:t>
+        <w:t xml:space="preserve">“unmarked majority”, </w:t>
+      </w:r>
+      <w:r>
+        <w:rPr>
+          <w:color w:val="000000"/>
+        </w:rPr>
+        <w:t xml:space="preserve">that is, </w:t>
+      </w:r>
+      <w:r>
+        <w:rPr>
+          <w:color w:val="000000"/>
+        </w:rPr>
+        <w:t>the</w:t>
+      </w:r>
+      <w:r>
+        <w:rPr>
+          <w:color w:val="000000"/>
+        </w:rPr>
+        <w:t xml:space="preserve"> invisible but dominant majority. A lack of identity specification in the model prompts will lead the model to assume a dominant identity</w:t>
+      </w:r>
+      <w:r>
+        <w:rPr>
+          <w:color w:val="000000"/>
+        </w:rPr>
+        <w:t xml:space="preserve"> which, </w:t>
+      </w:r>
+      <w:r>
+        <w:rPr>
+          <w:color w:val="000000"/>
+        </w:rPr>
+        <w:t xml:space="preserve">researchers explain, “is assumed to be a man, as well as likely white, straight, cisgender, and Christian” </w:t>
       </w:r>
       <w:r>
         <w:rPr>
@@ -4495,7 +6252,7 @@
         <w:rPr>
           <w:color w:val="000000"/>
         </w:rPr>
-        <w:t>3</w:t>
+        <w:t>4</w:t>
       </w:r>
       <w:r>
         <w:rPr>
@@ -4513,7 +6270,79 @@
         <w:rPr>
           <w:color w:val="000000"/>
         </w:rPr>
-        <w:t xml:space="preserve">While perhaps unsurprising, this aspect of the results may perhaps explain why the model refuses to generate narratives of intersectional dominant groups (“a white Christian”). The researchers posit that such social groups are “so often unmarked that specifying them draws extra attention to the concept of ‘identity,’ which the model has been discouraged from talking about” </w:t>
+        <w:t>In an incisive speculation, the researchers posit that this “unmarked” quality of dominant identity group</w:t>
+      </w:r>
+      <w:r>
+        <w:rPr>
+          <w:color w:val="000000"/>
+        </w:rPr>
+        <w:t>s</w:t>
+      </w:r>
+      <w:r>
+        <w:rPr>
+          <w:color w:val="000000"/>
+        </w:rPr>
+        <w:t xml:space="preserve"> </w:t>
+      </w:r>
+      <w:r>
+        <w:rPr>
+          <w:color w:val="000000"/>
+        </w:rPr>
+        <w:t xml:space="preserve">explains </w:t>
+      </w:r>
+      <w:r>
+        <w:rPr>
+          <w:color w:val="000000"/>
+        </w:rPr>
+        <w:t xml:space="preserve">why the model refuses to answer </w:t>
+      </w:r>
+      <w:r>
+        <w:rPr>
+          <w:color w:val="000000"/>
+        </w:rPr>
+        <w:t xml:space="preserve">certain kinds of </w:t>
+      </w:r>
+      <w:r>
+        <w:rPr>
+          <w:color w:val="000000"/>
+        </w:rPr>
+        <w:t xml:space="preserve">questions about </w:t>
+      </w:r>
+      <w:r>
+        <w:rPr>
+          <w:color w:val="000000"/>
+        </w:rPr>
+        <w:t>them</w:t>
+      </w:r>
+      <w:r>
+        <w:rPr>
+          <w:color w:val="000000"/>
+        </w:rPr>
+        <w:t xml:space="preserve">. </w:t>
+      </w:r>
+      <w:r>
+        <w:rPr>
+          <w:color w:val="000000"/>
+        </w:rPr>
+        <w:t xml:space="preserve">Because such groups </w:t>
+      </w:r>
+      <w:r>
+        <w:rPr>
+          <w:color w:val="000000"/>
+        </w:rPr>
+        <w:t>are “so often unmarked</w:t>
+      </w:r>
+      <w:r>
+        <w:rPr>
+          <w:color w:val="000000"/>
+        </w:rPr>
+        <w:t>”, as the researchers explain, “</w:t>
+      </w:r>
+      <w:r>
+        <w:rPr>
+          <w:color w:val="000000"/>
+        </w:rPr>
+        <w:t xml:space="preserve">specifying them draws extra attention to the concept of ‘identity,’ which the model has been discouraged from talking about” </w:t>
       </w:r>
       <w:bookmarkStart w:id="4" w:name="bookmark=id.9zhads7mbrj4" w:colFirst="0" w:colLast="0"/>
       <w:bookmarkStart w:id="5" w:name="bookmark=id.riw95mhlswi" w:colFirst="0" w:colLast="0"/>
@@ -4529,7 +6358,7 @@
         <w:rPr>
           <w:color w:val="000000"/>
         </w:rPr>
-        <w:t>3</w:t>
+        <w:t>4</w:t>
       </w:r>
       <w:r>
         <w:rPr>
@@ -4541,7 +6370,37 @@
         <w:rPr>
           <w:color w:val="000000"/>
         </w:rPr>
-        <w:t xml:space="preserve"> In other words, the model is more sensitive to the explicit naming of dominant identity groups, because such groups are often by and large invisible, passing as unmarked. </w:t>
+        <w:t xml:space="preserve"> In other words, </w:t>
+      </w:r>
+      <w:r>
+        <w:rPr>
+          <w:color w:val="000000"/>
+        </w:rPr>
+        <w:t xml:space="preserve">due to their tendency of dominant groups be less visible, </w:t>
+      </w:r>
+      <w:r>
+        <w:rPr>
+          <w:color w:val="000000"/>
+        </w:rPr>
+        <w:t>the model is more sensitive</w:t>
+      </w:r>
+      <w:r>
+        <w:rPr>
+          <w:color w:val="000000"/>
+        </w:rPr>
+        <w:t xml:space="preserve"> to naming them explicitly</w:t>
+      </w:r>
+      <w:r>
+        <w:rPr>
+          <w:color w:val="000000"/>
+        </w:rPr>
+        <w:t>, making them more likely to refuse prompts that specify these groups</w:t>
+      </w:r>
+      <w:r>
+        <w:rPr>
+          <w:color w:val="000000"/>
+        </w:rPr>
+        <w:t>.</w:t>
       </w:r>
     </w:p>
     <w:p>
@@ -4564,19 +6423,7 @@
         <w:rPr>
           <w:color w:val="000000"/>
         </w:rPr>
-        <w:t xml:space="preserve"> </w:t>
-      </w:r>
-      <w:r>
-        <w:rPr>
-          <w:color w:val="000000"/>
-        </w:rPr>
-        <w:t>As Amin [1] argues, due to the historical tendency of LGBTQ+-related categories to distinguish internal and idealized identities from visibly different ones, a kind of stigmatization accompanies non-normative genders that are externally expressed. Given this focus, how does gender as external presentation or behavior operate in the above frameworks for studying gender bias in NLP?</w:t>
-      </w:r>
-      <w:r>
-        <w:rPr>
-          <w:color w:val="000000"/>
-        </w:rPr>
-        <w:t xml:space="preserve"> </w:t>
+        <w:t xml:space="preserve"> As Amin [1] argues, due to the historical tendency of LGBTQ+-related categories to distinguish internal and idealized identities from visibly different ones, a kind of stigmatization accompanies non-normative genders that are externally expressed. Given this focus, how does gender as external presentation or behavior operate in the above frameworks for studying gender bias in NLP? </w:t>
       </w:r>
       <w:r>
         <w:rPr>
@@ -4597,7 +6444,19 @@
         <w:rPr>
           <w:color w:val="000000"/>
         </w:rPr>
-        <w:t xml:space="preserve">The close examination of these two frameworks for detecting trans bias—TIDEs and EQUITABL—demonstrate how bias evaluation can reveal concrete aspects of gender bias in language. Despite their contrasting approaches, with TIDEs relying on binary classification and EQUITABL </w:t>
+        <w:t>The close examination of these two frameworks for detecting trans bias—TIDEs and EQUITABL</w:t>
+      </w:r>
+      <w:r>
+        <w:rPr>
+          <w:color w:val="000000"/>
+        </w:rPr>
+        <w:t>—suggests that gender bias attaches to physical aspects and external qualities</w:t>
+      </w:r>
+      <w:r>
+        <w:rPr>
+          <w:color w:val="000000"/>
+        </w:rPr>
+        <w:t xml:space="preserve">. Despite their contrasting approaches, with TIDEs relying on binary classification and EQUITABL </w:t>
       </w:r>
       <w:r>
         <w:rPr>
@@ -4609,112 +6468,256 @@
         <w:rPr>
           <w:color w:val="000000"/>
         </w:rPr>
-        <w:t xml:space="preserve">qualitative analysis, both frameworks reveal the importance of context and interpretation in identifying transphobia. TIDEs </w:t>
-      </w:r>
-      <w:proofErr w:type="gramStart"/>
-      <w:r>
-        <w:rPr>
-          <w:color w:val="000000"/>
-        </w:rPr>
-        <w:t>highlights</w:t>
-      </w:r>
-      <w:proofErr w:type="gramEnd"/>
-      <w:r>
-        <w:rPr>
-          <w:color w:val="000000"/>
-        </w:rPr>
-        <w:t xml:space="preserve"> how subtle rhetorical cues, specifically irony and in-group knowledge, </w:t>
-      </w:r>
-      <w:r>
-        <w:rPr>
-          <w:color w:val="000000"/>
-        </w:rPr>
-        <w:t>can be built into bias detection methods</w:t>
-      </w:r>
-      <w:r>
-        <w:rPr>
-          <w:color w:val="000000"/>
-        </w:rPr>
-        <w:t>, while EQUITABL shows how generative models reproduce hegemonic norms through refusal which reinforces the dominant, unmarked subject.</w:t>
+        <w:t xml:space="preserve">qualitative analysis, both frameworks </w:t>
+      </w:r>
+      <w:r>
+        <w:rPr>
+          <w:color w:val="000000"/>
+        </w:rPr>
+        <w:t xml:space="preserve">reinforce Amin’s [1] point that stigma against gender tends to accompany physical and social aspects of gender presentation. In TIDEs, the ironic tone of the first sample suggests that biology is a site where trans people might experience discrimination. Meanwhile, in EQUITABL, the unmarked dominant subject reinforces </w:t>
+      </w:r>
+      <w:r>
+        <w:rPr>
+          <w:color w:val="000000"/>
+        </w:rPr>
+        <w:t>an</w:t>
+      </w:r>
+      <w:r>
+        <w:rPr>
+          <w:color w:val="000000"/>
+        </w:rPr>
+        <w:t xml:space="preserve"> idealized normative gender, which is simultaneously default and invisible.</w:t>
       </w:r>
     </w:p>
     <w:p>
       <w:pPr>
-        <w:pStyle w:val="Para"/>
-        <w:ind w:firstLine="720"/>
-        <w:rPr>
-          <w:color w:val="000000"/>
-        </w:rPr>
-      </w:pPr>
-      <w:r>
-        <w:rPr>
-          <w:color w:val="000000"/>
-        </w:rPr>
-        <w:t>Existing</w:t>
-      </w:r>
-      <w:r>
-        <w:rPr>
-          <w:color w:val="000000"/>
-        </w:rPr>
-        <w:t xml:space="preserve"> evaluations of LLMs show that the most frequent and default subject category is the straight white male, and that other subject categories, like woman, black and homosexual are less prevalent in both training data and model outputs </w:t>
-      </w:r>
-      <w:r>
-        <w:rPr>
-          <w:color w:val="000000"/>
-        </w:rPr>
-        <w:t>[19]</w:t>
-      </w:r>
-      <w:r>
-        <w:rPr>
-          <w:color w:val="000000"/>
-        </w:rPr>
-        <w:t>. Additionally, research has also shown a correlation between the presence and frequency of certain identities in the training data and their association with positive and negative terms</w:t>
-      </w:r>
-      <w:r>
-        <w:rPr>
-          <w:color w:val="000000"/>
-        </w:rPr>
-        <w:t xml:space="preserve"> [1</w:t>
-      </w:r>
-      <w:r>
-        <w:rPr>
-          <w:color w:val="000000"/>
-        </w:rPr>
-        <w:t>3</w:t>
-      </w:r>
-      <w:r>
-        <w:rPr>
-          <w:color w:val="000000"/>
-        </w:rPr>
-        <w:t>]</w:t>
-      </w:r>
-      <w:r>
-        <w:rPr>
-          <w:color w:val="000000"/>
-        </w:rPr>
-        <w:t xml:space="preserve">: van Loon et al. </w:t>
-      </w:r>
-      <w:r>
-        <w:rPr>
-          <w:color w:val="000000"/>
-        </w:rPr>
-        <w:t>[28],</w:t>
-      </w:r>
-      <w:r>
-        <w:rPr>
-          <w:color w:val="000000"/>
-        </w:rPr>
-        <w:t xml:space="preserve"> in particular, find that the less frequently a group is named, the more negative the associations with that group.</w:t>
+        <w:pStyle w:val="ParaContinue"/>
+      </w:pPr>
+      <w:r>
+        <w:tab/>
+      </w:r>
+      <w:r>
+        <w:t xml:space="preserve">These insights are in contrast to most </w:t>
+      </w:r>
+      <w:r>
+        <w:t>existing NLP methods for detecting and mitigating bias</w:t>
+      </w:r>
+      <w:r>
+        <w:t>, which</w:t>
+      </w:r>
+      <w:r>
+        <w:t xml:space="preserve"> </w:t>
+      </w:r>
+      <w:r>
+        <w:t>are driven by the assumption that gender equality means that genders ought to be i</w:t>
+      </w:r>
+      <w:r>
+        <w:t xml:space="preserve">nterchangeable. Word embedding [5] and Coreference Resolution tasks [32], for example, are based on the idea that each of the genders ought to have equal associations with </w:t>
+      </w:r>
+      <w:r>
+        <w:t xml:space="preserve">all </w:t>
+      </w:r>
+      <w:r>
+        <w:t>attributes</w:t>
+      </w:r>
+      <w:r>
+        <w:t xml:space="preserve">. For example, that a male gendered term </w:t>
+      </w:r>
+      <w:r>
+        <w:t>ought to</w:t>
+      </w:r>
+      <w:r>
+        <w:t xml:space="preserve"> be </w:t>
+      </w:r>
+      <w:r>
+        <w:t xml:space="preserve">as </w:t>
+      </w:r>
+      <w:r>
+        <w:t>equally associated as a female gendered one to attribute</w:t>
+      </w:r>
+      <w:r>
+        <w:t>s</w:t>
+      </w:r>
+      <w:r>
+        <w:t xml:space="preserve"> </w:t>
+      </w:r>
+      <w:r>
+        <w:t xml:space="preserve">such as </w:t>
+      </w:r>
+      <w:r>
+        <w:t>“babysitter”</w:t>
+      </w:r>
+      <w:r>
+        <w:t xml:space="preserve"> or</w:t>
+      </w:r>
+      <w:r>
+        <w:t xml:space="preserve"> </w:t>
+      </w:r>
+      <w:r>
+        <w:t>“computer programmer”</w:t>
+      </w:r>
+      <w:r>
+        <w:t xml:space="preserve">. Meanwhile, other research [8] points out that such frameworks rely on a zero-sum logic that treats </w:t>
+      </w:r>
+      <w:r>
+        <w:t xml:space="preserve">one gender as equivalent or interchangeable with the other, </w:t>
+      </w:r>
+      <w:r>
+        <w:t>without considering how</w:t>
+      </w:r>
+      <w:r>
+        <w:t xml:space="preserve"> gender</w:t>
+      </w:r>
+      <w:r>
+        <w:t xml:space="preserve"> discrimination emerges from more complex associations between gender terms and </w:t>
+      </w:r>
+      <w:r>
+        <w:t>social norms, such as systems of visibility.</w:t>
       </w:r>
     </w:p>
     <w:p>
       <w:pPr>
-        <w:pStyle w:val="Para"/>
+        <w:pStyle w:val="ParaContinue"/>
         <w:ind w:firstLine="720"/>
         <w:rPr>
           <w:color w:val="000000"/>
         </w:rPr>
       </w:pPr>
+      <w:r>
+        <w:t>Rather than equalizing gender terms and attributes</w:t>
+      </w:r>
+      <w:r>
+        <w:t>, the results from TIDEs and EQUITABL sugges</w:t>
+      </w:r>
+      <w:r>
+        <w:t>t that</w:t>
+      </w:r>
+      <w:r>
+        <w:t xml:space="preserve"> </w:t>
+      </w:r>
+      <w:r>
+        <w:t>increasing</w:t>
+      </w:r>
+      <w:r>
+        <w:t xml:space="preserve"> the frequency of references </w:t>
+      </w:r>
+      <w:r>
+        <w:t>to</w:t>
+      </w:r>
+      <w:r>
+        <w:t xml:space="preserve"> less dominant</w:t>
+      </w:r>
+      <w:r>
+        <w:t xml:space="preserve"> </w:t>
+      </w:r>
+      <w:r>
+        <w:t>gender</w:t>
+      </w:r>
+      <w:r>
+        <w:t>s</w:t>
+      </w:r>
+      <w:r>
+        <w:t xml:space="preserve"> might be a viable solution. </w:t>
+      </w:r>
+      <w:r>
+        <w:t xml:space="preserve">Indeed, </w:t>
+      </w:r>
+      <w:r>
+        <w:rPr>
+          <w:color w:val="000000"/>
+        </w:rPr>
+        <w:t>e</w:t>
+      </w:r>
+      <w:r>
+        <w:rPr>
+          <w:color w:val="000000"/>
+        </w:rPr>
+        <w:t>xisting</w:t>
+      </w:r>
+      <w:r>
+        <w:rPr>
+          <w:color w:val="000000"/>
+        </w:rPr>
+        <w:t xml:space="preserve"> evaluations of LLMs show that the most frequent and default subject category is the straight white male, and that other subject categories, like woman, black and homosexual are less prevalent in both training data and model outputs </w:t>
+      </w:r>
+      <w:r>
+        <w:rPr>
+          <w:color w:val="000000"/>
+        </w:rPr>
+        <w:t>[</w:t>
+      </w:r>
+      <w:r>
+        <w:rPr>
+          <w:color w:val="000000"/>
+        </w:rPr>
+        <w:t>20</w:t>
+      </w:r>
+      <w:r>
+        <w:rPr>
+          <w:color w:val="000000"/>
+        </w:rPr>
+        <w:t>]</w:t>
+      </w:r>
+      <w:r>
+        <w:rPr>
+          <w:color w:val="000000"/>
+        </w:rPr>
+        <w:t>. Additionally, research has also shown a correlation between the presence and frequency of certain identities in the training data and their association with positive and negative terms</w:t>
+      </w:r>
+      <w:r>
+        <w:rPr>
+          <w:color w:val="000000"/>
+        </w:rPr>
+        <w:t xml:space="preserve"> [1</w:t>
+      </w:r>
+      <w:r>
+        <w:rPr>
+          <w:color w:val="000000"/>
+        </w:rPr>
+        <w:t>4</w:t>
+      </w:r>
+      <w:r>
+        <w:rPr>
+          <w:color w:val="000000"/>
+        </w:rPr>
+        <w:t>]</w:t>
+      </w:r>
+      <w:r>
+        <w:rPr>
+          <w:color w:val="000000"/>
+        </w:rPr>
+        <w:t xml:space="preserve">: van Loon et al. </w:t>
+      </w:r>
+      <w:r>
+        <w:rPr>
+          <w:color w:val="000000"/>
+        </w:rPr>
+        <w:t>[2</w:t>
+      </w:r>
+      <w:r>
+        <w:rPr>
+          <w:color w:val="000000"/>
+        </w:rPr>
+        <w:t>9</w:t>
+      </w:r>
+      <w:r>
+        <w:rPr>
+          <w:color w:val="000000"/>
+        </w:rPr>
+        <w:t>],</w:t>
+      </w:r>
+      <w:r>
+        <w:rPr>
+          <w:color w:val="000000"/>
+        </w:rPr>
+        <w:t xml:space="preserve"> in particular, find that the less frequently a group is named, the more negative the associations with that group.</w:t>
+      </w:r>
+      <w:r>
+        <w:rPr>
+          <w:color w:val="000000"/>
+        </w:rPr>
+        <w:t xml:space="preserve"> </w:t>
+      </w:r>
       <w:r>
         <w:rPr>
           <w:color w:val="000000"/>
@@ -4733,36 +6736,19 @@
         <w:rPr>
           <w:color w:val="000000"/>
         </w:rPr>
-        <w:t xml:space="preserve"> in the training data, to be on par with the frequency of representation of dominant subjects, may mitigate bias about these groups in model outputs. However, this assumption doesn’t take into account that the default subject is often unmarked. As et al. </w:t>
-      </w:r>
-      <w:r>
-        <w:rPr>
-          <w:color w:val="000000"/>
-        </w:rPr>
-        <w:t>[1</w:t>
-      </w:r>
-      <w:r>
-        <w:rPr>
-          <w:color w:val="000000"/>
-        </w:rPr>
-        <w:t>3</w:t>
-      </w:r>
-      <w:r>
-        <w:rPr>
-          <w:color w:val="000000"/>
-        </w:rPr>
-        <w:t>]</w:t>
-      </w:r>
-      <w:r>
-        <w:rPr>
-          <w:color w:val="000000"/>
-        </w:rPr>
-        <w:t xml:space="preserve"> point out, the majority of the texts about white male subjects were the ones least likely to describe that subject in external, physical terms.</w:t>
+        <w:t xml:space="preserve"> </w:t>
+      </w:r>
+      <w:r>
+        <w:rPr>
+          <w:color w:val="000000"/>
+        </w:rPr>
+        <w:lastRenderedPageBreak/>
+        <w:t xml:space="preserve">in the training data, to be on par with the frequency of representation of dominant subjects, may mitigate bias about these groups in model outputs. </w:t>
       </w:r>
     </w:p>
     <w:p>
       <w:pPr>
-        <w:pStyle w:val="Para"/>
+        <w:pStyle w:val="ParaContinue"/>
         <w:ind w:firstLine="720"/>
         <w:rPr>
           <w:color w:val="000000"/>
@@ -4772,6 +6758,54 @@
         <w:rPr>
           <w:color w:val="000000"/>
         </w:rPr>
+        <w:t xml:space="preserve">However, </w:t>
+      </w:r>
+      <w:r>
+        <w:rPr>
+          <w:color w:val="000000"/>
+        </w:rPr>
+        <w:t>any solution must also take</w:t>
+      </w:r>
+      <w:r>
+        <w:rPr>
+          <w:color w:val="000000"/>
+        </w:rPr>
+        <w:t xml:space="preserve"> into account that the default subject is often unmarked. As et al. </w:t>
+      </w:r>
+      <w:r>
+        <w:rPr>
+          <w:color w:val="000000"/>
+        </w:rPr>
+        <w:t>[1</w:t>
+      </w:r>
+      <w:r>
+        <w:rPr>
+          <w:color w:val="000000"/>
+        </w:rPr>
+        <w:t>4</w:t>
+      </w:r>
+      <w:r>
+        <w:rPr>
+          <w:color w:val="000000"/>
+        </w:rPr>
+        <w:t>]</w:t>
+      </w:r>
+      <w:r>
+        <w:rPr>
+          <w:color w:val="000000"/>
+        </w:rPr>
+        <w:t xml:space="preserve"> point out, the majority of the texts about white male subjects were the ones least likely to describe that subject in external, physical terms.</w:t>
+      </w:r>
+      <w:r>
+        <w:rPr>
+          <w:color w:val="000000"/>
+        </w:rPr>
+        <w:t xml:space="preserve"> </w:t>
+      </w:r>
+      <w:r>
+        <w:rPr>
+          <w:color w:val="000000"/>
+        </w:rPr>
         <w:t xml:space="preserve">That is perhaps because of an inverse relationship between physical markers of identity and positions of social dominance, which Devinney et al.’s </w:t>
       </w:r>
       <w:r>
@@ -4784,7 +6818,7 @@
         <w:rPr>
           <w:color w:val="000000"/>
         </w:rPr>
-        <w:t>3</w:t>
+        <w:t>4</w:t>
       </w:r>
       <w:r>
         <w:rPr>
@@ -4809,19 +6843,25 @@
         <w:rPr>
           <w:color w:val="000000"/>
         </w:rPr>
-        <w:t>Here, fewer physical descriptions themselves mark social dominance. In those results, white women are described in physical terms only slightly more than white men, while marginalized identities are described in more detail than both groups. For example, trans women are described in more physical language than cis women, which are typically not described in physical detail, unless they are mentioned as brides, according to the researchers</w:t>
-      </w:r>
-      <w:r>
-        <w:rPr>
-          <w:color w:val="000000"/>
-        </w:rPr>
-        <w:t xml:space="preserve"> [1</w:t>
-      </w:r>
-      <w:r>
-        <w:rPr>
-          <w:color w:val="000000"/>
-        </w:rPr>
-        <w:t>3</w:t>
+        <w:t>Here, fewer physical descriptions themselves mark social dominance. In those results, white women are described in physical terms only slightly more than white men, while marginalized identities are described in more detail than both groups</w:t>
+      </w:r>
+      <w:r>
+        <w:rPr>
+          <w:color w:val="000000"/>
+        </w:rPr>
+        <w:t xml:space="preserve"> </w:t>
+      </w:r>
+      <w:r>
+        <w:rPr>
+          <w:color w:val="000000"/>
+        </w:rPr>
+        <w:t>[1</w:t>
+      </w:r>
+      <w:r>
+        <w:rPr>
+          <w:color w:val="000000"/>
+        </w:rPr>
+        <w:t>4</w:t>
       </w:r>
       <w:r>
         <w:rPr>
@@ -4834,10 +6874,250 @@
           <w:color w:val="000000"/>
         </w:rPr>
         <w:t>. These results suggest that the more that a person is described in physical terms, the more likely they come from a marginalized group.</w:t>
+      </w:r>
+      <w:r>
+        <w:rPr>
+          <w:color w:val="000000"/>
+        </w:rPr>
+        <w:t xml:space="preserve"> Increasing physical descriptions of marginalized subjects, then, may not help to mitigate negative associations with those groups. </w:t>
       </w:r>
     </w:p>
     <w:p>
       <w:pPr>
+        <w:pStyle w:val="ParaContinue"/>
+        <w:ind w:firstLine="720"/>
+        <w:rPr>
+          <w:color w:val="000000"/>
+        </w:rPr>
+      </w:pPr>
+      <w:r>
+        <w:rPr>
+          <w:color w:val="000000"/>
+        </w:rPr>
+        <w:t>Given th</w:t>
+      </w:r>
+      <w:r>
+        <w:rPr>
+          <w:color w:val="000000"/>
+        </w:rPr>
+        <w:t>is complex dynamic between group visibility and dominance</w:t>
+      </w:r>
+      <w:r>
+        <w:rPr>
+          <w:color w:val="000000"/>
+        </w:rPr>
+        <w:t>, this paper makes three recommendations for future work</w:t>
+      </w:r>
+      <w:r>
+        <w:rPr>
+          <w:color w:val="000000"/>
+        </w:rPr>
+        <w:t xml:space="preserve"> </w:t>
+      </w:r>
+      <w:r>
+        <w:rPr>
+          <w:color w:val="000000"/>
+        </w:rPr>
+        <w:t>on</w:t>
+      </w:r>
+      <w:r>
+        <w:rPr>
+          <w:color w:val="000000"/>
+        </w:rPr>
+        <w:t xml:space="preserve"> gender bias in NLP</w:t>
+      </w:r>
+      <w:r>
+        <w:rPr>
+          <w:color w:val="000000"/>
+        </w:rPr>
+        <w:t>:</w:t>
+      </w:r>
+    </w:p>
+    <w:p>
+      <w:pPr>
+        <w:pStyle w:val="ParaContinue"/>
+        <w:ind w:firstLine="720"/>
+        <w:rPr>
+          <w:color w:val="000000"/>
+        </w:rPr>
+      </w:pPr>
+      <w:r>
+        <w:rPr>
+          <w:color w:val="000000"/>
+        </w:rPr>
+        <w:t>First, that</w:t>
+      </w:r>
+      <w:r>
+        <w:rPr>
+          <w:color w:val="000000"/>
+        </w:rPr>
+        <w:t xml:space="preserve"> researchers</w:t>
+      </w:r>
+      <w:r>
+        <w:rPr>
+          <w:color w:val="000000"/>
+        </w:rPr>
+        <w:t xml:space="preserve"> </w:t>
+      </w:r>
+      <w:r>
+        <w:rPr>
+          <w:i/>
+          <w:iCs/>
+          <w:color w:val="000000"/>
+        </w:rPr>
+        <w:t>increase</w:t>
+      </w:r>
+      <w:r>
+        <w:rPr>
+          <w:i/>
+          <w:iCs/>
+          <w:color w:val="000000"/>
+        </w:rPr>
+        <w:t xml:space="preserve"> </w:t>
+      </w:r>
+      <w:r>
+        <w:rPr>
+          <w:i/>
+          <w:iCs/>
+          <w:color w:val="000000"/>
+        </w:rPr>
+        <w:t>physical descriptions of all gendered subjects</w:t>
+      </w:r>
+      <w:r>
+        <w:rPr>
+          <w:i/>
+          <w:iCs/>
+          <w:color w:val="000000"/>
+        </w:rPr>
+        <w:t xml:space="preserve"> in training sets, including those from dominant genders, especially white, male, heterosexual, and Christian identities</w:t>
+      </w:r>
+      <w:r>
+        <w:rPr>
+          <w:color w:val="000000"/>
+        </w:rPr>
+        <w:t xml:space="preserve">. </w:t>
+      </w:r>
+      <w:r>
+        <w:rPr>
+          <w:color w:val="000000"/>
+        </w:rPr>
+        <w:t xml:space="preserve">Some work already exists toward this </w:t>
+      </w:r>
+      <w:r>
+        <w:rPr>
+          <w:color w:val="000000"/>
+        </w:rPr>
+        <w:t>goal</w:t>
+      </w:r>
+      <w:r>
+        <w:rPr>
+          <w:color w:val="000000"/>
+        </w:rPr>
+        <w:t>.</w:t>
+      </w:r>
+      <w:r>
+        <w:rPr>
+          <w:color w:val="000000"/>
+        </w:rPr>
+        <w:t xml:space="preserve"> </w:t>
+      </w:r>
+      <w:r>
+        <w:rPr>
+          <w:color w:val="000000"/>
+        </w:rPr>
+        <w:t>I</w:t>
+      </w:r>
+      <w:r>
+        <w:rPr>
+          <w:color w:val="000000"/>
+        </w:rPr>
+        <w:t xml:space="preserve">n bias mitigation </w:t>
+      </w:r>
+      <w:r>
+        <w:rPr>
+          <w:color w:val="000000"/>
+        </w:rPr>
+        <w:t>research</w:t>
+      </w:r>
+      <w:r>
+        <w:rPr>
+          <w:color w:val="000000"/>
+        </w:rPr>
+        <w:t xml:space="preserve"> by Reif and Schwartz </w:t>
+      </w:r>
+      <w:r>
+        <w:rPr>
+          <w:color w:val="000000"/>
+        </w:rPr>
+        <w:t>[31]</w:t>
+      </w:r>
+      <w:r>
+        <w:rPr>
+          <w:color w:val="000000"/>
+        </w:rPr>
+        <w:t xml:space="preserve">, </w:t>
+      </w:r>
+      <w:r>
+        <w:rPr>
+          <w:color w:val="000000"/>
+        </w:rPr>
+        <w:t xml:space="preserve">“Fighting Bias with Bias,” the researchers share a promising approach: </w:t>
+      </w:r>
+      <w:r>
+        <w:rPr>
+          <w:i/>
+          <w:iCs/>
+          <w:color w:val="000000"/>
+        </w:rPr>
+        <w:t>amplifying</w:t>
+      </w:r>
+      <w:r>
+        <w:rPr>
+          <w:color w:val="000000"/>
+        </w:rPr>
+        <w:t xml:space="preserve"> rather than reducing bias in a model’s training dataset. As they point out, “filtering [out bias] can obscure the true capabilities of models to overcome biases, which might never be removed in full from the dataset” </w:t>
+      </w:r>
+      <w:r>
+        <w:rPr>
+          <w:color w:val="000000"/>
+        </w:rPr>
+        <w:t>[31]</w:t>
+      </w:r>
+      <w:r>
+        <w:rPr>
+          <w:color w:val="000000"/>
+        </w:rPr>
+        <w:t xml:space="preserve">. </w:t>
+      </w:r>
+      <w:r>
+        <w:rPr>
+          <w:color w:val="000000"/>
+        </w:rPr>
+        <w:t>Instead of an approach that reduces bias, they offer one of increasing it, such as by including phrases like “the pretty doctor” so that a model will interpret “doctor” to be female.</w:t>
+      </w:r>
+      <w:r>
+        <w:rPr>
+          <w:color w:val="000000"/>
+        </w:rPr>
+        <w:t xml:space="preserve"> Future work might develop this practice to </w:t>
+      </w:r>
+      <w:proofErr w:type="spellStart"/>
+      <w:r>
+        <w:rPr>
+          <w:color w:val="000000"/>
+        </w:rPr>
+        <w:t>mark up</w:t>
+      </w:r>
+      <w:proofErr w:type="spellEnd"/>
+      <w:r>
+        <w:rPr>
+          <w:color w:val="000000"/>
+        </w:rPr>
+        <w:t xml:space="preserve"> targets and attributes which describe gender as physical and behavioral, rather than as internal or psychological, for all identity groups regardless of dominance.</w:t>
+      </w:r>
+    </w:p>
+    <w:p>
+      <w:pPr>
         <w:pStyle w:val="Para"/>
         <w:ind w:firstLine="720"/>
         <w:rPr>
@@ -4848,31 +7128,37 @@
         <w:rPr>
           <w:color w:val="000000"/>
         </w:rPr>
-        <w:t xml:space="preserve">One solution, then, may be to increase physical descriptions of all subjects—especially white, male, heterosexual, Christian identified subjects. Some work already exists toward this </w:t>
-      </w:r>
-      <w:r>
-        <w:rPr>
-          <w:color w:val="000000"/>
-        </w:rPr>
-        <w:t>goal</w:t>
-      </w:r>
-      <w:r>
-        <w:rPr>
-          <w:color w:val="000000"/>
-        </w:rPr>
-        <w:t xml:space="preserve">. In bias mitigation work by Reif and Schwartz </w:t>
-      </w:r>
-      <w:r>
-        <w:rPr>
-          <w:color w:val="000000"/>
-        </w:rPr>
-        <w:t xml:space="preserve">[30], </w:t>
-      </w:r>
-      <w:r>
-        <w:rPr>
-          <w:color w:val="000000"/>
-        </w:rPr>
-        <w:t xml:space="preserve">“Fighting Bias with Bias,” the researchers share a promising approach: </w:t>
+        <w:t>Additionally, this</w:t>
+      </w:r>
+      <w:r>
+        <w:rPr>
+          <w:color w:val="000000"/>
+        </w:rPr>
+        <w:t xml:space="preserve"> </w:t>
+      </w:r>
+      <w:r>
+        <w:rPr>
+          <w:color w:val="000000"/>
+        </w:rPr>
+        <w:t>paper</w:t>
+      </w:r>
+      <w:r>
+        <w:rPr>
+          <w:color w:val="000000"/>
+        </w:rPr>
+        <w:t xml:space="preserve"> recommend</w:t>
+      </w:r>
+      <w:r>
+        <w:rPr>
+          <w:color w:val="000000"/>
+        </w:rPr>
+        <w:t>s that</w:t>
+      </w:r>
+      <w:r>
+        <w:rPr>
+          <w:color w:val="000000"/>
+        </w:rPr>
+        <w:t xml:space="preserve"> researchers </w:t>
       </w:r>
       <w:r>
         <w:rPr>
@@ -4880,32 +7166,199 @@
           <w:iCs/>
           <w:color w:val="000000"/>
         </w:rPr>
-        <w:t>amplifying</w:t>
-      </w:r>
-      <w:r>
-        <w:rPr>
-          <w:color w:val="000000"/>
-        </w:rPr>
-        <w:t xml:space="preserve"> rather than reducing bias in a model’s training dataset. As they point out, “filtering [out bias] can obscure the true capabilities of models to overcome biases, which might never be removed in full from the dataset” </w:t>
-      </w:r>
-      <w:r>
-        <w:rPr>
-          <w:color w:val="000000"/>
-        </w:rPr>
-        <w:t xml:space="preserve">[30]. </w:t>
-      </w:r>
-      <w:r>
-        <w:rPr>
-          <w:color w:val="000000"/>
-        </w:rPr>
-        <w:t xml:space="preserve">Instead of an approach that reduces bias, they offer </w:t>
-      </w:r>
-      <w:r>
-        <w:rPr>
-          <w:color w:val="000000"/>
-        </w:rPr>
-        <w:lastRenderedPageBreak/>
-        <w:t>one of increasing it, such as by including phrases like “the pretty doctor” so that a model will interpret “doctor” to be female.</w:t>
+        <w:t>allocate</w:t>
+      </w:r>
+      <w:r>
+        <w:rPr>
+          <w:i/>
+          <w:iCs/>
+          <w:color w:val="000000"/>
+        </w:rPr>
+        <w:t xml:space="preserve"> more </w:t>
+      </w:r>
+      <w:r>
+        <w:rPr>
+          <w:i/>
+          <w:iCs/>
+          <w:color w:val="000000"/>
+        </w:rPr>
+        <w:t>emphasis on</w:t>
+      </w:r>
+      <w:r>
+        <w:rPr>
+          <w:i/>
+          <w:iCs/>
+          <w:color w:val="000000"/>
+        </w:rPr>
+        <w:t xml:space="preserve"> close reading </w:t>
+      </w:r>
+      <w:r>
+        <w:rPr>
+          <w:i/>
+          <w:iCs/>
+          <w:color w:val="000000"/>
+        </w:rPr>
+        <w:t xml:space="preserve">and coding </w:t>
+      </w:r>
+      <w:r>
+        <w:rPr>
+          <w:i/>
+          <w:iCs/>
+          <w:color w:val="000000"/>
+        </w:rPr>
+        <w:t>methods</w:t>
+      </w:r>
+      <w:r>
+        <w:rPr>
+          <w:color w:val="000000"/>
+        </w:rPr>
+        <w:t xml:space="preserve">, such as those displayed by TIDEs and EQUITABL. </w:t>
+      </w:r>
+      <w:r>
+        <w:rPr>
+          <w:color w:val="000000"/>
+        </w:rPr>
+        <w:t xml:space="preserve">Amin’s </w:t>
+      </w:r>
+      <w:r>
+        <w:rPr>
+          <w:color w:val="000000"/>
+        </w:rPr>
+        <w:t xml:space="preserve">[1] </w:t>
+      </w:r>
+      <w:r>
+        <w:rPr>
+          <w:color w:val="000000"/>
+        </w:rPr>
+        <w:t xml:space="preserve">point—that if gender were conceptualized as an outward, expressive phenomenon, rather than an identity category, there would be less social stigma—applies to both quantitative and qualitative methods for evaluating bias in NLP. The TIDEs researchers, for example, developed a robust qualitative coding system that </w:t>
+      </w:r>
+      <w:r>
+        <w:rPr>
+          <w:color w:val="000000"/>
+        </w:rPr>
+        <w:t xml:space="preserve">could </w:t>
+      </w:r>
+      <w:r>
+        <w:rPr>
+          <w:color w:val="000000"/>
+        </w:rPr>
+        <w:t>catch various examples of transphobia</w:t>
+      </w:r>
+      <w:r>
+        <w:rPr>
+          <w:color w:val="000000"/>
+        </w:rPr>
+        <w:t xml:space="preserve">, even in ironic </w:t>
+      </w:r>
+      <w:r>
+        <w:rPr>
+          <w:color w:val="000000"/>
+        </w:rPr>
+        <w:t>contexts</w:t>
+      </w:r>
+      <w:r>
+        <w:rPr>
+          <w:color w:val="000000"/>
+        </w:rPr>
+        <w:t xml:space="preserve">. </w:t>
+      </w:r>
+      <w:r>
+        <w:rPr>
+          <w:color w:val="000000"/>
+        </w:rPr>
+        <w:t xml:space="preserve">Although the final model is a binary classification model, nuance is built into the detection process through the data labelers’ careful coding. For the EQUITABL project, close reading was </w:t>
+      </w:r>
+      <w:r>
+        <w:rPr>
+          <w:color w:val="000000"/>
+        </w:rPr>
+        <w:t>explicitly included</w:t>
+      </w:r>
+      <w:r>
+        <w:rPr>
+          <w:color w:val="000000"/>
+        </w:rPr>
+        <w:t xml:space="preserve"> as </w:t>
+      </w:r>
+      <w:r>
+        <w:rPr>
+          <w:color w:val="000000"/>
+        </w:rPr>
+        <w:t xml:space="preserve">the final </w:t>
+      </w:r>
+      <w:r>
+        <w:rPr>
+          <w:color w:val="000000"/>
+        </w:rPr>
+        <w:t>stage of analysis. Despite the drastically different approaches, the use of</w:t>
+      </w:r>
+      <w:r>
+        <w:rPr>
+          <w:color w:val="000000"/>
+        </w:rPr>
+        <w:t xml:space="preserve"> close reading </w:t>
+      </w:r>
+      <w:r>
+        <w:rPr>
+          <w:color w:val="000000"/>
+        </w:rPr>
+        <w:t xml:space="preserve">and coding </w:t>
+      </w:r>
+      <w:r>
+        <w:rPr>
+          <w:color w:val="000000"/>
+        </w:rPr>
+        <w:t xml:space="preserve">thus </w:t>
+      </w:r>
+      <w:r>
+        <w:rPr>
+          <w:color w:val="000000"/>
+        </w:rPr>
+        <w:t xml:space="preserve">helps both projects </w:t>
+      </w:r>
+      <w:r>
+        <w:rPr>
+          <w:color w:val="000000"/>
+        </w:rPr>
+        <w:t xml:space="preserve">to </w:t>
+      </w:r>
+      <w:r>
+        <w:rPr>
+          <w:color w:val="000000"/>
+        </w:rPr>
+        <w:t>make manifest the</w:t>
+      </w:r>
+      <w:r>
+        <w:rPr>
+          <w:color w:val="000000"/>
+        </w:rPr>
+        <w:t xml:space="preserve"> </w:t>
+      </w:r>
+      <w:proofErr w:type="gramStart"/>
+      <w:r>
+        <w:rPr>
+          <w:color w:val="000000"/>
+        </w:rPr>
+        <w:t>sometimes</w:t>
+      </w:r>
+      <w:r>
+        <w:rPr>
+          <w:color w:val="000000"/>
+        </w:rPr>
+        <w:t xml:space="preserve"> </w:t>
+      </w:r>
+      <w:r>
+        <w:rPr>
+          <w:color w:val="000000"/>
+        </w:rPr>
+        <w:t>subtle</w:t>
+      </w:r>
+      <w:proofErr w:type="gramEnd"/>
+      <w:r>
+        <w:rPr>
+          <w:color w:val="000000"/>
+        </w:rPr>
+        <w:t xml:space="preserve"> ways that gender operates as an external phenomenon. </w:t>
       </w:r>
     </w:p>
     <w:p>
@@ -4913,134 +7366,32 @@
         <w:pStyle w:val="Para"/>
         <w:ind w:firstLine="720"/>
         <w:rPr>
-          <w:color w:val="000000"/>
-        </w:rPr>
-      </w:pPr>
-      <w:r>
-        <w:rPr>
-          <w:color w:val="000000"/>
-        </w:rPr>
-        <w:t xml:space="preserve">To this end, this paper makes one </w:t>
-      </w:r>
-      <w:r>
-        <w:rPr>
-          <w:color w:val="000000"/>
-        </w:rPr>
-        <w:t xml:space="preserve">central </w:t>
-      </w:r>
-      <w:r>
-        <w:rPr>
-          <w:color w:val="000000"/>
-        </w:rPr>
-        <w:t xml:space="preserve">suggestion: that researchers spend more time with close reading </w:t>
-      </w:r>
-      <w:r>
-        <w:rPr>
-          <w:color w:val="000000"/>
-        </w:rPr>
-        <w:t xml:space="preserve">and coding </w:t>
-      </w:r>
-      <w:r>
-        <w:rPr>
-          <w:color w:val="000000"/>
-        </w:rPr>
-        <w:t xml:space="preserve">methods, such as those displayed by TIDEs and EQUITABL. </w:t>
-      </w:r>
-      <w:r>
-        <w:rPr>
-          <w:color w:val="000000"/>
-        </w:rPr>
-        <w:t xml:space="preserve">Amin’s </w:t>
-      </w:r>
-      <w:r>
-        <w:rPr>
-          <w:color w:val="000000"/>
-        </w:rPr>
-        <w:t xml:space="preserve">[1] </w:t>
-      </w:r>
-      <w:r>
-        <w:rPr>
-          <w:color w:val="000000"/>
-        </w:rPr>
-        <w:t>point—that if gender were conceptualized as an outward, expressive phenomenon, rather than an identity category, there would be less social stigma—thus applies to both quantitative and qualitative methods for evaluating bias in NLP</w:t>
-      </w:r>
-      <w:r>
-        <w:rPr>
-          <w:color w:val="000000"/>
-        </w:rPr>
-        <w:t xml:space="preserve">. </w:t>
-      </w:r>
-      <w:r>
-        <w:rPr>
-          <w:color w:val="000000"/>
-        </w:rPr>
-        <w:t>The TIDEs researchers, for example, developed a robust qualitative coding system that could catch various examples of transphobia. This system is nuanced enough to distinguish transphobia within various contexts</w:t>
-      </w:r>
-      <w:r>
-        <w:rPr>
-          <w:color w:val="000000"/>
-        </w:rPr>
-        <w:t xml:space="preserve">. </w:t>
-      </w:r>
-      <w:r>
-        <w:rPr>
-          <w:color w:val="000000"/>
-        </w:rPr>
-        <w:t>Although the final model is a binary classification model, nuance is built into the detection process through the data labelers’ careful coding.</w:t>
-      </w:r>
-      <w:r>
-        <w:rPr>
-          <w:color w:val="000000"/>
-        </w:rPr>
-        <w:t xml:space="preserve"> For the EQUITABL project, close reading was </w:t>
-      </w:r>
-      <w:r>
-        <w:rPr>
-          <w:color w:val="000000"/>
-        </w:rPr>
-        <w:t>explicitly included</w:t>
-      </w:r>
-      <w:r>
-        <w:rPr>
-          <w:color w:val="000000"/>
-        </w:rPr>
-        <w:t xml:space="preserve"> as </w:t>
-      </w:r>
-      <w:r>
-        <w:rPr>
-          <w:color w:val="000000"/>
-        </w:rPr>
-        <w:t xml:space="preserve">the final </w:t>
-      </w:r>
-      <w:r>
-        <w:rPr>
-          <w:color w:val="000000"/>
-        </w:rPr>
-        <w:t>stage of analysis. Despite the drastically different approaches, the use of</w:t>
-      </w:r>
-      <w:r>
-        <w:rPr>
-          <w:color w:val="000000"/>
-        </w:rPr>
-        <w:t xml:space="preserve"> close reading </w:t>
-      </w:r>
-      <w:r>
-        <w:rPr>
-          <w:color w:val="000000"/>
-        </w:rPr>
-        <w:t xml:space="preserve">and coding </w:t>
-      </w:r>
-      <w:r>
-        <w:rPr>
-          <w:color w:val="000000"/>
-        </w:rPr>
-        <w:t xml:space="preserve">thus </w:t>
-      </w:r>
-      <w:r>
-        <w:rPr>
-          <w:color w:val="000000"/>
-        </w:rPr>
-        <w:t>helps both projects make manifest the</w:t>
+          <w:lang w:eastAsia="en-US"/>
+        </w:rPr>
+      </w:pPr>
+      <w:r>
+        <w:rPr>
+          <w:color w:val="000000"/>
+        </w:rPr>
+        <w:t xml:space="preserve">The </w:t>
+      </w:r>
+      <w:r>
+        <w:rPr>
+          <w:color w:val="000000"/>
+        </w:rPr>
+        <w:t>final</w:t>
+      </w:r>
+      <w:r>
+        <w:rPr>
+          <w:color w:val="000000"/>
+        </w:rPr>
+        <w:t xml:space="preserve"> recommendation is that</w:t>
+      </w:r>
+      <w:r>
+        <w:rPr>
+          <w:color w:val="000000"/>
+        </w:rPr>
+        <w:t xml:space="preserve"> NLP</w:t>
       </w:r>
       <w:r>
         <w:rPr>
@@ -5048,341 +7399,394 @@
         </w:rPr>
         <w:t xml:space="preserve"> </w:t>
       </w:r>
-      <w:proofErr w:type="gramStart"/>
-      <w:r>
-        <w:rPr>
-          <w:color w:val="000000"/>
-        </w:rPr>
-        <w:t>sometimes subtle</w:t>
-      </w:r>
-      <w:proofErr w:type="gramEnd"/>
-      <w:r>
-        <w:rPr>
-          <w:color w:val="000000"/>
-        </w:rPr>
-        <w:t xml:space="preserve"> ways that gender operates as an external phenomenon. Future work might develop this trend to </w:t>
+      <w:r>
+        <w:rPr>
+          <w:color w:val="000000"/>
+        </w:rPr>
+        <w:t>researchers</w:t>
+      </w:r>
+      <w:r>
+        <w:rPr>
+          <w:color w:val="000000"/>
+        </w:rPr>
+        <w:t xml:space="preserve"> </w:t>
+      </w:r>
+      <w:r>
+        <w:rPr>
+          <w:i/>
+          <w:iCs/>
+          <w:color w:val="000000"/>
+        </w:rPr>
+        <w:t xml:space="preserve">draw </w:t>
+      </w:r>
+      <w:r>
+        <w:rPr>
+          <w:i/>
+          <w:iCs/>
+          <w:color w:val="000000"/>
+        </w:rPr>
+        <w:t>from</w:t>
+      </w:r>
+      <w:r>
+        <w:rPr>
+          <w:i/>
+          <w:iCs/>
+          <w:color w:val="000000"/>
+        </w:rPr>
+        <w:t xml:space="preserve"> </w:t>
+      </w:r>
+      <w:r>
+        <w:rPr>
+          <w:i/>
+          <w:iCs/>
+          <w:color w:val="000000"/>
+        </w:rPr>
+        <w:t>social bias research</w:t>
+      </w:r>
+      <w:r>
+        <w:rPr>
+          <w:i/>
+          <w:iCs/>
+          <w:color w:val="000000"/>
+        </w:rPr>
+        <w:t xml:space="preserve"> from other fields</w:t>
+      </w:r>
+      <w:r>
+        <w:rPr>
+          <w:i/>
+          <w:iCs/>
+          <w:color w:val="000000"/>
+        </w:rPr>
+        <w:t>, especially across the disciplines</w:t>
+      </w:r>
+      <w:r>
+        <w:rPr>
+          <w:color w:val="000000"/>
+        </w:rPr>
+        <w:t>. As demonstrated by Devinney et al</w:t>
+      </w:r>
+      <w:r>
+        <w:rPr>
+          <w:color w:val="000000"/>
+        </w:rPr>
+        <w:t>. [1</w:t>
+      </w:r>
+      <w:r>
+        <w:rPr>
+          <w:color w:val="000000"/>
+        </w:rPr>
+        <w:t>4</w:t>
+      </w:r>
+      <w:r>
+        <w:rPr>
+          <w:color w:val="000000"/>
+        </w:rPr>
+        <w:t xml:space="preserve">] </w:t>
+      </w:r>
+      <w:r>
+        <w:rPr>
+          <w:color w:val="000000"/>
+        </w:rPr>
+        <w:t xml:space="preserve">engaging explicitly with frameworks of gender </w:t>
+      </w:r>
+      <w:r>
+        <w:rPr>
+          <w:color w:val="000000"/>
+        </w:rPr>
+        <w:t xml:space="preserve">[6], </w:t>
+      </w:r>
+      <w:r>
+        <w:rPr>
+          <w:color w:val="000000"/>
+        </w:rPr>
+        <w:t xml:space="preserve">intersectionality </w:t>
+      </w:r>
+      <w:r>
+        <w:rPr>
+          <w:color w:val="000000"/>
+        </w:rPr>
+        <w:t>[10],</w:t>
+      </w:r>
+      <w:r>
+        <w:rPr>
+          <w:color w:val="000000"/>
+        </w:rPr>
+        <w:t xml:space="preserve"> and the matrix of domination </w:t>
+      </w:r>
+      <w:r>
+        <w:rPr>
+          <w:color w:val="000000"/>
+        </w:rPr>
+        <w:t>[9]</w:t>
+      </w:r>
+      <w:r>
+        <w:rPr>
+          <w:color w:val="000000"/>
+        </w:rPr>
+        <w:t xml:space="preserve"> enables a more nuanced understanding of how implicit dominance structures emerge in language forms. Similarly, </w:t>
       </w:r>
       <w:proofErr w:type="spellStart"/>
       <w:r>
         <w:rPr>
           <w:color w:val="000000"/>
         </w:rPr>
-        <w:t>mark up</w:t>
+        <w:t>Lameiro</w:t>
       </w:r>
       <w:proofErr w:type="spellEnd"/>
       <w:r>
         <w:rPr>
           <w:color w:val="000000"/>
         </w:rPr>
-        <w:t xml:space="preserve"> </w:t>
-      </w:r>
-      <w:r>
-        <w:rPr>
-          <w:color w:val="000000"/>
-        </w:rPr>
-        <w:t>targets and attributes which describe gender as physical and behavioral, rather than as internal or psychological</w:t>
-      </w:r>
-      <w:r>
-        <w:rPr>
-          <w:color w:val="000000"/>
-        </w:rPr>
-        <w:t>, for all identity groups regardless of dominance</w:t>
-      </w:r>
-      <w:r>
-        <w:rPr>
-          <w:color w:val="000000"/>
-        </w:rPr>
-        <w:t xml:space="preserve">. </w:t>
+        <w:t xml:space="preserve"> et al. </w:t>
+      </w:r>
+      <w:r>
+        <w:rPr>
+          <w:color w:val="000000"/>
+        </w:rPr>
+        <w:t>[2</w:t>
+      </w:r>
+      <w:r>
+        <w:rPr>
+          <w:color w:val="000000"/>
+        </w:rPr>
+        <w:t>8</w:t>
+      </w:r>
+      <w:r>
+        <w:rPr>
+          <w:color w:val="000000"/>
+        </w:rPr>
+        <w:t xml:space="preserve">] </w:t>
+      </w:r>
+      <w:r>
+        <w:rPr>
+          <w:color w:val="000000"/>
+        </w:rPr>
+        <w:t xml:space="preserve">show how drawing from an ethics of care </w:t>
+      </w:r>
+      <w:r>
+        <w:rPr>
+          <w:color w:val="000000"/>
+        </w:rPr>
+        <w:t xml:space="preserve">[3] </w:t>
+      </w:r>
+      <w:r>
+        <w:rPr>
+          <w:color w:val="000000"/>
+        </w:rPr>
+        <w:t>can inform methodological choices, particularly in data labelling practices. Together, these approaches illustrate how theoretically grounded interdisciplinary work can deepen NLP research on bias.</w:t>
       </w:r>
     </w:p>
     <w:p>
       <w:pPr>
+        <w:pStyle w:val="Head1"/>
+      </w:pPr>
+      <w:r>
+        <w:t>Conclusion</w:t>
+      </w:r>
+    </w:p>
+    <w:p>
+      <w:pPr>
+        <w:pStyle w:val="Para"/>
+        <w:ind w:firstLine="0"/>
+        <w:rPr>
+          <w:color w:val="000000"/>
+        </w:rPr>
+      </w:pPr>
+      <w:r>
+        <w:rPr>
+          <w:color w:val="000000"/>
+        </w:rPr>
+        <w:t xml:space="preserve">This paper has shown that contemporary </w:t>
+      </w:r>
+      <w:r>
+        <w:rPr>
+          <w:color w:val="000000"/>
+        </w:rPr>
+        <w:t xml:space="preserve">concepts of </w:t>
+      </w:r>
+      <w:r>
+        <w:rPr>
+          <w:color w:val="000000"/>
+        </w:rPr>
+        <w:t xml:space="preserve">gender that </w:t>
+      </w:r>
+      <w:r>
+        <w:rPr>
+          <w:color w:val="000000"/>
+        </w:rPr>
+        <w:t>frame it as</w:t>
+      </w:r>
+      <w:r>
+        <w:rPr>
+          <w:color w:val="000000"/>
+        </w:rPr>
+        <w:t xml:space="preserve"> an internal identity, detached from outward expression and embodiment, produce unintended consequences: idealized and invisible norms (such as cisgender and heterosexuality) are reinforced, while visibly non-normative gender expressions become further stigmatized. The problem </w:t>
+      </w:r>
+      <w:r>
+        <w:rPr>
+          <w:color w:val="000000"/>
+        </w:rPr>
+        <w:lastRenderedPageBreak/>
+        <w:t>with the universal, unmarked subject is precisely that</w:t>
+      </w:r>
+      <w:r>
+        <w:rPr>
+          <w:color w:val="000000"/>
+        </w:rPr>
+        <w:t xml:space="preserve">, </w:t>
+      </w:r>
+      <w:r>
+        <w:rPr>
+          <w:color w:val="000000"/>
+        </w:rPr>
+        <w:t>despite not being marked, he is overrepresented. This overrepresentation does not result from persistent or explicit labels</w:t>
+      </w:r>
+      <w:r>
+        <w:rPr>
+          <w:color w:val="000000"/>
+        </w:rPr>
+        <w:t>, because t</w:t>
+      </w:r>
+      <w:r>
+        <w:rPr>
+          <w:color w:val="000000"/>
+        </w:rPr>
+        <w:t>he dominant subject does not carry a descriptive label as such</w:t>
+      </w:r>
+      <w:r>
+        <w:rPr>
+          <w:color w:val="000000"/>
+        </w:rPr>
+        <w:t xml:space="preserve">: </w:t>
+      </w:r>
+      <w:r>
+        <w:rPr>
+          <w:color w:val="000000"/>
+        </w:rPr>
+        <w:t>he simply is.</w:t>
+      </w:r>
+    </w:p>
+    <w:p>
+      <w:pPr>
         <w:pStyle w:val="Para"/>
         <w:ind w:firstLine="720"/>
         <w:rPr>
-          <w:lang w:eastAsia="en-US"/>
-        </w:rPr>
-      </w:pPr>
-      <w:r>
-        <w:rPr>
-          <w:color w:val="000000"/>
-        </w:rPr>
-        <w:t>Additionally, f</w:t>
-      </w:r>
-      <w:r>
-        <w:rPr>
-          <w:color w:val="000000"/>
-        </w:rPr>
-        <w:t>uture work in NLP ought to draw more deliberately on bias research that is grounded in theoretical texts from other fields. As demonstrated by Devinney et al</w:t>
-      </w:r>
-      <w:r>
-        <w:rPr>
-          <w:color w:val="000000"/>
-        </w:rPr>
-        <w:t>. [1</w:t>
-      </w:r>
-      <w:r>
-        <w:rPr>
-          <w:color w:val="000000"/>
-        </w:rPr>
-        <w:t>3</w:t>
-      </w:r>
-      <w:r>
-        <w:rPr>
-          <w:color w:val="000000"/>
-        </w:rPr>
-        <w:t xml:space="preserve">] </w:t>
-      </w:r>
-      <w:r>
-        <w:rPr>
-          <w:color w:val="000000"/>
-        </w:rPr>
-        <w:t xml:space="preserve">engaging explicitly with frameworks of gender </w:t>
-      </w:r>
-      <w:r>
-        <w:rPr>
-          <w:color w:val="000000"/>
-        </w:rPr>
-        <w:t xml:space="preserve">[6], </w:t>
-      </w:r>
-      <w:r>
-        <w:rPr>
-          <w:color w:val="000000"/>
-        </w:rPr>
-        <w:t xml:space="preserve">intersectionality </w:t>
-      </w:r>
-      <w:r>
-        <w:rPr>
-          <w:color w:val="000000"/>
-        </w:rPr>
-        <w:t>[10],</w:t>
-      </w:r>
-      <w:r>
-        <w:rPr>
-          <w:color w:val="000000"/>
-        </w:rPr>
-        <w:t xml:space="preserve"> and the matrix of domination </w:t>
-      </w:r>
-      <w:r>
-        <w:rPr>
-          <w:color w:val="000000"/>
-        </w:rPr>
-        <w:t>[9]</w:t>
-      </w:r>
-      <w:r>
-        <w:rPr>
-          <w:color w:val="000000"/>
-        </w:rPr>
-        <w:t xml:space="preserve"> enables a more nuanced understanding of how implicit dominance structures emerge in language forms. Similarly, </w:t>
-      </w:r>
-      <w:proofErr w:type="spellStart"/>
-      <w:r>
-        <w:rPr>
-          <w:color w:val="000000"/>
-        </w:rPr>
-        <w:t>Lameiro</w:t>
-      </w:r>
-      <w:proofErr w:type="spellEnd"/>
-      <w:r>
-        <w:rPr>
-          <w:color w:val="000000"/>
-        </w:rPr>
-        <w:t xml:space="preserve"> et al. </w:t>
-      </w:r>
-      <w:r>
-        <w:rPr>
-          <w:color w:val="000000"/>
-        </w:rPr>
-        <w:t xml:space="preserve">[27] </w:t>
-      </w:r>
-      <w:r>
-        <w:rPr>
-          <w:color w:val="000000"/>
-        </w:rPr>
-        <w:t xml:space="preserve">show how drawing from an ethics of care </w:t>
-      </w:r>
-      <w:r>
-        <w:rPr>
-          <w:color w:val="000000"/>
-        </w:rPr>
-        <w:t xml:space="preserve">[3] </w:t>
-      </w:r>
-      <w:r>
-        <w:rPr>
-          <w:color w:val="000000"/>
-        </w:rPr>
-        <w:t>can inform methodological choices, particularly in data labelling practices. Together, these approaches illustrate how theoretically grounded interdisciplinary work can deepen NLP research on bias.</w:t>
+          <w:color w:val="000000"/>
+        </w:rPr>
+      </w:pPr>
+      <w:r>
+        <w:rPr>
+          <w:color w:val="000000"/>
+        </w:rPr>
+        <w:t xml:space="preserve">Incorporating this analysis from Trans Studies offers a productive direction for future work in the study of gender bias in NLP. Rather than </w:t>
+      </w:r>
+      <w:r>
+        <w:rPr>
+          <w:color w:val="000000"/>
+        </w:rPr>
+        <w:t>approaching gender as an identity that is internal</w:t>
+      </w:r>
+      <w:r>
+        <w:rPr>
+          <w:color w:val="000000"/>
+        </w:rPr>
+        <w:t>, NLP research benefits directly from interdisciplinary work that attends to embodiment, behavior, and visibility, making dominant norms explicit rather than naturalized.</w:t>
       </w:r>
     </w:p>
     <w:p>
       <w:pPr>
-        <w:pStyle w:val="Head1"/>
-      </w:pPr>
-      <w:r>
-        <w:t>Conclusion</w:t>
+        <w:pStyle w:val="Para"/>
+        <w:ind w:firstLine="720"/>
+        <w:rPr>
+          <w:color w:val="000000"/>
+        </w:rPr>
+      </w:pPr>
+      <w:r>
+        <w:rPr>
+          <w:color w:val="000000"/>
+        </w:rPr>
+        <w:t xml:space="preserve">Most importantly, this paper has shown how close reading methods—that is, </w:t>
+      </w:r>
+      <w:r>
+        <w:rPr>
+          <w:color w:val="000000"/>
+        </w:rPr>
+        <w:t xml:space="preserve">deep and sustained </w:t>
+      </w:r>
+      <w:r>
+        <w:rPr>
+          <w:color w:val="000000"/>
+        </w:rPr>
+        <w:t xml:space="preserve">attention to language—can help materialize how gender operates in NLP systems. This paper’s central argument can be boiled down to the logic that if gender is an expressive and relational phenomenon, then </w:t>
+      </w:r>
+      <w:r>
+        <w:rPr>
+          <w:color w:val="000000"/>
+        </w:rPr>
+        <w:t>detecting</w:t>
+      </w:r>
+      <w:r>
+        <w:rPr>
+          <w:color w:val="000000"/>
+        </w:rPr>
+        <w:t xml:space="preserve"> gender bias ought to also be a material practice</w:t>
+      </w:r>
+      <w:r>
+        <w:rPr>
+          <w:color w:val="000000"/>
+        </w:rPr>
+        <w:t xml:space="preserve">, one </w:t>
+      </w:r>
+      <w:r>
+        <w:rPr>
+          <w:color w:val="000000"/>
+        </w:rPr>
+        <w:t>driven by</w:t>
+      </w:r>
+      <w:r>
+        <w:rPr>
+          <w:color w:val="000000"/>
+        </w:rPr>
+        <w:t xml:space="preserve"> close attention to language.</w:t>
       </w:r>
     </w:p>
     <w:p>
       <w:pPr>
+        <w:pStyle w:val="Head1"/>
+      </w:pPr>
+      <w:r>
+        <w:t>Generative AI Disclosure statement</w:t>
+      </w:r>
+    </w:p>
+    <w:p>
+      <w:pPr>
         <w:pStyle w:val="Para"/>
         <w:ind w:firstLine="0"/>
         <w:rPr>
-          <w:color w:val="000000"/>
-        </w:rPr>
-      </w:pPr>
-      <w:r>
-        <w:rPr>
-          <w:color w:val="000000"/>
-        </w:rPr>
-        <w:t xml:space="preserve">This paper has shown that contemporary </w:t>
-      </w:r>
-      <w:r>
-        <w:rPr>
-          <w:color w:val="000000"/>
-        </w:rPr>
-        <w:t xml:space="preserve">concepts of </w:t>
-      </w:r>
-      <w:r>
-        <w:rPr>
-          <w:color w:val="000000"/>
-        </w:rPr>
-        <w:t xml:space="preserve">gender that </w:t>
-      </w:r>
-      <w:r>
-        <w:rPr>
-          <w:color w:val="000000"/>
-        </w:rPr>
-        <w:t>frame it as</w:t>
-      </w:r>
-      <w:r>
-        <w:rPr>
-          <w:color w:val="000000"/>
-        </w:rPr>
-        <w:t xml:space="preserve"> an internal identity, detached from outward expression and embodiment, produce unintended consequences: idealized and invisible norms (such as cisgender and heterosexuality) are reinforced, while visibly non-normative gender expressions become further stigmatized. The problem with the universal, unmarked subject is precisely that: despite not being marked, he is overrepresented. This overrepresentation does not result from persistent or explicit labels as such</w:t>
-      </w:r>
-      <w:r>
-        <w:rPr>
-          <w:color w:val="000000"/>
-        </w:rPr>
-        <w:t>:</w:t>
-      </w:r>
-      <w:r>
-        <w:rPr>
-          <w:color w:val="000000"/>
-        </w:rPr>
-        <w:t xml:space="preserve"> </w:t>
-      </w:r>
-      <w:r>
-        <w:rPr>
-          <w:color w:val="000000"/>
-        </w:rPr>
-        <w:t>t</w:t>
-      </w:r>
-      <w:r>
-        <w:rPr>
-          <w:color w:val="000000"/>
-        </w:rPr>
-        <w:t>he dominant subject does not carry a descriptive label as such, he simply is.</w:t>
+          <w:lang w:eastAsia="en-US"/>
+        </w:rPr>
+      </w:pPr>
+      <w:r>
+        <w:rPr>
+          <w:lang w:eastAsia="en-US"/>
+        </w:rPr>
+        <w:t>Generative AI was not used for this paper.</w:t>
       </w:r>
     </w:p>
     <w:p>
       <w:pPr>
-        <w:pStyle w:val="Para"/>
-        <w:ind w:firstLine="720"/>
-        <w:rPr>
-          <w:color w:val="000000"/>
-        </w:rPr>
-      </w:pPr>
-      <w:r>
-        <w:rPr>
-          <w:color w:val="000000"/>
-        </w:rPr>
-        <w:t xml:space="preserve">Incorporating this analysis from Trans Studies offers a productive direction for future work in the study of gender bias in NLP. Rather than </w:t>
-      </w:r>
-      <w:r>
-        <w:rPr>
-          <w:color w:val="000000"/>
-        </w:rPr>
-        <w:t>approaching gender as an identity that is internal</w:t>
-      </w:r>
-      <w:r>
-        <w:rPr>
-          <w:color w:val="000000"/>
-        </w:rPr>
-        <w:t>, NLP research benefits directly from interdisciplinary work that attends to embodiment, behavior, and visibility, making dominant norms explicit rather than naturalized.</w:t>
-      </w:r>
+        <w:pStyle w:val="ParaContinue"/>
+        <w:ind w:firstLine="0"/>
+        <w:rPr>
+          <w:lang w:eastAsia="en-US"/>
+        </w:rPr>
+      </w:pPr>
     </w:p>
     <w:p>
       <w:pPr>
-        <w:pStyle w:val="Para"/>
-        <w:ind w:firstLine="720"/>
-        <w:rPr>
-          <w:color w:val="000000"/>
-        </w:rPr>
-      </w:pPr>
-      <w:r>
-        <w:rPr>
-          <w:color w:val="000000"/>
-        </w:rPr>
-        <w:t xml:space="preserve">Most importantly, this paper has shown how close reading methods—that is, sustained, close attention to language—can help materialize how gender operates in NLP systems. This paper’s central argument can be boiled down to the logic that if gender is an expressive and relational phenomenon, then </w:t>
-      </w:r>
-      <w:r>
-        <w:rPr>
-          <w:color w:val="000000"/>
-        </w:rPr>
-        <w:t>detecting</w:t>
-      </w:r>
-      <w:r>
-        <w:rPr>
-          <w:color w:val="000000"/>
-        </w:rPr>
-        <w:t xml:space="preserve"> gender bias ought to also be a material practice</w:t>
-      </w:r>
-      <w:r>
-        <w:rPr>
-          <w:color w:val="000000"/>
-        </w:rPr>
-        <w:t>, one that benefits from close and sustained attention to evoke even its most subtle markers in language.</w:t>
-      </w:r>
-    </w:p>
-    <w:p>
-      <w:pPr>
-        <w:pStyle w:val="Head1"/>
-      </w:pPr>
-      <w:r>
-        <w:t>Generative AI Disclosure statement</w:t>
-      </w:r>
-    </w:p>
-    <w:p>
-      <w:pPr>
-        <w:pStyle w:val="Para"/>
-        <w:ind w:firstLine="0"/>
-        <w:rPr>
-          <w:lang w:eastAsia="en-US"/>
-        </w:rPr>
-      </w:pPr>
-      <w:r>
-        <w:rPr>
-          <w:lang w:eastAsia="en-US"/>
-        </w:rPr>
-        <w:t>Generative AI was not used for this paper.</w:t>
-      </w:r>
-    </w:p>
-    <w:p>
-      <w:pPr>
-        <w:pStyle w:val="ParaContinue"/>
-        <w:ind w:firstLine="0"/>
-        <w:rPr>
-          <w:lang w:eastAsia="en-US"/>
-        </w:rPr>
-      </w:pPr>
-    </w:p>
-    <w:p>
-      <w:pPr>
         <w:pStyle w:val="ReferenceHead"/>
       </w:pPr>
       <w:r>
-        <w:lastRenderedPageBreak/>
         <w:t>REFERENCES</w:t>
       </w:r>
     </w:p>
@@ -5677,7 +8081,25 @@
           <w:sz w:val="14"/>
           <w:szCs w:val="14"/>
         </w:rPr>
-        <w:t xml:space="preserve"> Bolukbasi, Kai-Wei Chang, James Zou, Venkatesh Saligrama, and Adam Kalai. 2016. Man is to Computer Programmer as Woman is to Homemaker? Debiasing Word Embeddings. https://doi.org/10.48550/arXiv.1607.06520</w:t>
+        <w:t xml:space="preserve"> </w:t>
+      </w:r>
+      <w:proofErr w:type="spellStart"/>
+      <w:r>
+        <w:rPr>
+          <w:rFonts w:ascii="Linux Libertine" w:hAnsi="Linux Libertine" w:cs="Linux Libertine"/>
+          <w:sz w:val="14"/>
+          <w:szCs w:val="14"/>
+        </w:rPr>
+        <w:t>Bolukbasi</w:t>
+      </w:r>
+      <w:proofErr w:type="spellEnd"/>
+      <w:r>
+        <w:rPr>
+          <w:rFonts w:ascii="Linux Libertine" w:hAnsi="Linux Libertine" w:cs="Linux Libertine"/>
+          <w:sz w:val="14"/>
+          <w:szCs w:val="14"/>
+        </w:rPr>
+        <w:t>, Kai-Wei Chang, James Zou, Venkatesh Saligrama, and Adam Kalai. 2016. Man is to Computer Programmer as Woman is to Homemaker? Debiasing Word Embeddings. https://doi.org/10.48550/arXiv.1607.06520</w:t>
       </w:r>
     </w:p>
     <w:p>
@@ -5781,7 +8203,15 @@
           <w:sz w:val="14"/>
           <w:szCs w:val="14"/>
         </w:rPr>
-        <w:t xml:space="preserve"> Retrieved February 19, 2025 from https://www.penguin.co.uk/books/452776/whos-afraid-of-gender-by-butler-judith/9780241595824</w:t>
+        <w:t xml:space="preserve"> Retrieved February 19, 2025 from </w:t>
+      </w:r>
+      <w:r>
+        <w:rPr>
+          <w:rFonts w:ascii="Linux Libertine" w:hAnsi="Linux Libertine" w:cs="Linux Libertine"/>
+          <w:sz w:val="14"/>
+          <w:szCs w:val="14"/>
+        </w:rPr>
+        <w:t>https://www.penguin.co.uk/books/452776/whos-afraid-of-gender-by-butler-judith/9780241595824</w:t>
       </w:r>
     </w:p>
     <w:p>
@@ -5795,7 +8225,7 @@
         <w:spacing w:after="58" w:line="240" w:lineRule="auto"/>
         <w:ind w:left="504" w:hanging="504"/>
         <w:rPr>
-          <w:rFonts w:ascii="Linux Libertine" w:hAnsi="Linux Libertine" w:cs="Linux Libertine"/>
+          <w:rFonts w:ascii="Linux Libertine" w:eastAsia="Times New Roman" w:hAnsi="Linux Libertine" w:cs="Linux Libertine"/>
           <w:sz w:val="14"/>
           <w:szCs w:val="14"/>
         </w:rPr>
@@ -5815,25 +8245,80 @@
           <w:szCs w:val="14"/>
         </w:rPr>
         <w:tab/>
-        <w:t xml:space="preserve">Andrea Long Chu. 2024. The Right to Change Sex. </w:t>
-      </w:r>
-      <w:r>
-        <w:rPr>
-          <w:rFonts w:ascii="Linux Libertine" w:hAnsi="Linux Libertine" w:cs="Linux Libertine"/>
+      </w:r>
+      <w:r>
+        <w:rPr>
+          <w:rFonts w:ascii="Linux Libertine" w:hAnsi="Linux Libertine" w:cs="Linux Libertine"/>
+          <w:sz w:val="14"/>
+          <w:szCs w:val="14"/>
+        </w:rPr>
+        <w:t xml:space="preserve">Filipa </w:t>
+      </w:r>
+      <w:r>
+        <w:rPr>
+          <w:rFonts w:ascii="Linux Libertine" w:eastAsia="Times New Roman" w:hAnsi="Linux Libertine" w:cs="Linux Libertine"/>
+          <w:sz w:val="14"/>
+          <w:szCs w:val="14"/>
+        </w:rPr>
+        <w:t xml:space="preserve">Calado. Some Myths About Bias: A Queer Studies Reading </w:t>
+      </w:r>
+      <w:proofErr w:type="gramStart"/>
+      <w:r>
+        <w:rPr>
+          <w:rFonts w:ascii="Linux Libertine" w:eastAsia="Times New Roman" w:hAnsi="Linux Libertine" w:cs="Linux Libertine"/>
+          <w:sz w:val="14"/>
+          <w:szCs w:val="14"/>
+        </w:rPr>
+        <w:t>Of</w:t>
+      </w:r>
+      <w:proofErr w:type="gramEnd"/>
+      <w:r>
+        <w:rPr>
+          <w:rFonts w:ascii="Linux Libertine" w:eastAsia="Times New Roman" w:hAnsi="Linux Libertine" w:cs="Linux Libertine"/>
+          <w:sz w:val="14"/>
+          <w:szCs w:val="14"/>
+        </w:rPr>
+        <w:t xml:space="preserve"> Gender Bias In NLP. In </w:t>
+      </w:r>
+      <w:r>
+        <w:rPr>
+          <w:rFonts w:ascii="Linux Libertine" w:eastAsia="Times New Roman" w:hAnsi="Linux Libertine" w:cs="Linux Libertine"/>
           <w:i/>
           <w:iCs/>
           <w:sz w:val="14"/>
           <w:szCs w:val="14"/>
         </w:rPr>
-        <w:t>Intelligencer</w:t>
-      </w:r>
-      <w:r>
-        <w:rPr>
-          <w:rFonts w:ascii="Linux Libertine" w:hAnsi="Linux Libertine" w:cs="Linux Libertine"/>
-          <w:sz w:val="14"/>
-          <w:szCs w:val="14"/>
-        </w:rPr>
-        <w:t>. Retrieved March 12, 2024 from https://nymag.com/intelligencer/article/trans-rights-biological-sex-gender-judith-butler.html</w:t>
+        <w:t>Proceedings of the 6th Workshop on Gender Bias in Natural Language Processing (</w:t>
+      </w:r>
+      <w:proofErr w:type="spellStart"/>
+      <w:r>
+        <w:rPr>
+          <w:rFonts w:ascii="Linux Libertine" w:eastAsia="Times New Roman" w:hAnsi="Linux Libertine" w:cs="Linux Libertine"/>
+          <w:i/>
+          <w:iCs/>
+          <w:sz w:val="14"/>
+          <w:szCs w:val="14"/>
+        </w:rPr>
+        <w:t>GeBNLP</w:t>
+      </w:r>
+      <w:proofErr w:type="spellEnd"/>
+      <w:r>
+        <w:rPr>
+          <w:rFonts w:ascii="Linux Libertine" w:eastAsia="Times New Roman" w:hAnsi="Linux Libertine" w:cs="Linux Libertine"/>
+          <w:i/>
+          <w:iCs/>
+          <w:sz w:val="14"/>
+          <w:szCs w:val="14"/>
+        </w:rPr>
+        <w:t>)</w:t>
+      </w:r>
+      <w:r>
+        <w:rPr>
+          <w:rFonts w:ascii="Linux Libertine" w:eastAsia="Times New Roman" w:hAnsi="Linux Libertine" w:cs="Linux Libertine"/>
+          <w:sz w:val="14"/>
+          <w:szCs w:val="14"/>
+        </w:rPr>
+        <w:t>, August 01, 2025. Vienna, Austria, 338–346.</w:t>
       </w:r>
     </w:p>
     <w:p>
@@ -5867,7 +8352,7 @@
           <w:szCs w:val="14"/>
         </w:rPr>
         <w:tab/>
-        <w:t xml:space="preserve">Patricia Hill Collins. 2002. </w:t>
+        <w:t xml:space="preserve">Andrea Long Chu. 2024. The Right to Change Sex. </w:t>
       </w:r>
       <w:r>
         <w:rPr>
@@ -5877,15 +8362,15 @@
           <w:sz w:val="14"/>
           <w:szCs w:val="14"/>
         </w:rPr>
-        <w:t>Black Feminist Thought: Knowledge, Consciousness, and the Politics of Empowerment</w:t>
-      </w:r>
-      <w:r>
-        <w:rPr>
-          <w:rFonts w:ascii="Linux Libertine" w:hAnsi="Linux Libertine" w:cs="Linux Libertine"/>
-          <w:sz w:val="14"/>
-          <w:szCs w:val="14"/>
-        </w:rPr>
-        <w:t xml:space="preserve"> (2nd ed.). Routledge, New York. https://doi.org/10.4324/9780203900055</w:t>
+        <w:t>Intelligencer</w:t>
+      </w:r>
+      <w:r>
+        <w:rPr>
+          <w:rFonts w:ascii="Linux Libertine" w:hAnsi="Linux Libertine" w:cs="Linux Libertine"/>
+          <w:sz w:val="14"/>
+          <w:szCs w:val="14"/>
+        </w:rPr>
+        <w:t>. Retrieved March 12, 2024 from https://nymag.com/intelligencer/article/trans-rights-biological-sex-gender-judith-butler.html</w:t>
       </w:r>
     </w:p>
     <w:p>
@@ -5910,7 +8395,23 @@
           <w:sz w:val="14"/>
           <w:szCs w:val="14"/>
         </w:rPr>
-        <w:t>[10]</w:t>
+        <w:t>[</w:t>
+      </w:r>
+      <w:r>
+        <w:rPr>
+          <w:rFonts w:ascii="Linux Libertine" w:hAnsi="Linux Libertine" w:cs="Linux Libertine"/>
+          <w:sz w:val="14"/>
+          <w:szCs w:val="14"/>
+        </w:rPr>
+        <w:t>10</w:t>
+      </w:r>
+      <w:r>
+        <w:rPr>
+          <w:rFonts w:ascii="Linux Libertine" w:hAnsi="Linux Libertine" w:cs="Linux Libertine"/>
+          <w:sz w:val="14"/>
+          <w:szCs w:val="14"/>
+        </w:rPr>
+        <w:t>]</w:t>
       </w:r>
       <w:r>
         <w:rPr>
@@ -5919,7 +8420,7 @@
           <w:szCs w:val="14"/>
         </w:rPr>
         <w:tab/>
-        <w:t xml:space="preserve">Kimberle Crenshaw. 1991. Mapping the Margins: Intersectionality, Identity Politics, and Violence against Women of Color. </w:t>
+        <w:t xml:space="preserve">Patricia Hill Collins. 2002. </w:t>
       </w:r>
       <w:r>
         <w:rPr>
@@ -5929,15 +8430,15 @@
           <w:sz w:val="14"/>
           <w:szCs w:val="14"/>
         </w:rPr>
-        <w:t>Stanford Law Review</w:t>
-      </w:r>
-      <w:r>
-        <w:rPr>
-          <w:rFonts w:ascii="Linux Libertine" w:hAnsi="Linux Libertine" w:cs="Linux Libertine"/>
-          <w:sz w:val="14"/>
-          <w:szCs w:val="14"/>
-        </w:rPr>
-        <w:t xml:space="preserve"> 43, 6 (1991), 1241–1299. https://doi.org/10.2307/1229039</w:t>
+        <w:t>Black Feminist Thought: Knowledge, Consciousness, and the Politics of Empowerment</w:t>
+      </w:r>
+      <w:r>
+        <w:rPr>
+          <w:rFonts w:ascii="Linux Libertine" w:hAnsi="Linux Libertine" w:cs="Linux Libertine"/>
+          <w:sz w:val="14"/>
+          <w:szCs w:val="14"/>
+        </w:rPr>
+        <w:t xml:space="preserve"> (2nd ed.). Routledge, New York. https://doi.org/10.4324/9780203900055</w:t>
       </w:r>
     </w:p>
     <w:p>
@@ -5962,7 +8463,23 @@
           <w:sz w:val="14"/>
           <w:szCs w:val="14"/>
         </w:rPr>
-        <w:t>[11]</w:t>
+        <w:t>[1</w:t>
+      </w:r>
+      <w:r>
+        <w:rPr>
+          <w:rFonts w:ascii="Linux Libertine" w:hAnsi="Linux Libertine" w:cs="Linux Libertine"/>
+          <w:sz w:val="14"/>
+          <w:szCs w:val="14"/>
+        </w:rPr>
+        <w:t>1</w:t>
+      </w:r>
+      <w:r>
+        <w:rPr>
+          <w:rFonts w:ascii="Linux Libertine" w:hAnsi="Linux Libertine" w:cs="Linux Libertine"/>
+          <w:sz w:val="14"/>
+          <w:szCs w:val="14"/>
+        </w:rPr>
+        <w:t>]</w:t>
       </w:r>
       <w:r>
         <w:rPr>
@@ -5971,7 +8488,7 @@
           <w:szCs w:val="14"/>
         </w:rPr>
         <w:tab/>
-        <w:t xml:space="preserve">David M. Halperin. 2002. </w:t>
+        <w:t xml:space="preserve">Kimberle Crenshaw. 1991. Mapping the Margins: Intersectionality, Identity Politics, and Violence against Women of Color. </w:t>
       </w:r>
       <w:r>
         <w:rPr>
@@ -5981,15 +8498,15 @@
           <w:sz w:val="14"/>
           <w:szCs w:val="14"/>
         </w:rPr>
-        <w:t>How to Do the History of Homosexuality</w:t>
-      </w:r>
-      <w:r>
-        <w:rPr>
-          <w:rFonts w:ascii="Linux Libertine" w:hAnsi="Linux Libertine" w:cs="Linux Libertine"/>
-          <w:sz w:val="14"/>
-          <w:szCs w:val="14"/>
-        </w:rPr>
-        <w:t>. University Of Chicago Press. Retrieved February 22, 2025 from http://archive.org/details/howtodohistoryof00halp</w:t>
+        <w:t>Stanford Law Review</w:t>
+      </w:r>
+      <w:r>
+        <w:rPr>
+          <w:rFonts w:ascii="Linux Libertine" w:hAnsi="Linux Libertine" w:cs="Linux Libertine"/>
+          <w:sz w:val="14"/>
+          <w:szCs w:val="14"/>
+        </w:rPr>
+        <w:t xml:space="preserve"> 43, 6 (1991), 1241–1299. https://doi.org/10.2307/1229039</w:t>
       </w:r>
     </w:p>
     <w:p>
@@ -6014,7 +8531,23 @@
           <w:sz w:val="14"/>
           <w:szCs w:val="14"/>
         </w:rPr>
-        <w:t>[12]</w:t>
+        <w:t>[1</w:t>
+      </w:r>
+      <w:r>
+        <w:rPr>
+          <w:rFonts w:ascii="Linux Libertine" w:hAnsi="Linux Libertine" w:cs="Linux Libertine"/>
+          <w:sz w:val="14"/>
+          <w:szCs w:val="14"/>
+        </w:rPr>
+        <w:t>2</w:t>
+      </w:r>
+      <w:r>
+        <w:rPr>
+          <w:rFonts w:ascii="Linux Libertine" w:hAnsi="Linux Libertine" w:cs="Linux Libertine"/>
+          <w:sz w:val="14"/>
+          <w:szCs w:val="14"/>
+        </w:rPr>
+        <w:t>]</w:t>
       </w:r>
       <w:r>
         <w:rPr>
@@ -6023,7 +8556,7 @@
           <w:szCs w:val="14"/>
         </w:rPr>
         <w:tab/>
-        <w:t xml:space="preserve">Hannah Devinney, Jenny Björklund, and Henrik Björklund. 2020. Semi-Supervised Topic Modeling for Gender Bias Discovery in English and Swedish. In </w:t>
+        <w:t xml:space="preserve">David M. Halperin. 2002. </w:t>
       </w:r>
       <w:r>
         <w:rPr>
@@ -6033,15 +8566,15 @@
           <w:sz w:val="14"/>
           <w:szCs w:val="14"/>
         </w:rPr>
-        <w:t>Proceedings of the Second Workshop on Gender Bias in Natural Language Processing</w:t>
-      </w:r>
-      <w:r>
-        <w:rPr>
-          <w:rFonts w:ascii="Linux Libertine" w:hAnsi="Linux Libertine" w:cs="Linux Libertine"/>
-          <w:sz w:val="14"/>
-          <w:szCs w:val="14"/>
-        </w:rPr>
-        <w:t>, December 13, 2020. Barcelona, Spain (Online), 79–92.</w:t>
+        <w:t>How to Do the History of Homosexuality</w:t>
+      </w:r>
+      <w:r>
+        <w:rPr>
+          <w:rFonts w:ascii="Linux Libertine" w:hAnsi="Linux Libertine" w:cs="Linux Libertine"/>
+          <w:sz w:val="14"/>
+          <w:szCs w:val="14"/>
+        </w:rPr>
+        <w:t>. University Of Chicago Press. Retrieved February 22, 2025 from http://archive.org/details/howtodohistoryof00halp</w:t>
       </w:r>
     </w:p>
     <w:p>
@@ -6066,7 +8599,23 @@
           <w:sz w:val="14"/>
           <w:szCs w:val="14"/>
         </w:rPr>
-        <w:t>[13]</w:t>
+        <w:t>[1</w:t>
+      </w:r>
+      <w:r>
+        <w:rPr>
+          <w:rFonts w:ascii="Linux Libertine" w:hAnsi="Linux Libertine" w:cs="Linux Libertine"/>
+          <w:sz w:val="14"/>
+          <w:szCs w:val="14"/>
+        </w:rPr>
+        <w:t>3</w:t>
+      </w:r>
+      <w:r>
+        <w:rPr>
+          <w:rFonts w:ascii="Linux Libertine" w:hAnsi="Linux Libertine" w:cs="Linux Libertine"/>
+          <w:sz w:val="14"/>
+          <w:szCs w:val="14"/>
+        </w:rPr>
+        <w:t>]</w:t>
       </w:r>
       <w:r>
         <w:rPr>
@@ -6075,7 +8624,7 @@
           <w:szCs w:val="14"/>
         </w:rPr>
         <w:tab/>
-        <w:t xml:space="preserve">Hannah Devinney, Jenny Björklund, and Henrik Björklund. 2024. We Don`t Talk About That: Case Studies on Intersectional Analysis of Social Bias in Large Language Models. In </w:t>
+        <w:t xml:space="preserve">Hannah Devinney, Jenny Björklund, and Henrik Björklund. 2020. Semi-Supervised Topic Modeling for Gender Bias Discovery in English and Swedish. In </w:t>
       </w:r>
       <w:r>
         <w:rPr>
@@ -6085,37 +8634,15 @@
           <w:sz w:val="14"/>
           <w:szCs w:val="14"/>
         </w:rPr>
-        <w:t>Proceedings of the 5th Workshop on Gender Bias in Natural Language Processing (</w:t>
-      </w:r>
-      <w:proofErr w:type="spellStart"/>
-      <w:r>
-        <w:rPr>
-          <w:rFonts w:ascii="Linux Libertine" w:hAnsi="Linux Libertine" w:cs="Linux Libertine"/>
-          <w:i/>
-          <w:iCs/>
-          <w:sz w:val="14"/>
-          <w:szCs w:val="14"/>
-        </w:rPr>
-        <w:t>GeBNLP</w:t>
-      </w:r>
-      <w:proofErr w:type="spellEnd"/>
-      <w:r>
-        <w:rPr>
-          <w:rFonts w:ascii="Linux Libertine" w:hAnsi="Linux Libertine" w:cs="Linux Libertine"/>
-          <w:i/>
-          <w:iCs/>
-          <w:sz w:val="14"/>
-          <w:szCs w:val="14"/>
-        </w:rPr>
-        <w:t>)</w:t>
-      </w:r>
-      <w:r>
-        <w:rPr>
-          <w:rFonts w:ascii="Linux Libertine" w:hAnsi="Linux Libertine" w:cs="Linux Libertine"/>
-          <w:sz w:val="14"/>
-          <w:szCs w:val="14"/>
-        </w:rPr>
-        <w:t>, August 2024. Association for Computational Linguistics, Bangkok, Thailand, 33–44. https://doi.org/10.18653/v1/2024.gebnlp-1.3</w:t>
+        <w:t>Proceedings of the Second Workshop on Gender Bias in Natural Language Processing</w:t>
+      </w:r>
+      <w:r>
+        <w:rPr>
+          <w:rFonts w:ascii="Linux Libertine" w:hAnsi="Linux Libertine" w:cs="Linux Libertine"/>
+          <w:sz w:val="14"/>
+          <w:szCs w:val="14"/>
+        </w:rPr>
+        <w:t>, December 13, 2020. Barcelona, Spain (Online), 79–92.</w:t>
       </w:r>
     </w:p>
     <w:p>
@@ -6140,7 +8667,23 @@
           <w:sz w:val="14"/>
           <w:szCs w:val="14"/>
         </w:rPr>
-        <w:t>[14]</w:t>
+        <w:t>[1</w:t>
+      </w:r>
+      <w:r>
+        <w:rPr>
+          <w:rFonts w:ascii="Linux Libertine" w:hAnsi="Linux Libertine" w:cs="Linux Libertine"/>
+          <w:sz w:val="14"/>
+          <w:szCs w:val="14"/>
+        </w:rPr>
+        <w:t>4</w:t>
+      </w:r>
+      <w:r>
+        <w:rPr>
+          <w:rFonts w:ascii="Linux Libertine" w:hAnsi="Linux Libertine" w:cs="Linux Libertine"/>
+          <w:sz w:val="14"/>
+          <w:szCs w:val="14"/>
+        </w:rPr>
+        <w:t>]</w:t>
       </w:r>
       <w:r>
         <w:rPr>
@@ -6149,7 +8692,7 @@
           <w:szCs w:val="14"/>
         </w:rPr>
         <w:tab/>
-        <w:t xml:space="preserve">Jack Drescher. 2025. What is Gender Dysphoria? </w:t>
+        <w:t xml:space="preserve">Hannah Devinney, Jenny Björklund, and Henrik Björklund. 2024. We Don`t Talk About That: Case Studies on Intersectional Analysis of Social Bias in Large Language Models. In </w:t>
       </w:r>
       <w:r>
         <w:rPr>
@@ -6159,7 +8702,7 @@
           <w:sz w:val="14"/>
           <w:szCs w:val="14"/>
         </w:rPr>
-        <w:t xml:space="preserve">American </w:t>
+        <w:t>Proceedings of the 5th Workshop on Gender Bias in Natural Language Processing (</w:t>
       </w:r>
       <w:proofErr w:type="spellStart"/>
       <w:r>
@@ -6170,7 +8713,7 @@
           <w:sz w:val="14"/>
           <w:szCs w:val="14"/>
         </w:rPr>
-        <w:t>Pyschiatric</w:t>
+        <w:t>GeBNLP</w:t>
       </w:r>
       <w:proofErr w:type="spellEnd"/>
       <w:r>
@@ -6181,15 +8724,15 @@
           <w:sz w:val="14"/>
           <w:szCs w:val="14"/>
         </w:rPr>
-        <w:t xml:space="preserve"> Association</w:t>
-      </w:r>
-      <w:r>
-        <w:rPr>
-          <w:rFonts w:ascii="Linux Libertine" w:hAnsi="Linux Libertine" w:cs="Linux Libertine"/>
-          <w:sz w:val="14"/>
-          <w:szCs w:val="14"/>
-        </w:rPr>
-        <w:t>. Retrieved December 6, 2025 from https://www.psychiatry.org:443/patients-families/gender-dysphoria/what-is-gender-dysphoria</w:t>
+        <w:t>)</w:t>
+      </w:r>
+      <w:r>
+        <w:rPr>
+          <w:rFonts w:ascii="Linux Libertine" w:hAnsi="Linux Libertine" w:cs="Linux Libertine"/>
+          <w:sz w:val="14"/>
+          <w:szCs w:val="14"/>
+        </w:rPr>
+        <w:t>, August 2024. Association for Computational Linguistics, Bangkok, Thailand, 33–44. https://doi.org/10.18653/v1/2024.gebnlp-1.3</w:t>
       </w:r>
     </w:p>
     <w:p>
@@ -6214,7 +8757,23 @@
           <w:sz w:val="14"/>
           <w:szCs w:val="14"/>
         </w:rPr>
-        <w:t>[15]</w:t>
+        <w:t>[1</w:t>
+      </w:r>
+      <w:r>
+        <w:rPr>
+          <w:rFonts w:ascii="Linux Libertine" w:hAnsi="Linux Libertine" w:cs="Linux Libertine"/>
+          <w:sz w:val="14"/>
+          <w:szCs w:val="14"/>
+        </w:rPr>
+        <w:t>5</w:t>
+      </w:r>
+      <w:r>
+        <w:rPr>
+          <w:rFonts w:ascii="Linux Libertine" w:hAnsi="Linux Libertine" w:cs="Linux Libertine"/>
+          <w:sz w:val="14"/>
+          <w:szCs w:val="14"/>
+        </w:rPr>
+        <w:t>]</w:t>
       </w:r>
       <w:r>
         <w:rPr>
@@ -6223,7 +8782,7 @@
           <w:szCs w:val="14"/>
         </w:rPr>
         <w:tab/>
-        <w:t xml:space="preserve">Havelock Ellis. 1900. </w:t>
+        <w:t xml:space="preserve">Jack Drescher. 2025. What is Gender Dysphoria? </w:t>
       </w:r>
       <w:r>
         <w:rPr>
@@ -6233,15 +8792,37 @@
           <w:sz w:val="14"/>
           <w:szCs w:val="14"/>
         </w:rPr>
-        <w:t>Studies in the Psychology of Sex, Volume 2Sexual Inversion</w:t>
-      </w:r>
-      <w:r>
-        <w:rPr>
-          <w:rFonts w:ascii="Linux Libertine" w:hAnsi="Linux Libertine" w:cs="Linux Libertine"/>
-          <w:sz w:val="14"/>
-          <w:szCs w:val="14"/>
-        </w:rPr>
-        <w:t>. Retrieved December 24, 2025 from https://www.gutenberg.org/ebooks/13611</w:t>
+        <w:t xml:space="preserve">American </w:t>
+      </w:r>
+      <w:proofErr w:type="spellStart"/>
+      <w:r>
+        <w:rPr>
+          <w:rFonts w:ascii="Linux Libertine" w:hAnsi="Linux Libertine" w:cs="Linux Libertine"/>
+          <w:i/>
+          <w:iCs/>
+          <w:sz w:val="14"/>
+          <w:szCs w:val="14"/>
+        </w:rPr>
+        <w:t>Pyschiatric</w:t>
+      </w:r>
+      <w:proofErr w:type="spellEnd"/>
+      <w:r>
+        <w:rPr>
+          <w:rFonts w:ascii="Linux Libertine" w:hAnsi="Linux Libertine" w:cs="Linux Libertine"/>
+          <w:i/>
+          <w:iCs/>
+          <w:sz w:val="14"/>
+          <w:szCs w:val="14"/>
+        </w:rPr>
+        <w:t xml:space="preserve"> Association</w:t>
+      </w:r>
+      <w:r>
+        <w:rPr>
+          <w:rFonts w:ascii="Linux Libertine" w:hAnsi="Linux Libertine" w:cs="Linux Libertine"/>
+          <w:sz w:val="14"/>
+          <w:szCs w:val="14"/>
+        </w:rPr>
+        <w:t>. Retrieved December 6, 2025 from https://www.psychiatry.org:443/patients-families/gender-dysphoria/what-is-gender-dysphoria</w:t>
       </w:r>
     </w:p>
     <w:p>
@@ -6266,7 +8847,23 @@
           <w:sz w:val="14"/>
           <w:szCs w:val="14"/>
         </w:rPr>
-        <w:t>[16]</w:t>
+        <w:t>[1</w:t>
+      </w:r>
+      <w:r>
+        <w:rPr>
+          <w:rFonts w:ascii="Linux Libertine" w:hAnsi="Linux Libertine" w:cs="Linux Libertine"/>
+          <w:sz w:val="14"/>
+          <w:szCs w:val="14"/>
+        </w:rPr>
+        <w:t>6</w:t>
+      </w:r>
+      <w:r>
+        <w:rPr>
+          <w:rFonts w:ascii="Linux Libertine" w:hAnsi="Linux Libertine" w:cs="Linux Libertine"/>
+          <w:sz w:val="14"/>
+          <w:szCs w:val="14"/>
+        </w:rPr>
+        <w:t>]</w:t>
       </w:r>
       <w:r>
         <w:rPr>
@@ -6275,7 +8872,7 @@
           <w:szCs w:val="14"/>
         </w:rPr>
         <w:tab/>
-        <w:t xml:space="preserve">A. Finn Enke. 2013. The Education of the Little Cis: Cisgender and the Discipline of Opposing Bodies. In </w:t>
+        <w:t xml:space="preserve">Havelock Ellis. 1900. </w:t>
       </w:r>
       <w:r>
         <w:rPr>
@@ -6285,33 +8882,15 @@
           <w:sz w:val="14"/>
           <w:szCs w:val="14"/>
         </w:rPr>
-        <w:t>The Transgender Studies Reader II</w:t>
-      </w:r>
-      <w:r>
-        <w:rPr>
-          <w:rFonts w:ascii="Linux Libertine" w:hAnsi="Linux Libertine" w:cs="Linux Libertine"/>
-          <w:sz w:val="14"/>
-          <w:szCs w:val="14"/>
-        </w:rPr>
-        <w:t xml:space="preserve">, Susan Stryker and Aren Z. </w:t>
-      </w:r>
-      <w:proofErr w:type="spellStart"/>
-      <w:r>
-        <w:rPr>
-          <w:rFonts w:ascii="Linux Libertine" w:hAnsi="Linux Libertine" w:cs="Linux Libertine"/>
-          <w:sz w:val="14"/>
-          <w:szCs w:val="14"/>
-        </w:rPr>
-        <w:t>Aizura</w:t>
-      </w:r>
-      <w:proofErr w:type="spellEnd"/>
-      <w:r>
-        <w:rPr>
-          <w:rFonts w:ascii="Linux Libertine" w:hAnsi="Linux Libertine" w:cs="Linux Libertine"/>
-          <w:sz w:val="14"/>
-          <w:szCs w:val="14"/>
-        </w:rPr>
-        <w:t xml:space="preserve"> (eds.). Routledge, 234–247.</w:t>
+        <w:t>Studies in the Psychology of Sex, Volume 2Sexual Inversion</w:t>
+      </w:r>
+      <w:r>
+        <w:rPr>
+          <w:rFonts w:ascii="Linux Libertine" w:hAnsi="Linux Libertine" w:cs="Linux Libertine"/>
+          <w:sz w:val="14"/>
+          <w:szCs w:val="14"/>
+        </w:rPr>
+        <w:t>. Retrieved December 24, 2025 from https://www.gutenberg.org/ebooks/13611</w:t>
       </w:r>
     </w:p>
     <w:p>
@@ -6336,7 +8915,23 @@
           <w:sz w:val="14"/>
           <w:szCs w:val="14"/>
         </w:rPr>
-        <w:t>[17]</w:t>
+        <w:t>[1</w:t>
+      </w:r>
+      <w:r>
+        <w:rPr>
+          <w:rFonts w:ascii="Linux Libertine" w:hAnsi="Linux Libertine" w:cs="Linux Libertine"/>
+          <w:sz w:val="14"/>
+          <w:szCs w:val="14"/>
+        </w:rPr>
+        <w:t>7</w:t>
+      </w:r>
+      <w:r>
+        <w:rPr>
+          <w:rFonts w:ascii="Linux Libertine" w:hAnsi="Linux Libertine" w:cs="Linux Libertine"/>
+          <w:sz w:val="14"/>
+          <w:szCs w:val="14"/>
+        </w:rPr>
+        <w:t>]</w:t>
       </w:r>
       <w:r>
         <w:rPr>
@@ -6345,7 +8940,25 @@
           <w:szCs w:val="14"/>
         </w:rPr>
         <w:tab/>
-        <w:t xml:space="preserve">Virginia K. Felkner, Ho-Chun Herbert Chang, Eugene Jang, and Jonathan May. 2024. </w:t>
+        <w:t xml:space="preserve">A. Finn Enke. 2013. The Education of the Little Cis: Cisgender and the Discipline of Opposing Bodies. In </w:t>
+      </w:r>
+      <w:r>
+        <w:rPr>
+          <w:rFonts w:ascii="Linux Libertine" w:hAnsi="Linux Libertine" w:cs="Linux Libertine"/>
+          <w:i/>
+          <w:iCs/>
+          <w:sz w:val="14"/>
+          <w:szCs w:val="14"/>
+        </w:rPr>
+        <w:t>The Transgender Studies Reader II</w:t>
+      </w:r>
+      <w:r>
+        <w:rPr>
+          <w:rFonts w:ascii="Linux Libertine" w:hAnsi="Linux Libertine" w:cs="Linux Libertine"/>
+          <w:sz w:val="14"/>
+          <w:szCs w:val="14"/>
+        </w:rPr>
+        <w:t xml:space="preserve">, Susan Stryker and Aren Z. </w:t>
       </w:r>
       <w:proofErr w:type="spellStart"/>
       <w:r>
@@ -6354,7 +8967,7 @@
           <w:sz w:val="14"/>
           <w:szCs w:val="14"/>
         </w:rPr>
-        <w:t>WinoQueer</w:t>
+        <w:t>Aizura</w:t>
       </w:r>
       <w:proofErr w:type="spellEnd"/>
       <w:r>
@@ -6363,7 +8976,7 @@
           <w:sz w:val="14"/>
           <w:szCs w:val="14"/>
         </w:rPr>
-        <w:t>: A Community-in-the-Loop Benchmark for Anti-LGBTQ+ Bias in Large Language Models. https://doi.org/10.48550/arXiv.2306.15087</w:t>
+        <w:t xml:space="preserve"> (eds.). Routledge, 234–247.</w:t>
       </w:r>
     </w:p>
     <w:p>
@@ -6388,7 +9001,24 @@
           <w:sz w:val="14"/>
           <w:szCs w:val="14"/>
         </w:rPr>
-        <w:t>[18]</w:t>
+        <w:lastRenderedPageBreak/>
+        <w:t>[1</w:t>
+      </w:r>
+      <w:r>
+        <w:rPr>
+          <w:rFonts w:ascii="Linux Libertine" w:hAnsi="Linux Libertine" w:cs="Linux Libertine"/>
+          <w:sz w:val="14"/>
+          <w:szCs w:val="14"/>
+        </w:rPr>
+        <w:t>8</w:t>
+      </w:r>
+      <w:r>
+        <w:rPr>
+          <w:rFonts w:ascii="Linux Libertine" w:hAnsi="Linux Libertine" w:cs="Linux Libertine"/>
+          <w:sz w:val="14"/>
+          <w:szCs w:val="14"/>
+        </w:rPr>
+        <w:t>]</w:t>
       </w:r>
       <w:r>
         <w:rPr>
@@ -6397,25 +9027,25 @@
           <w:szCs w:val="14"/>
         </w:rPr>
         <w:tab/>
-        <w:t xml:space="preserve">Michel Foucault. 1978. </w:t>
-      </w:r>
-      <w:r>
-        <w:rPr>
-          <w:rFonts w:ascii="Linux Libertine" w:hAnsi="Linux Libertine" w:cs="Linux Libertine"/>
-          <w:i/>
-          <w:iCs/>
-          <w:sz w:val="14"/>
-          <w:szCs w:val="14"/>
-        </w:rPr>
-        <w:t>The History of Sexuality. Volume 1: An Introduction</w:t>
-      </w:r>
-      <w:r>
-        <w:rPr>
-          <w:rFonts w:ascii="Linux Libertine" w:hAnsi="Linux Libertine" w:cs="Linux Libertine"/>
-          <w:sz w:val="14"/>
-          <w:szCs w:val="14"/>
-        </w:rPr>
-        <w:t>. Retrieved February 22, 2025 from http://archive.org/details/foucault-the-history-of-sexuality-volume-1</w:t>
+        <w:t xml:space="preserve">Virginia K. Felkner, Ho-Chun Herbert Chang, Eugene Jang, and Jonathan May. 2024. </w:t>
+      </w:r>
+      <w:proofErr w:type="spellStart"/>
+      <w:r>
+        <w:rPr>
+          <w:rFonts w:ascii="Linux Libertine" w:hAnsi="Linux Libertine" w:cs="Linux Libertine"/>
+          <w:sz w:val="14"/>
+          <w:szCs w:val="14"/>
+        </w:rPr>
+        <w:t>WinoQueer</w:t>
+      </w:r>
+      <w:proofErr w:type="spellEnd"/>
+      <w:r>
+        <w:rPr>
+          <w:rFonts w:ascii="Linux Libertine" w:hAnsi="Linux Libertine" w:cs="Linux Libertine"/>
+          <w:sz w:val="14"/>
+          <w:szCs w:val="14"/>
+        </w:rPr>
+        <w:t>: A Community-in-the-Loop Benchmark for Anti-LGBTQ+ Bias in Large Language Models. https://doi.org/10.48550/arXiv.2306.15087</w:t>
       </w:r>
     </w:p>
     <w:p>
@@ -6440,7 +9070,23 @@
           <w:sz w:val="14"/>
           <w:szCs w:val="14"/>
         </w:rPr>
-        <w:t>[19]</w:t>
+        <w:t>[1</w:t>
+      </w:r>
+      <w:r>
+        <w:rPr>
+          <w:rFonts w:ascii="Linux Libertine" w:hAnsi="Linux Libertine" w:cs="Linux Libertine"/>
+          <w:sz w:val="14"/>
+          <w:szCs w:val="14"/>
+        </w:rPr>
+        <w:t>9</w:t>
+      </w:r>
+      <w:r>
+        <w:rPr>
+          <w:rFonts w:ascii="Linux Libertine" w:hAnsi="Linux Libertine" w:cs="Linux Libertine"/>
+          <w:sz w:val="14"/>
+          <w:szCs w:val="14"/>
+        </w:rPr>
+        <w:t>]</w:t>
       </w:r>
       <w:r>
         <w:rPr>
@@ -6449,7 +9095,7 @@
           <w:szCs w:val="14"/>
         </w:rPr>
         <w:tab/>
-        <w:t xml:space="preserve">Wei Guo and Aylin Caliskan. 2021. Detecting Emergent Intersectional Biases: Contextualized Word Embeddings Contain a Distribution of Human-like Biases. In </w:t>
+        <w:t xml:space="preserve">Michel Foucault. 1978. </w:t>
       </w:r>
       <w:r>
         <w:rPr>
@@ -6459,33 +9105,15 @@
           <w:sz w:val="14"/>
           <w:szCs w:val="14"/>
         </w:rPr>
-        <w:t>Proceedings of the 2021 AAAI/ACM Conference on AI, Ethics, and Society</w:t>
-      </w:r>
-      <w:r>
-        <w:rPr>
-          <w:rFonts w:ascii="Linux Libertine" w:hAnsi="Linux Libertine" w:cs="Linux Libertine"/>
-          <w:sz w:val="14"/>
-          <w:szCs w:val="14"/>
-        </w:rPr>
-        <w:t xml:space="preserve"> (</w:t>
-      </w:r>
-      <w:r>
-        <w:rPr>
-          <w:rFonts w:ascii="Linux Libertine" w:hAnsi="Linux Libertine" w:cs="Linux Libertine"/>
-          <w:i/>
-          <w:iCs/>
-          <w:sz w:val="14"/>
-          <w:szCs w:val="14"/>
-        </w:rPr>
-        <w:t>AIES ’21</w:t>
-      </w:r>
-      <w:r>
-        <w:rPr>
-          <w:rFonts w:ascii="Linux Libertine" w:hAnsi="Linux Libertine" w:cs="Linux Libertine"/>
-          <w:sz w:val="14"/>
-          <w:szCs w:val="14"/>
-        </w:rPr>
-        <w:t>), July 30, 2021. Association for Computing Machinery, New York, NY, USA, 122–133. https://doi.org/10.1145/3461702.3462536</w:t>
+        <w:t>The History of Sexuality. Volume 1: An Introduction</w:t>
+      </w:r>
+      <w:r>
+        <w:rPr>
+          <w:rFonts w:ascii="Linux Libertine" w:hAnsi="Linux Libertine" w:cs="Linux Libertine"/>
+          <w:sz w:val="14"/>
+          <w:szCs w:val="14"/>
+        </w:rPr>
+        <w:t>. Retrieved February 22, 2025 from http://archive.org/details/foucault-the-history-of-sexuality-volume-1</w:t>
       </w:r>
     </w:p>
     <w:p>
@@ -6510,7 +9138,23 @@
           <w:sz w:val="14"/>
           <w:szCs w:val="14"/>
         </w:rPr>
-        <w:t>[20]</w:t>
+        <w:t>[</w:t>
+      </w:r>
+      <w:r>
+        <w:rPr>
+          <w:rFonts w:ascii="Linux Libertine" w:hAnsi="Linux Libertine" w:cs="Linux Libertine"/>
+          <w:sz w:val="14"/>
+          <w:szCs w:val="14"/>
+        </w:rPr>
+        <w:t>20</w:t>
+      </w:r>
+      <w:r>
+        <w:rPr>
+          <w:rFonts w:ascii="Linux Libertine" w:hAnsi="Linux Libertine" w:cs="Linux Libertine"/>
+          <w:sz w:val="14"/>
+          <w:szCs w:val="14"/>
+        </w:rPr>
+        <w:t>]</w:t>
       </w:r>
       <w:r>
         <w:rPr>
@@ -6519,25 +9163,7 @@
           <w:szCs w:val="14"/>
         </w:rPr>
         <w:tab/>
-        <w:t xml:space="preserve">Oliver L. </w:t>
-      </w:r>
-      <w:proofErr w:type="spellStart"/>
-      <w:r>
-        <w:rPr>
-          <w:rFonts w:ascii="Linux Libertine" w:hAnsi="Linux Libertine" w:cs="Linux Libertine"/>
-          <w:sz w:val="14"/>
-          <w:szCs w:val="14"/>
-        </w:rPr>
-        <w:t>Haimson</w:t>
-      </w:r>
-      <w:proofErr w:type="spellEnd"/>
-      <w:r>
-        <w:rPr>
-          <w:rFonts w:ascii="Linux Libertine" w:hAnsi="Linux Libertine" w:cs="Linux Libertine"/>
-          <w:sz w:val="14"/>
-          <w:szCs w:val="14"/>
-        </w:rPr>
-        <w:t xml:space="preserve">. 2025. </w:t>
+        <w:t xml:space="preserve">Wei Guo and Aylin Caliskan. 2021. Detecting Emergent Intersectional Biases: Contextualized Word Embeddings Contain a Distribution of Human-like Biases. In </w:t>
       </w:r>
       <w:r>
         <w:rPr>
@@ -6547,15 +9173,33 @@
           <w:sz w:val="14"/>
           <w:szCs w:val="14"/>
         </w:rPr>
-        <w:t>Trans Technologies</w:t>
-      </w:r>
-      <w:r>
-        <w:rPr>
-          <w:rFonts w:ascii="Linux Libertine" w:hAnsi="Linux Libertine" w:cs="Linux Libertine"/>
-          <w:sz w:val="14"/>
-          <w:szCs w:val="14"/>
-        </w:rPr>
-        <w:t>. The MIT Press. https://doi.org/10.7551/mitpress/15437.001.0001</w:t>
+        <w:t>Proceedings of the 2021 AAAI/ACM Conference on AI, Ethics, and Society</w:t>
+      </w:r>
+      <w:r>
+        <w:rPr>
+          <w:rFonts w:ascii="Linux Libertine" w:hAnsi="Linux Libertine" w:cs="Linux Libertine"/>
+          <w:sz w:val="14"/>
+          <w:szCs w:val="14"/>
+        </w:rPr>
+        <w:t xml:space="preserve"> (</w:t>
+      </w:r>
+      <w:r>
+        <w:rPr>
+          <w:rFonts w:ascii="Linux Libertine" w:hAnsi="Linux Libertine" w:cs="Linux Libertine"/>
+          <w:i/>
+          <w:iCs/>
+          <w:sz w:val="14"/>
+          <w:szCs w:val="14"/>
+        </w:rPr>
+        <w:t>AIES ’21</w:t>
+      </w:r>
+      <w:r>
+        <w:rPr>
+          <w:rFonts w:ascii="Linux Libertine" w:hAnsi="Linux Libertine" w:cs="Linux Libertine"/>
+          <w:sz w:val="14"/>
+          <w:szCs w:val="14"/>
+        </w:rPr>
+        <w:t>), July 30, 2021. Association for Computing Machinery, New York, NY, USA, 122–133. https://doi.org/10.1145/3461702.3462536</w:t>
       </w:r>
     </w:p>
     <w:p>
@@ -6580,7 +9224,23 @@
           <w:sz w:val="14"/>
           <w:szCs w:val="14"/>
         </w:rPr>
-        <w:t>[21]</w:t>
+        <w:t>[2</w:t>
+      </w:r>
+      <w:r>
+        <w:rPr>
+          <w:rFonts w:ascii="Linux Libertine" w:hAnsi="Linux Libertine" w:cs="Linux Libertine"/>
+          <w:sz w:val="14"/>
+          <w:szCs w:val="14"/>
+        </w:rPr>
+        <w:t>1</w:t>
+      </w:r>
+      <w:r>
+        <w:rPr>
+          <w:rFonts w:ascii="Linux Libertine" w:hAnsi="Linux Libertine" w:cs="Linux Libertine"/>
+          <w:sz w:val="14"/>
+          <w:szCs w:val="14"/>
+        </w:rPr>
+        <w:t>]</w:t>
       </w:r>
       <w:r>
         <w:rPr>
@@ -6589,7 +9249,25 @@
           <w:szCs w:val="14"/>
         </w:rPr>
         <w:tab/>
-        <w:t xml:space="preserve">Human Rights Research Center. 2025. The Global War on Gender: How Anti-Gender Sentiments Fuel Right Wing Politics. </w:t>
+        <w:t xml:space="preserve">Oliver L. </w:t>
+      </w:r>
+      <w:proofErr w:type="spellStart"/>
+      <w:r>
+        <w:rPr>
+          <w:rFonts w:ascii="Linux Libertine" w:hAnsi="Linux Libertine" w:cs="Linux Libertine"/>
+          <w:sz w:val="14"/>
+          <w:szCs w:val="14"/>
+        </w:rPr>
+        <w:t>Haimson</w:t>
+      </w:r>
+      <w:proofErr w:type="spellEnd"/>
+      <w:r>
+        <w:rPr>
+          <w:rFonts w:ascii="Linux Libertine" w:hAnsi="Linux Libertine" w:cs="Linux Libertine"/>
+          <w:sz w:val="14"/>
+          <w:szCs w:val="14"/>
+        </w:rPr>
+        <w:t xml:space="preserve">. 2025. </w:t>
       </w:r>
       <w:r>
         <w:rPr>
@@ -6599,15 +9277,15 @@
           <w:sz w:val="14"/>
           <w:szCs w:val="14"/>
         </w:rPr>
-        <w:t>HRRC</w:t>
-      </w:r>
-      <w:r>
-        <w:rPr>
-          <w:rFonts w:ascii="Linux Libertine" w:hAnsi="Linux Libertine" w:cs="Linux Libertine"/>
-          <w:sz w:val="14"/>
-          <w:szCs w:val="14"/>
-        </w:rPr>
-        <w:t>. Retrieved December 27, 2025 from https://www.humanrightsresearch.org/post/the-global-war-on-gender-how-anti-gender-sentiments-fuel-right-wing-politics</w:t>
+        <w:t>Trans Technologies</w:t>
+      </w:r>
+      <w:r>
+        <w:rPr>
+          <w:rFonts w:ascii="Linux Libertine" w:hAnsi="Linux Libertine" w:cs="Linux Libertine"/>
+          <w:sz w:val="14"/>
+          <w:szCs w:val="14"/>
+        </w:rPr>
+        <w:t>. The MIT Press. https://doi.org/10.7551/mitpress/15437.001.0001</w:t>
       </w:r>
     </w:p>
     <w:p>
@@ -6632,7 +9310,23 @@
           <w:sz w:val="14"/>
           <w:szCs w:val="14"/>
         </w:rPr>
-        <w:t>[22]</w:t>
+        <w:t>[2</w:t>
+      </w:r>
+      <w:r>
+        <w:rPr>
+          <w:rFonts w:ascii="Linux Libertine" w:hAnsi="Linux Libertine" w:cs="Linux Libertine"/>
+          <w:sz w:val="14"/>
+          <w:szCs w:val="14"/>
+        </w:rPr>
+        <w:t>2</w:t>
+      </w:r>
+      <w:r>
+        <w:rPr>
+          <w:rFonts w:ascii="Linux Libertine" w:hAnsi="Linux Libertine" w:cs="Linux Libertine"/>
+          <w:sz w:val="14"/>
+          <w:szCs w:val="14"/>
+        </w:rPr>
+        <w:t>]</w:t>
       </w:r>
       <w:r>
         <w:rPr>
@@ -6641,25 +9335,7 @@
           <w:szCs w:val="14"/>
         </w:rPr>
         <w:tab/>
-        <w:t xml:space="preserve">Maria Elena Indelicato and </w:t>
-      </w:r>
-      <w:proofErr w:type="spellStart"/>
-      <w:r>
-        <w:rPr>
-          <w:rFonts w:ascii="Linux Libertine" w:hAnsi="Linux Libertine" w:cs="Linux Libertine"/>
-          <w:sz w:val="14"/>
-          <w:szCs w:val="14"/>
-        </w:rPr>
-        <w:t>Maíra</w:t>
-      </w:r>
-      <w:proofErr w:type="spellEnd"/>
-      <w:r>
-        <w:rPr>
-          <w:rFonts w:ascii="Linux Libertine" w:hAnsi="Linux Libertine" w:cs="Linux Libertine"/>
-          <w:sz w:val="14"/>
-          <w:szCs w:val="14"/>
-        </w:rPr>
-        <w:t xml:space="preserve"> Magalhães Lopes. 2024. Understanding populist far-right anti-immigration and anti-gender stances beyond the paradigm of gender as ‘a symbolic glue’: Giorgia Meloni’s modern motherhood, neo-Catholicism, and reproductive racism. </w:t>
+        <w:t xml:space="preserve">Human Rights Research Center. 2025. The Global War on Gender: How Anti-Gender Sentiments Fuel Right Wing Politics. </w:t>
       </w:r>
       <w:r>
         <w:rPr>
@@ -6669,15 +9345,15 @@
           <w:sz w:val="14"/>
           <w:szCs w:val="14"/>
         </w:rPr>
-        <w:t>European Journal of Women’s Studies</w:t>
-      </w:r>
-      <w:r>
-        <w:rPr>
-          <w:rFonts w:ascii="Linux Libertine" w:hAnsi="Linux Libertine" w:cs="Linux Libertine"/>
-          <w:sz w:val="14"/>
-          <w:szCs w:val="14"/>
-        </w:rPr>
-        <w:t xml:space="preserve"> 31, 1 (February 2024), 6–20. https://doi.org/10.1177/13505068241230819</w:t>
+        <w:t>HRRC</w:t>
+      </w:r>
+      <w:r>
+        <w:rPr>
+          <w:rFonts w:ascii="Linux Libertine" w:hAnsi="Linux Libertine" w:cs="Linux Libertine"/>
+          <w:sz w:val="14"/>
+          <w:szCs w:val="14"/>
+        </w:rPr>
+        <w:t>. Retrieved December 27, 2025 from https://www.humanrightsresearch.org/post/the-global-war-on-gender-how-anti-gender-sentiments-fuel-right-wing-politics</w:t>
       </w:r>
     </w:p>
     <w:p>
@@ -6702,7 +9378,23 @@
           <w:sz w:val="14"/>
           <w:szCs w:val="14"/>
         </w:rPr>
-        <w:t>[23]</w:t>
+        <w:t>[2</w:t>
+      </w:r>
+      <w:r>
+        <w:rPr>
+          <w:rFonts w:ascii="Linux Libertine" w:hAnsi="Linux Libertine" w:cs="Linux Libertine"/>
+          <w:sz w:val="14"/>
+          <w:szCs w:val="14"/>
+        </w:rPr>
+        <w:t>3</w:t>
+      </w:r>
+      <w:r>
+        <w:rPr>
+          <w:rFonts w:ascii="Linux Libertine" w:hAnsi="Linux Libertine" w:cs="Linux Libertine"/>
+          <w:sz w:val="14"/>
+          <w:szCs w:val="14"/>
+        </w:rPr>
+        <w:t>]</w:t>
       </w:r>
       <w:r>
         <w:rPr>
@@ -6711,7 +9403,7 @@
           <w:szCs w:val="14"/>
         </w:rPr>
         <w:tab/>
-        <w:t xml:space="preserve">Masahiro Kaneko, Danushka Bollegala, </w:t>
+        <w:t xml:space="preserve">Maria Elena Indelicato and </w:t>
       </w:r>
       <w:proofErr w:type="spellStart"/>
       <w:r>
@@ -6720,7 +9412,7 @@
           <w:sz w:val="14"/>
           <w:szCs w:val="14"/>
         </w:rPr>
-        <w:t>Naoaki</w:t>
+        <w:t>Maíra</w:t>
       </w:r>
       <w:proofErr w:type="spellEnd"/>
       <w:r>
@@ -6729,7 +9421,25 @@
           <w:sz w:val="14"/>
           <w:szCs w:val="14"/>
         </w:rPr>
-        <w:t xml:space="preserve"> Okazaki, and Timothy Baldwin. 2024. Evaluating Gender Bias in Large Language Models via Chain-of-Thought Prompting. https://doi.org/10.48550/arXiv.2401.15585</w:t>
+        <w:t xml:space="preserve"> Magalhães Lopes. 2024. Understanding populist far-right anti-immigration and anti-gender stances beyond the paradigm of gender as ‘a symbolic glue’: Giorgia Meloni’s modern motherhood, neo-Catholicism, and reproductive racism. </w:t>
+      </w:r>
+      <w:r>
+        <w:rPr>
+          <w:rFonts w:ascii="Linux Libertine" w:hAnsi="Linux Libertine" w:cs="Linux Libertine"/>
+          <w:i/>
+          <w:iCs/>
+          <w:sz w:val="14"/>
+          <w:szCs w:val="14"/>
+        </w:rPr>
+        <w:t>European Journal of Women’s Studies</w:t>
+      </w:r>
+      <w:r>
+        <w:rPr>
+          <w:rFonts w:ascii="Linux Libertine" w:hAnsi="Linux Libertine" w:cs="Linux Libertine"/>
+          <w:sz w:val="14"/>
+          <w:szCs w:val="14"/>
+        </w:rPr>
+        <w:t xml:space="preserve"> 31, 1 (February 2024), 6–20. https://doi.org/10.1177/13505068241230819</w:t>
       </w:r>
     </w:p>
     <w:p>
@@ -6754,7 +9464,23 @@
           <w:sz w:val="14"/>
           <w:szCs w:val="14"/>
         </w:rPr>
-        <w:t>[24]</w:t>
+        <w:t>[2</w:t>
+      </w:r>
+      <w:r>
+        <w:rPr>
+          <w:rFonts w:ascii="Linux Libertine" w:hAnsi="Linux Libertine" w:cs="Linux Libertine"/>
+          <w:sz w:val="14"/>
+          <w:szCs w:val="14"/>
+        </w:rPr>
+        <w:t>4</w:t>
+      </w:r>
+      <w:r>
+        <w:rPr>
+          <w:rFonts w:ascii="Linux Libertine" w:hAnsi="Linux Libertine" w:cs="Linux Libertine"/>
+          <w:sz w:val="14"/>
+          <w:szCs w:val="14"/>
+        </w:rPr>
+        <w:t>]</w:t>
       </w:r>
       <w:r>
         <w:rPr>
@@ -6763,25 +9489,25 @@
           <w:szCs w:val="14"/>
         </w:rPr>
         <w:tab/>
-        <w:t xml:space="preserve">Annie Karni and Aishvarya Kavi. 2025. House Passes Bill to Ban Gender Transition Treatments for Minors. </w:t>
-      </w:r>
-      <w:r>
-        <w:rPr>
-          <w:rFonts w:ascii="Linux Libertine" w:hAnsi="Linux Libertine" w:cs="Linux Libertine"/>
-          <w:i/>
-          <w:iCs/>
-          <w:sz w:val="14"/>
-          <w:szCs w:val="14"/>
-        </w:rPr>
-        <w:t>The New York Times</w:t>
-      </w:r>
-      <w:r>
-        <w:rPr>
-          <w:rFonts w:ascii="Linux Libertine" w:hAnsi="Linux Libertine" w:cs="Linux Libertine"/>
-          <w:sz w:val="14"/>
-          <w:szCs w:val="14"/>
-        </w:rPr>
-        <w:t>. Retrieved December 27, 2025 from https://www.nytimes.com/2025/12/17/us/politics/bill-gender-transition-treatments-minors.html</w:t>
+        <w:t xml:space="preserve">Masahiro Kaneko, Danushka Bollegala, </w:t>
+      </w:r>
+      <w:proofErr w:type="spellStart"/>
+      <w:r>
+        <w:rPr>
+          <w:rFonts w:ascii="Linux Libertine" w:hAnsi="Linux Libertine" w:cs="Linux Libertine"/>
+          <w:sz w:val="14"/>
+          <w:szCs w:val="14"/>
+        </w:rPr>
+        <w:t>Naoaki</w:t>
+      </w:r>
+      <w:proofErr w:type="spellEnd"/>
+      <w:r>
+        <w:rPr>
+          <w:rFonts w:ascii="Linux Libertine" w:hAnsi="Linux Libertine" w:cs="Linux Libertine"/>
+          <w:sz w:val="14"/>
+          <w:szCs w:val="14"/>
+        </w:rPr>
+        <w:t xml:space="preserve"> Okazaki, and Timothy Baldwin. 2024. Evaluating Gender Bias in Large Language Models via Chain-of-Thought Prompting. https://doi.org/10.48550/arXiv.2401.15585</w:t>
       </w:r>
     </w:p>
     <w:p>
@@ -6806,7 +9532,23 @@
           <w:sz w:val="14"/>
           <w:szCs w:val="14"/>
         </w:rPr>
-        <w:t>[25]</w:t>
+        <w:t>[2</w:t>
+      </w:r>
+      <w:r>
+        <w:rPr>
+          <w:rFonts w:ascii="Linux Libertine" w:hAnsi="Linux Libertine" w:cs="Linux Libertine"/>
+          <w:sz w:val="14"/>
+          <w:szCs w:val="14"/>
+        </w:rPr>
+        <w:t>5</w:t>
+      </w:r>
+      <w:r>
+        <w:rPr>
+          <w:rFonts w:ascii="Linux Libertine" w:hAnsi="Linux Libertine" w:cs="Linux Libertine"/>
+          <w:sz w:val="14"/>
+          <w:szCs w:val="14"/>
+        </w:rPr>
+        <w:t>]</w:t>
       </w:r>
       <w:r>
         <w:rPr>
@@ -6815,7 +9557,7 @@
           <w:szCs w:val="14"/>
         </w:rPr>
         <w:tab/>
-        <w:t xml:space="preserve">Ashley Kirzinger, Audrey Kearney, Alex Montero, Grace Sparks, Lindsey Dawson, and Mollyann Brodie. 2023. KFF/The Washington Post Trans Survey. </w:t>
+        <w:t xml:space="preserve">Annie Karni and Aishvarya Kavi. 2025. House Passes Bill to Ban Gender Transition Treatments for Minors. </w:t>
       </w:r>
       <w:r>
         <w:rPr>
@@ -6825,15 +9567,15 @@
           <w:sz w:val="14"/>
           <w:szCs w:val="14"/>
         </w:rPr>
-        <w:t>KFF</w:t>
-      </w:r>
-      <w:r>
-        <w:rPr>
-          <w:rFonts w:ascii="Linux Libertine" w:hAnsi="Linux Libertine" w:cs="Linux Libertine"/>
-          <w:sz w:val="14"/>
-          <w:szCs w:val="14"/>
-        </w:rPr>
-        <w:t>. Retrieved January 10, 2026 from https://www.kff.org/lgbtq/kff-the-washington-post-trans-survey/</w:t>
+        <w:t>The New York Times</w:t>
+      </w:r>
+      <w:r>
+        <w:rPr>
+          <w:rFonts w:ascii="Linux Libertine" w:hAnsi="Linux Libertine" w:cs="Linux Libertine"/>
+          <w:sz w:val="14"/>
+          <w:szCs w:val="14"/>
+        </w:rPr>
+        <w:t>. Retrieved December 27, 2025 from https://www.nytimes.com/2025/12/17/us/politics/bill-gender-transition-treatments-minors.html</w:t>
       </w:r>
     </w:p>
     <w:p>
@@ -6858,7 +9600,23 @@
           <w:sz w:val="14"/>
           <w:szCs w:val="14"/>
         </w:rPr>
-        <w:t>[26]</w:t>
+        <w:t>[2</w:t>
+      </w:r>
+      <w:r>
+        <w:rPr>
+          <w:rFonts w:ascii="Linux Libertine" w:hAnsi="Linux Libertine" w:cs="Linux Libertine"/>
+          <w:sz w:val="14"/>
+          <w:szCs w:val="14"/>
+        </w:rPr>
+        <w:t>6</w:t>
+      </w:r>
+      <w:r>
+        <w:rPr>
+          <w:rFonts w:ascii="Linux Libertine" w:hAnsi="Linux Libertine" w:cs="Linux Libertine"/>
+          <w:sz w:val="14"/>
+          <w:szCs w:val="14"/>
+        </w:rPr>
+        <w:t>]</w:t>
       </w:r>
       <w:r>
         <w:rPr>
@@ -6867,25 +9625,8 @@
           <w:szCs w:val="14"/>
         </w:rPr>
         <w:tab/>
-        <w:t>R</w:t>
-      </w:r>
-      <w:r>
-        <w:rPr>
-          <w:rFonts w:ascii="Linux Libertine" w:hAnsi="Linux Libertine" w:cs="Linux Libertine"/>
-          <w:sz w:val="14"/>
-          <w:szCs w:val="14"/>
-        </w:rPr>
-        <w:t>ichard</w:t>
-      </w:r>
-      <w:r>
-        <w:rPr>
-          <w:rFonts w:ascii="Linux Libertine" w:hAnsi="Linux Libertine" w:cs="Linux Libertine"/>
-          <w:sz w:val="14"/>
-          <w:szCs w:val="14"/>
-        </w:rPr>
-        <w:t xml:space="preserve"> von Krafft-Ebing. 2021. </w:t>
-      </w:r>
-      <w:proofErr w:type="spellStart"/>
+        <w:t xml:space="preserve">Ashley Kirzinger, Audrey Kearney, Alex Montero, Grace Sparks, Lindsey Dawson, and Mollyann Brodie. 2023. KFF/The Washington Post Trans Survey. </w:t>
+      </w:r>
       <w:r>
         <w:rPr>
           <w:rFonts w:ascii="Linux Libertine" w:hAnsi="Linux Libertine" w:cs="Linux Libertine"/>
@@ -6894,70 +9635,15 @@
           <w:sz w:val="14"/>
           <w:szCs w:val="14"/>
         </w:rPr>
-        <w:t>Psychopathia</w:t>
-      </w:r>
-      <w:proofErr w:type="spellEnd"/>
-      <w:r>
-        <w:rPr>
-          <w:rFonts w:ascii="Linux Libertine" w:hAnsi="Linux Libertine" w:cs="Linux Libertine"/>
-          <w:i/>
-          <w:iCs/>
-          <w:sz w:val="14"/>
-          <w:szCs w:val="14"/>
-        </w:rPr>
-        <w:t xml:space="preserve"> </w:t>
-      </w:r>
-      <w:proofErr w:type="spellStart"/>
-      <w:r>
-        <w:rPr>
-          <w:rFonts w:ascii="Linux Libertine" w:hAnsi="Linux Libertine" w:cs="Linux Libertine"/>
-          <w:i/>
-          <w:iCs/>
-          <w:sz w:val="14"/>
-          <w:szCs w:val="14"/>
-        </w:rPr>
-        <w:t>sexualis</w:t>
-      </w:r>
-      <w:proofErr w:type="spellEnd"/>
-      <w:r>
-        <w:rPr>
-          <w:rFonts w:ascii="Linux Libertine" w:hAnsi="Linux Libertine" w:cs="Linux Libertine"/>
-          <w:i/>
-          <w:iCs/>
-          <w:sz w:val="14"/>
-          <w:szCs w:val="14"/>
-        </w:rPr>
-        <w:t xml:space="preserve">: With especial reference to contrary sexual </w:t>
-      </w:r>
-      <w:proofErr w:type="spellStart"/>
-      <w:r>
-        <w:rPr>
-          <w:rFonts w:ascii="Linux Libertine" w:hAnsi="Linux Libertine" w:cs="Linux Libertine"/>
-          <w:i/>
-          <w:iCs/>
-          <w:sz w:val="14"/>
-          <w:szCs w:val="14"/>
-        </w:rPr>
-        <w:t>instinctA</w:t>
-      </w:r>
-      <w:proofErr w:type="spellEnd"/>
-      <w:r>
-        <w:rPr>
-          <w:rFonts w:ascii="Linux Libertine" w:hAnsi="Linux Libertine" w:cs="Linux Libertine"/>
-          <w:i/>
-          <w:iCs/>
-          <w:sz w:val="14"/>
-          <w:szCs w:val="14"/>
-        </w:rPr>
-        <w:t xml:space="preserve"> medico-legal study</w:t>
-      </w:r>
-      <w:r>
-        <w:rPr>
-          <w:rFonts w:ascii="Linux Libertine" w:hAnsi="Linux Libertine" w:cs="Linux Libertine"/>
-          <w:sz w:val="14"/>
-          <w:szCs w:val="14"/>
-        </w:rPr>
-        <w:t>. Retrieved December 24, 2025 from https://www.gutenberg.org/ebooks/64931</w:t>
+        <w:t>KFF</w:t>
+      </w:r>
+      <w:r>
+        <w:rPr>
+          <w:rFonts w:ascii="Linux Libertine" w:hAnsi="Linux Libertine" w:cs="Linux Libertine"/>
+          <w:sz w:val="14"/>
+          <w:szCs w:val="14"/>
+        </w:rPr>
+        <w:t>. Retrieved January 10, 2026 from https://www.kff.org/lgbtq/kff-the-washington-post-trans-survey/</w:t>
       </w:r>
     </w:p>
     <w:p>
@@ -6982,7 +9668,23 @@
           <w:sz w:val="14"/>
           <w:szCs w:val="14"/>
         </w:rPr>
-        <w:t>[27]</w:t>
+        <w:t>[2</w:t>
+      </w:r>
+      <w:r>
+        <w:rPr>
+          <w:rFonts w:ascii="Linux Libertine" w:hAnsi="Linux Libertine" w:cs="Linux Libertine"/>
+          <w:sz w:val="14"/>
+          <w:szCs w:val="14"/>
+        </w:rPr>
+        <w:t>7</w:t>
+      </w:r>
+      <w:r>
+        <w:rPr>
+          <w:rFonts w:ascii="Linux Libertine" w:hAnsi="Linux Libertine" w:cs="Linux Libertine"/>
+          <w:sz w:val="14"/>
+          <w:szCs w:val="14"/>
+        </w:rPr>
+        <w:t>]</w:t>
       </w:r>
       <w:r>
         <w:rPr>
@@ -6991,8 +9693,41 @@
           <w:szCs w:val="14"/>
         </w:rPr>
         <w:tab/>
-        <w:t xml:space="preserve">Francesca Lameiro, Lavinia Dunagan, Dallas Card, Eric Gilbert, and Oliver Haimson. 2025. TIDEs: A Transgender and Nonbinary Community-Labeled Dataset and Model for Transphobia Identification in Digital Environments. In </w:t>
-      </w:r>
+        <w:t>R</w:t>
+      </w:r>
+      <w:r>
+        <w:rPr>
+          <w:rFonts w:ascii="Linux Libertine" w:hAnsi="Linux Libertine" w:cs="Linux Libertine"/>
+          <w:sz w:val="14"/>
+          <w:szCs w:val="14"/>
+        </w:rPr>
+        <w:t>ichard</w:t>
+      </w:r>
+      <w:r>
+        <w:rPr>
+          <w:rFonts w:ascii="Linux Libertine" w:hAnsi="Linux Libertine" w:cs="Linux Libertine"/>
+          <w:sz w:val="14"/>
+          <w:szCs w:val="14"/>
+        </w:rPr>
+        <w:t xml:space="preserve"> von Krafft-Ebing. </w:t>
+      </w:r>
+      <w:r>
+        <w:rPr>
+          <w:rFonts w:ascii="Linux Libertine" w:hAnsi="Linux Libertine" w:cs="Linux Libertine"/>
+          <w:sz w:val="14"/>
+          <w:szCs w:val="14"/>
+        </w:rPr>
+        <w:t>1893</w:t>
+      </w:r>
+      <w:r>
+        <w:rPr>
+          <w:rFonts w:ascii="Linux Libertine" w:hAnsi="Linux Libertine" w:cs="Linux Libertine"/>
+          <w:sz w:val="14"/>
+          <w:szCs w:val="14"/>
+        </w:rPr>
+        <w:t xml:space="preserve">. </w:t>
+      </w:r>
+      <w:proofErr w:type="spellStart"/>
       <w:r>
         <w:rPr>
           <w:rFonts w:ascii="Linux Libertine" w:hAnsi="Linux Libertine" w:cs="Linux Libertine"/>
@@ -7001,17 +9736,9 @@
           <w:sz w:val="14"/>
           <w:szCs w:val="14"/>
         </w:rPr>
-        <w:t>Proceedings of the 2025 ACM Conference on Fairness, Accountability, and Transparency</w:t>
-      </w:r>
-      <w:r>
-        <w:rPr>
-          <w:rFonts w:ascii="Linux Libertine" w:hAnsi="Linux Libertine" w:cs="Linux Libertine"/>
-          <w:sz w:val="14"/>
-          <w:szCs w:val="14"/>
-        </w:rPr>
-        <w:t xml:space="preserve"> (</w:t>
-      </w:r>
-      <w:proofErr w:type="spellStart"/>
+        <w:t>Psychopathia</w:t>
+      </w:r>
+      <w:proofErr w:type="spellEnd"/>
       <w:r>
         <w:rPr>
           <w:rFonts w:ascii="Linux Libertine" w:hAnsi="Linux Libertine" w:cs="Linux Libertine"/>
@@ -7020,9 +9747,9 @@
           <w:sz w:val="14"/>
           <w:szCs w:val="14"/>
         </w:rPr>
-        <w:t>FAccT</w:t>
-      </w:r>
-      <w:proofErr w:type="spellEnd"/>
+        <w:t xml:space="preserve"> </w:t>
+      </w:r>
+      <w:proofErr w:type="spellStart"/>
       <w:r>
         <w:rPr>
           <w:rFonts w:ascii="Linux Libertine" w:hAnsi="Linux Libertine" w:cs="Linux Libertine"/>
@@ -7031,15 +9758,36 @@
           <w:sz w:val="14"/>
           <w:szCs w:val="14"/>
         </w:rPr>
-        <w:t xml:space="preserve"> ’25</w:t>
-      </w:r>
-      <w:r>
-        <w:rPr>
-          <w:rFonts w:ascii="Linux Libertine" w:hAnsi="Linux Libertine" w:cs="Linux Libertine"/>
-          <w:sz w:val="14"/>
-          <w:szCs w:val="14"/>
-        </w:rPr>
-        <w:t>), June 23, 2025. Association for Computing Machinery, New York, NY, USA, 1411–1423. https://doi.org/10.1145/3715275.3732095</w:t>
+        <w:t>sexualis</w:t>
+      </w:r>
+      <w:proofErr w:type="spellEnd"/>
+      <w:r>
+        <w:rPr>
+          <w:rFonts w:ascii="Linux Libertine" w:hAnsi="Linux Libertine" w:cs="Linux Libertine"/>
+          <w:i/>
+          <w:iCs/>
+          <w:sz w:val="14"/>
+          <w:szCs w:val="14"/>
+        </w:rPr>
+        <w:t>: With especial reference to contrary sexual</w:t>
+      </w:r>
+      <w:r>
+        <w:rPr>
+          <w:rFonts w:ascii="Linux Libertine" w:hAnsi="Linux Libertine" w:cs="Linux Libertine"/>
+          <w:i/>
+          <w:iCs/>
+          <w:sz w:val="14"/>
+          <w:szCs w:val="14"/>
+        </w:rPr>
+        <w:t xml:space="preserve"> instinct</w:t>
+      </w:r>
+      <w:r>
+        <w:rPr>
+          <w:rFonts w:ascii="Linux Libertine" w:hAnsi="Linux Libertine" w:cs="Linux Libertine"/>
+          <w:sz w:val="14"/>
+          <w:szCs w:val="14"/>
+        </w:rPr>
+        <w:t>. Retrieved December 24, 2025 from https://www.gutenberg.org/ebooks/64931</w:t>
       </w:r>
     </w:p>
     <w:p>
@@ -7064,8 +9812,23 @@
           <w:sz w:val="14"/>
           <w:szCs w:val="14"/>
         </w:rPr>
-        <w:lastRenderedPageBreak/>
-        <w:t>[28]</w:t>
+        <w:t>[2</w:t>
+      </w:r>
+      <w:r>
+        <w:rPr>
+          <w:rFonts w:ascii="Linux Libertine" w:hAnsi="Linux Libertine" w:cs="Linux Libertine"/>
+          <w:sz w:val="14"/>
+          <w:szCs w:val="14"/>
+        </w:rPr>
+        <w:t>8</w:t>
+      </w:r>
+      <w:r>
+        <w:rPr>
+          <w:rFonts w:ascii="Linux Libertine" w:hAnsi="Linux Libertine" w:cs="Linux Libertine"/>
+          <w:sz w:val="14"/>
+          <w:szCs w:val="14"/>
+        </w:rPr>
+        <w:t>]</w:t>
       </w:r>
       <w:r>
         <w:rPr>
@@ -7074,7 +9837,7 @@
           <w:szCs w:val="14"/>
         </w:rPr>
         <w:tab/>
-        <w:t xml:space="preserve">Austin van Loon, Salvatore Giorgi, Robb Willer, and Johannes Eichstaedt. 2022. Negative Associations in Word Embeddings Predict Anti-black Bias across Regions–but Only via Name Frequency. </w:t>
+        <w:t xml:space="preserve">Francesca Lameiro, Lavinia Dunagan, Dallas Card, Eric Gilbert, and Oliver Haimson. 2025. TIDEs: A Transgender and Nonbinary Community-Labeled Dataset and Model for Transphobia Identification in Digital Environments. In </w:t>
       </w:r>
       <w:r>
         <w:rPr>
@@ -7084,15 +9847,45 @@
           <w:sz w:val="14"/>
           <w:szCs w:val="14"/>
         </w:rPr>
-        <w:t>Proc Int AAAI Conf Weblogs Soc Media</w:t>
-      </w:r>
-      <w:r>
-        <w:rPr>
-          <w:rFonts w:ascii="Linux Libertine" w:hAnsi="Linux Libertine" w:cs="Linux Libertine"/>
-          <w:sz w:val="14"/>
-          <w:szCs w:val="14"/>
-        </w:rPr>
-        <w:t xml:space="preserve"> 16, (May 2022), 1419–1424. https://doi.org/10.1609/icwsm.v16i1.19399</w:t>
+        <w:t>Proceedings of the 2025 ACM Conference on Fairness, Accountability, and Transparency</w:t>
+      </w:r>
+      <w:r>
+        <w:rPr>
+          <w:rFonts w:ascii="Linux Libertine" w:hAnsi="Linux Libertine" w:cs="Linux Libertine"/>
+          <w:sz w:val="14"/>
+          <w:szCs w:val="14"/>
+        </w:rPr>
+        <w:t xml:space="preserve"> (</w:t>
+      </w:r>
+      <w:proofErr w:type="spellStart"/>
+      <w:r>
+        <w:rPr>
+          <w:rFonts w:ascii="Linux Libertine" w:hAnsi="Linux Libertine" w:cs="Linux Libertine"/>
+          <w:i/>
+          <w:iCs/>
+          <w:sz w:val="14"/>
+          <w:szCs w:val="14"/>
+        </w:rPr>
+        <w:t>FAccT</w:t>
+      </w:r>
+      <w:proofErr w:type="spellEnd"/>
+      <w:r>
+        <w:rPr>
+          <w:rFonts w:ascii="Linux Libertine" w:hAnsi="Linux Libertine" w:cs="Linux Libertine"/>
+          <w:i/>
+          <w:iCs/>
+          <w:sz w:val="14"/>
+          <w:szCs w:val="14"/>
+        </w:rPr>
+        <w:t xml:space="preserve"> ’25</w:t>
+      </w:r>
+      <w:r>
+        <w:rPr>
+          <w:rFonts w:ascii="Linux Libertine" w:hAnsi="Linux Libertine" w:cs="Linux Libertine"/>
+          <w:sz w:val="14"/>
+          <w:szCs w:val="14"/>
+        </w:rPr>
+        <w:t>), June 23, 2025. Association for Computing Machinery, New York, NY, USA, 1411–1423. https://doi.org/10.1145/3715275.3732095</w:t>
       </w:r>
     </w:p>
     <w:p>
@@ -7117,7 +9910,23 @@
           <w:sz w:val="14"/>
           <w:szCs w:val="14"/>
         </w:rPr>
-        <w:t>[29]</w:t>
+        <w:t>[2</w:t>
+      </w:r>
+      <w:r>
+        <w:rPr>
+          <w:rFonts w:ascii="Linux Libertine" w:hAnsi="Linux Libertine" w:cs="Linux Libertine"/>
+          <w:sz w:val="14"/>
+          <w:szCs w:val="14"/>
+        </w:rPr>
+        <w:t>9</w:t>
+      </w:r>
+      <w:r>
+        <w:rPr>
+          <w:rFonts w:ascii="Linux Libertine" w:hAnsi="Linux Libertine" w:cs="Linux Libertine"/>
+          <w:sz w:val="14"/>
+          <w:szCs w:val="14"/>
+        </w:rPr>
+        <w:t>]</w:t>
       </w:r>
       <w:r>
         <w:rPr>
@@ -7126,7 +9935,7 @@
           <w:szCs w:val="14"/>
         </w:rPr>
         <w:tab/>
-        <w:t xml:space="preserve">Anaelia Ovalle, Palash Goyal, Jwala Dhamala, Zachary Jaggers, Kai-Wei Chang, Aram Galstyan, Richard Zemel, and Rahul Gupta. 2023. “I’m fully who I am”: Towards Centering Transgender and Non-Binary Voices to Measure Biases in Open Language Generation. In </w:t>
+        <w:t xml:space="preserve">Austin van Loon, Salvatore Giorgi, Robb Willer, and Johannes Eichstaedt. 2022. Negative Associations in Word Embeddings Predict Anti-black Bias across Regions–but Only via Name Frequency. </w:t>
       </w:r>
       <w:r>
         <w:rPr>
@@ -7136,45 +9945,15 @@
           <w:sz w:val="14"/>
           <w:szCs w:val="14"/>
         </w:rPr>
-        <w:t>Proceedings of the 2023 ACM Conference on Fairness, Accountability, and Transparency</w:t>
-      </w:r>
-      <w:r>
-        <w:rPr>
-          <w:rFonts w:ascii="Linux Libertine" w:hAnsi="Linux Libertine" w:cs="Linux Libertine"/>
-          <w:sz w:val="14"/>
-          <w:szCs w:val="14"/>
-        </w:rPr>
-        <w:t xml:space="preserve"> (</w:t>
-      </w:r>
-      <w:proofErr w:type="spellStart"/>
-      <w:r>
-        <w:rPr>
-          <w:rFonts w:ascii="Linux Libertine" w:hAnsi="Linux Libertine" w:cs="Linux Libertine"/>
-          <w:i/>
-          <w:iCs/>
-          <w:sz w:val="14"/>
-          <w:szCs w:val="14"/>
-        </w:rPr>
-        <w:t>FAccT</w:t>
-      </w:r>
-      <w:proofErr w:type="spellEnd"/>
-      <w:r>
-        <w:rPr>
-          <w:rFonts w:ascii="Linux Libertine" w:hAnsi="Linux Libertine" w:cs="Linux Libertine"/>
-          <w:i/>
-          <w:iCs/>
-          <w:sz w:val="14"/>
-          <w:szCs w:val="14"/>
-        </w:rPr>
-        <w:t xml:space="preserve"> ’23</w:t>
-      </w:r>
-      <w:r>
-        <w:rPr>
-          <w:rFonts w:ascii="Linux Libertine" w:hAnsi="Linux Libertine" w:cs="Linux Libertine"/>
-          <w:sz w:val="14"/>
-          <w:szCs w:val="14"/>
-        </w:rPr>
-        <w:t>), June 12, 2023. Association for Computing Machinery, New York, NY, USA, 1246–1266. https://doi.org/10.1145/3593013.3594078</w:t>
+        <w:t>Proc Int AAAI Conf Weblogs Soc Media</w:t>
+      </w:r>
+      <w:r>
+        <w:rPr>
+          <w:rFonts w:ascii="Linux Libertine" w:hAnsi="Linux Libertine" w:cs="Linux Libertine"/>
+          <w:sz w:val="14"/>
+          <w:szCs w:val="14"/>
+        </w:rPr>
+        <w:t xml:space="preserve"> 16, (May 2022), 1419–1424. https://doi.org/10.1609/icwsm.v16i1.19399</w:t>
       </w:r>
     </w:p>
     <w:p>
@@ -7199,7 +9978,23 @@
           <w:sz w:val="14"/>
           <w:szCs w:val="14"/>
         </w:rPr>
-        <w:t>[30]</w:t>
+        <w:t>[</w:t>
+      </w:r>
+      <w:r>
+        <w:rPr>
+          <w:rFonts w:ascii="Linux Libertine" w:hAnsi="Linux Libertine" w:cs="Linux Libertine"/>
+          <w:sz w:val="14"/>
+          <w:szCs w:val="14"/>
+        </w:rPr>
+        <w:t>30</w:t>
+      </w:r>
+      <w:r>
+        <w:rPr>
+          <w:rFonts w:ascii="Linux Libertine" w:hAnsi="Linux Libertine" w:cs="Linux Libertine"/>
+          <w:sz w:val="14"/>
+          <w:szCs w:val="14"/>
+        </w:rPr>
+        <w:t>]</w:t>
       </w:r>
       <w:r>
         <w:rPr>
@@ -7208,7 +10003,55 @@
           <w:szCs w:val="14"/>
         </w:rPr>
         <w:tab/>
-        <w:t>Yuval Reif and Roy Schwartz. 2023. Fighting Bias with Bias: Promoting Model Robustness by Amplifying Dataset Biases. https://doi.org/10.48550/arXiv.2305.18917</w:t>
+        <w:t xml:space="preserve">Anaelia Ovalle, Palash Goyal, Jwala Dhamala, Zachary Jaggers, Kai-Wei Chang, Aram Galstyan, Richard Zemel, and Rahul Gupta. 2023. “I’m fully who I am”: Towards Centering Transgender and Non-Binary Voices to Measure Biases in Open Language Generation. In </w:t>
+      </w:r>
+      <w:r>
+        <w:rPr>
+          <w:rFonts w:ascii="Linux Libertine" w:hAnsi="Linux Libertine" w:cs="Linux Libertine"/>
+          <w:i/>
+          <w:iCs/>
+          <w:sz w:val="14"/>
+          <w:szCs w:val="14"/>
+        </w:rPr>
+        <w:t>Proceedings of the 2023 ACM Conference on Fairness, Accountability, and Transparency</w:t>
+      </w:r>
+      <w:r>
+        <w:rPr>
+          <w:rFonts w:ascii="Linux Libertine" w:hAnsi="Linux Libertine" w:cs="Linux Libertine"/>
+          <w:sz w:val="14"/>
+          <w:szCs w:val="14"/>
+        </w:rPr>
+        <w:t xml:space="preserve"> (</w:t>
+      </w:r>
+      <w:proofErr w:type="spellStart"/>
+      <w:r>
+        <w:rPr>
+          <w:rFonts w:ascii="Linux Libertine" w:hAnsi="Linux Libertine" w:cs="Linux Libertine"/>
+          <w:i/>
+          <w:iCs/>
+          <w:sz w:val="14"/>
+          <w:szCs w:val="14"/>
+        </w:rPr>
+        <w:t>FAccT</w:t>
+      </w:r>
+      <w:proofErr w:type="spellEnd"/>
+      <w:r>
+        <w:rPr>
+          <w:rFonts w:ascii="Linux Libertine" w:hAnsi="Linux Libertine" w:cs="Linux Libertine"/>
+          <w:i/>
+          <w:iCs/>
+          <w:sz w:val="14"/>
+          <w:szCs w:val="14"/>
+        </w:rPr>
+        <w:t xml:space="preserve"> ’23</w:t>
+      </w:r>
+      <w:r>
+        <w:rPr>
+          <w:rFonts w:ascii="Linux Libertine" w:hAnsi="Linux Libertine" w:cs="Linux Libertine"/>
+          <w:sz w:val="14"/>
+          <w:szCs w:val="14"/>
+        </w:rPr>
+        <w:t>), June 12, 2023. Association for Computing Machinery, New York, NY, USA, 1246–1266. https://doi.org/10.1145/3593013.3594078</w:t>
       </w:r>
     </w:p>
     <w:p>
@@ -7242,7 +10085,7 @@
           <w:szCs w:val="14"/>
         </w:rPr>
         <w:tab/>
-        <w:t>Rachel Rudinger, Jason Naradowsky, Brian Leonard, and Benjamin Van Durme. 2018. Gender Bias in Coreference Resolution. https://doi.org/10.48550/arXiv.1804.09301</w:t>
+        <w:t>Yuval Reif and Roy Schwartz. 2023. Fighting Bias with Bias: Promoting Model Robustness by Amplifying Dataset Biases. https://doi.org/10.48550/arXiv.2305.18917</w:t>
       </w:r>
     </w:p>
     <w:p>
@@ -7276,43 +10119,7 @@
           <w:szCs w:val="14"/>
         </w:rPr>
         <w:tab/>
-        <w:t xml:space="preserve">Sima Shakhsari. 2013. Shuttling Between Bodies and Borders: Transmigration and the Politics of Rightful Killing. In </w:t>
-      </w:r>
-      <w:r>
-        <w:rPr>
-          <w:rFonts w:ascii="Linux Libertine" w:hAnsi="Linux Libertine" w:cs="Linux Libertine"/>
-          <w:i/>
-          <w:iCs/>
-          <w:sz w:val="14"/>
-          <w:szCs w:val="14"/>
-        </w:rPr>
-        <w:t>Transgender Studies Reader II</w:t>
-      </w:r>
-      <w:r>
-        <w:rPr>
-          <w:rFonts w:ascii="Linux Libertine" w:hAnsi="Linux Libertine" w:cs="Linux Libertine"/>
-          <w:sz w:val="14"/>
-          <w:szCs w:val="14"/>
-        </w:rPr>
-        <w:t xml:space="preserve">, Susan Stryker and Aren Z. </w:t>
-      </w:r>
-      <w:proofErr w:type="spellStart"/>
-      <w:r>
-        <w:rPr>
-          <w:rFonts w:ascii="Linux Libertine" w:hAnsi="Linux Libertine" w:cs="Linux Libertine"/>
-          <w:sz w:val="14"/>
-          <w:szCs w:val="14"/>
-        </w:rPr>
-        <w:t>Aizura</w:t>
-      </w:r>
-      <w:proofErr w:type="spellEnd"/>
-      <w:r>
-        <w:rPr>
-          <w:rFonts w:ascii="Linux Libertine" w:hAnsi="Linux Libertine" w:cs="Linux Libertine"/>
-          <w:sz w:val="14"/>
-          <w:szCs w:val="14"/>
-        </w:rPr>
-        <w:t xml:space="preserve"> (eds.). Routledge, 565–379.</w:t>
+        <w:t>Rachel Rudinger, Jason Naradowsky, Brian Leonard, and Benjamin Van Durme. 2018. Gender Bias in Coreference Resolution. https://doi.org/10.48550/arXiv.1804.09301</w:t>
       </w:r>
     </w:p>
     <w:p>
@@ -7346,7 +10153,43 @@
           <w:szCs w:val="14"/>
         </w:rPr>
         <w:tab/>
-        <w:t>Southern Poverty Law Center (SPLC). 2023. LGBTQ+ Health Care Buzzwords. Retrieved December 24, 2025 from https://www.splcenter.org/resources/stories/lgbtq-health-care-terms/</w:t>
+        <w:t xml:space="preserve">Sima Shakhsari. 2013. Shuttling Between Bodies and Borders: Transmigration and the Politics of Rightful Killing. In </w:t>
+      </w:r>
+      <w:r>
+        <w:rPr>
+          <w:rFonts w:ascii="Linux Libertine" w:hAnsi="Linux Libertine" w:cs="Linux Libertine"/>
+          <w:i/>
+          <w:iCs/>
+          <w:sz w:val="14"/>
+          <w:szCs w:val="14"/>
+        </w:rPr>
+        <w:t>Transgender Studies Reader II</w:t>
+      </w:r>
+      <w:r>
+        <w:rPr>
+          <w:rFonts w:ascii="Linux Libertine" w:hAnsi="Linux Libertine" w:cs="Linux Libertine"/>
+          <w:sz w:val="14"/>
+          <w:szCs w:val="14"/>
+        </w:rPr>
+        <w:t xml:space="preserve">, Susan Stryker and Aren Z. </w:t>
+      </w:r>
+      <w:proofErr w:type="spellStart"/>
+      <w:r>
+        <w:rPr>
+          <w:rFonts w:ascii="Linux Libertine" w:hAnsi="Linux Libertine" w:cs="Linux Libertine"/>
+          <w:sz w:val="14"/>
+          <w:szCs w:val="14"/>
+        </w:rPr>
+        <w:t>Aizura</w:t>
+      </w:r>
+      <w:proofErr w:type="spellEnd"/>
+      <w:r>
+        <w:rPr>
+          <w:rFonts w:ascii="Linux Libertine" w:hAnsi="Linux Libertine" w:cs="Linux Libertine"/>
+          <w:sz w:val="14"/>
+          <w:szCs w:val="14"/>
+        </w:rPr>
+        <w:t xml:space="preserve"> (eds.). Routledge, 565–379.</w:t>
       </w:r>
     </w:p>
     <w:p>
@@ -7380,97 +10223,7 @@
           <w:szCs w:val="14"/>
         </w:rPr>
         <w:tab/>
-        <w:t xml:space="preserve">The White House. 2025. Defending Women </w:t>
-      </w:r>
-      <w:proofErr w:type="gramStart"/>
-      <w:r>
-        <w:rPr>
-          <w:rFonts w:ascii="Linux Libertine" w:hAnsi="Linux Libertine" w:cs="Linux Libertine"/>
-          <w:sz w:val="14"/>
-          <w:szCs w:val="14"/>
-        </w:rPr>
-        <w:t>From</w:t>
-      </w:r>
-      <w:proofErr w:type="gramEnd"/>
-      <w:r>
-        <w:rPr>
-          <w:rFonts w:ascii="Linux Libertine" w:hAnsi="Linux Libertine" w:cs="Linux Libertine"/>
-          <w:sz w:val="14"/>
-          <w:szCs w:val="14"/>
-        </w:rPr>
-        <w:t xml:space="preserve"> Gender Ideology Extremism </w:t>
-      </w:r>
-      <w:proofErr w:type="gramStart"/>
-      <w:r>
-        <w:rPr>
-          <w:rFonts w:ascii="Linux Libertine" w:hAnsi="Linux Libertine" w:cs="Linux Libertine"/>
-          <w:sz w:val="14"/>
-          <w:szCs w:val="14"/>
-        </w:rPr>
-        <w:t>And</w:t>
-      </w:r>
-      <w:proofErr w:type="gramEnd"/>
-      <w:r>
-        <w:rPr>
-          <w:rFonts w:ascii="Linux Libertine" w:hAnsi="Linux Libertine" w:cs="Linux Libertine"/>
-          <w:sz w:val="14"/>
-          <w:szCs w:val="14"/>
-        </w:rPr>
-        <w:t xml:space="preserve"> Restoring Biological Truth </w:t>
-      </w:r>
-      <w:proofErr w:type="gramStart"/>
-      <w:r>
-        <w:rPr>
-          <w:rFonts w:ascii="Linux Libertine" w:hAnsi="Linux Libertine" w:cs="Linux Libertine"/>
-          <w:sz w:val="14"/>
-          <w:szCs w:val="14"/>
-        </w:rPr>
-        <w:t>To</w:t>
-      </w:r>
-      <w:proofErr w:type="gramEnd"/>
-      <w:r>
-        <w:rPr>
-          <w:rFonts w:ascii="Linux Libertine" w:hAnsi="Linux Libertine" w:cs="Linux Libertine"/>
-          <w:sz w:val="14"/>
-          <w:szCs w:val="14"/>
-        </w:rPr>
-        <w:t xml:space="preserve"> </w:t>
-      </w:r>
-      <w:proofErr w:type="gramStart"/>
-      <w:r>
-        <w:rPr>
-          <w:rFonts w:ascii="Linux Libertine" w:hAnsi="Linux Libertine" w:cs="Linux Libertine"/>
-          <w:sz w:val="14"/>
-          <w:szCs w:val="14"/>
-        </w:rPr>
-        <w:t>The</w:t>
-      </w:r>
-      <w:proofErr w:type="gramEnd"/>
-      <w:r>
-        <w:rPr>
-          <w:rFonts w:ascii="Linux Libertine" w:hAnsi="Linux Libertine" w:cs="Linux Libertine"/>
-          <w:sz w:val="14"/>
-          <w:szCs w:val="14"/>
-        </w:rPr>
-        <w:t xml:space="preserve"> Federal Government. </w:t>
-      </w:r>
-      <w:r>
-        <w:rPr>
-          <w:rFonts w:ascii="Linux Libertine" w:hAnsi="Linux Libertine" w:cs="Linux Libertine"/>
-          <w:i/>
-          <w:iCs/>
-          <w:sz w:val="14"/>
-          <w:szCs w:val="14"/>
-        </w:rPr>
-        <w:t>The White House</w:t>
-      </w:r>
-      <w:r>
-        <w:rPr>
-          <w:rFonts w:ascii="Linux Libertine" w:hAnsi="Linux Libertine" w:cs="Linux Libertine"/>
-          <w:sz w:val="14"/>
-          <w:szCs w:val="14"/>
-        </w:rPr>
-        <w:t>. Retrieved February 19, 2025 from https://www.whitehouse.gov/presidential-actions/2025/01/defending-women-from-gender-ideology-extremism-and-restoring-biological-truth-to-the-federal-government/</w:t>
+        <w:t>Southern Poverty Law Center (SPLC). 2023. LGBTQ+ Health Care Buzzwords. Retrieved December 24, 2025 from https://www.splcenter.org/resources/stories/lgbtq-health-care-terms/</w:t>
       </w:r>
     </w:p>
     <w:p>
@@ -7504,7 +10257,79 @@
           <w:szCs w:val="14"/>
         </w:rPr>
         <w:tab/>
-        <w:t xml:space="preserve">The White House. 2025. Keeping Men Out of Women’s Sports. </w:t>
+        <w:t xml:space="preserve">The White House. 2025. Defending Women </w:t>
+      </w:r>
+      <w:proofErr w:type="gramStart"/>
+      <w:r>
+        <w:rPr>
+          <w:rFonts w:ascii="Linux Libertine" w:hAnsi="Linux Libertine" w:cs="Linux Libertine"/>
+          <w:sz w:val="14"/>
+          <w:szCs w:val="14"/>
+        </w:rPr>
+        <w:t>From</w:t>
+      </w:r>
+      <w:proofErr w:type="gramEnd"/>
+      <w:r>
+        <w:rPr>
+          <w:rFonts w:ascii="Linux Libertine" w:hAnsi="Linux Libertine" w:cs="Linux Libertine"/>
+          <w:sz w:val="14"/>
+          <w:szCs w:val="14"/>
+        </w:rPr>
+        <w:t xml:space="preserve"> Gender Ideology Extremism </w:t>
+      </w:r>
+      <w:proofErr w:type="gramStart"/>
+      <w:r>
+        <w:rPr>
+          <w:rFonts w:ascii="Linux Libertine" w:hAnsi="Linux Libertine" w:cs="Linux Libertine"/>
+          <w:sz w:val="14"/>
+          <w:szCs w:val="14"/>
+        </w:rPr>
+        <w:t>And</w:t>
+      </w:r>
+      <w:proofErr w:type="gramEnd"/>
+      <w:r>
+        <w:rPr>
+          <w:rFonts w:ascii="Linux Libertine" w:hAnsi="Linux Libertine" w:cs="Linux Libertine"/>
+          <w:sz w:val="14"/>
+          <w:szCs w:val="14"/>
+        </w:rPr>
+        <w:t xml:space="preserve"> Restoring Biological Truth </w:t>
+      </w:r>
+      <w:proofErr w:type="gramStart"/>
+      <w:r>
+        <w:rPr>
+          <w:rFonts w:ascii="Linux Libertine" w:hAnsi="Linux Libertine" w:cs="Linux Libertine"/>
+          <w:sz w:val="14"/>
+          <w:szCs w:val="14"/>
+        </w:rPr>
+        <w:t>To</w:t>
+      </w:r>
+      <w:proofErr w:type="gramEnd"/>
+      <w:r>
+        <w:rPr>
+          <w:rFonts w:ascii="Linux Libertine" w:hAnsi="Linux Libertine" w:cs="Linux Libertine"/>
+          <w:sz w:val="14"/>
+          <w:szCs w:val="14"/>
+        </w:rPr>
+        <w:t xml:space="preserve"> </w:t>
+      </w:r>
+      <w:proofErr w:type="gramStart"/>
+      <w:r>
+        <w:rPr>
+          <w:rFonts w:ascii="Linux Libertine" w:hAnsi="Linux Libertine" w:cs="Linux Libertine"/>
+          <w:sz w:val="14"/>
+          <w:szCs w:val="14"/>
+        </w:rPr>
+        <w:t>The</w:t>
+      </w:r>
+      <w:proofErr w:type="gramEnd"/>
+      <w:r>
+        <w:rPr>
+          <w:rFonts w:ascii="Linux Libertine" w:hAnsi="Linux Libertine" w:cs="Linux Libertine"/>
+          <w:sz w:val="14"/>
+          <w:szCs w:val="14"/>
+        </w:rPr>
+        <w:t xml:space="preserve"> Federal Government. </w:t>
       </w:r>
       <w:r>
         <w:rPr>
@@ -7522,7 +10347,7 @@
           <w:sz w:val="14"/>
           <w:szCs w:val="14"/>
         </w:rPr>
-        <w:t>. Retrieved February 19, 2025 from https://www.whitehouse.gov/presidential-actions/2025/02/keeping-men-out-of-womens-sports/</w:t>
+        <w:t>. Retrieved February 19, 2025 from https://www.whitehouse.gov/presidential-actions/2025/01/defending-women-from-gender-ideology-extremism-and-restoring-biological-truth-to-the-federal-government/</w:t>
       </w:r>
     </w:p>
     <w:p>
@@ -7556,7 +10381,25 @@
           <w:szCs w:val="14"/>
         </w:rPr>
         <w:tab/>
-        <w:t>Trans Legislation Tracker. 2025 Anti-Trans Bills: Trans Legislation Tracker. Retrieved December 24, 2025 from https://translegislation.com</w:t>
+        <w:t xml:space="preserve">The White House. 2025. Keeping Men Out of Women’s Sports. </w:t>
+      </w:r>
+      <w:r>
+        <w:rPr>
+          <w:rFonts w:ascii="Linux Libertine" w:hAnsi="Linux Libertine" w:cs="Linux Libertine"/>
+          <w:i/>
+          <w:iCs/>
+          <w:sz w:val="14"/>
+          <w:szCs w:val="14"/>
+        </w:rPr>
+        <w:t>The White House</w:t>
+      </w:r>
+      <w:r>
+        <w:rPr>
+          <w:rFonts w:ascii="Linux Libertine" w:hAnsi="Linux Libertine" w:cs="Linux Libertine"/>
+          <w:sz w:val="14"/>
+          <w:szCs w:val="14"/>
+        </w:rPr>
+        <w:t>. Retrieved February 19, 2025 from https://www.whitehouse.gov/presidential-actions/2025/02/keeping-men-out-of-womens-sports/</w:t>
       </w:r>
     </w:p>
     <w:p>
@@ -7590,55 +10433,7 @@
           <w:szCs w:val="14"/>
         </w:rPr>
         <w:tab/>
-        <w:t xml:space="preserve">Angelina Wang. 2025. Identities are not Interchangeable: The Problem of Overgeneralization in Fair Machine Learning. In </w:t>
-      </w:r>
-      <w:r>
-        <w:rPr>
-          <w:rFonts w:ascii="Linux Libertine" w:hAnsi="Linux Libertine" w:cs="Linux Libertine"/>
-          <w:i/>
-          <w:iCs/>
-          <w:sz w:val="14"/>
-          <w:szCs w:val="14"/>
-        </w:rPr>
-        <w:t>Proceedings of the 2025 ACM Conference on Fairness, Accountability, and Transparency</w:t>
-      </w:r>
-      <w:r>
-        <w:rPr>
-          <w:rFonts w:ascii="Linux Libertine" w:hAnsi="Linux Libertine" w:cs="Linux Libertine"/>
-          <w:sz w:val="14"/>
-          <w:szCs w:val="14"/>
-        </w:rPr>
-        <w:t xml:space="preserve"> (</w:t>
-      </w:r>
-      <w:proofErr w:type="spellStart"/>
-      <w:r>
-        <w:rPr>
-          <w:rFonts w:ascii="Linux Libertine" w:hAnsi="Linux Libertine" w:cs="Linux Libertine"/>
-          <w:i/>
-          <w:iCs/>
-          <w:sz w:val="14"/>
-          <w:szCs w:val="14"/>
-        </w:rPr>
-        <w:t>FAccT</w:t>
-      </w:r>
-      <w:proofErr w:type="spellEnd"/>
-      <w:r>
-        <w:rPr>
-          <w:rFonts w:ascii="Linux Libertine" w:hAnsi="Linux Libertine" w:cs="Linux Libertine"/>
-          <w:i/>
-          <w:iCs/>
-          <w:sz w:val="14"/>
-          <w:szCs w:val="14"/>
-        </w:rPr>
-        <w:t xml:space="preserve"> ’25</w:t>
-      </w:r>
-      <w:r>
-        <w:rPr>
-          <w:rFonts w:ascii="Linux Libertine" w:hAnsi="Linux Libertine" w:cs="Linux Libertine"/>
-          <w:sz w:val="14"/>
-          <w:szCs w:val="14"/>
-        </w:rPr>
-        <w:t>), June 23, 2025. Association for Computing Machinery, New York, NY, USA, 485–497. https://doi.org/10.1145/3715275.3732033</w:t>
+        <w:t>Trans Legislation Tracker. 2025 Anti-Trans Bills: Trans Legislation Tracker. Retrieved December 24, 2025 from https://translegislation.com</w:t>
       </w:r>
     </w:p>
     <w:p>
@@ -7664,6 +10459,88 @@
           <w:szCs w:val="14"/>
         </w:rPr>
         <w:t>[38]</w:t>
+      </w:r>
+      <w:r>
+        <w:rPr>
+          <w:rFonts w:ascii="Linux Libertine" w:hAnsi="Linux Libertine" w:cs="Linux Libertine"/>
+          <w:sz w:val="14"/>
+          <w:szCs w:val="14"/>
+        </w:rPr>
+        <w:tab/>
+        <w:t xml:space="preserve">Angelina Wang. 2025. Identities are not Interchangeable: The Problem of Overgeneralization in Fair Machine Learning. In </w:t>
+      </w:r>
+      <w:r>
+        <w:rPr>
+          <w:rFonts w:ascii="Linux Libertine" w:hAnsi="Linux Libertine" w:cs="Linux Libertine"/>
+          <w:i/>
+          <w:iCs/>
+          <w:sz w:val="14"/>
+          <w:szCs w:val="14"/>
+        </w:rPr>
+        <w:t>Proceedings of the 2025 ACM Conference on Fairness, Accountability, and Transparency</w:t>
+      </w:r>
+      <w:r>
+        <w:rPr>
+          <w:rFonts w:ascii="Linux Libertine" w:hAnsi="Linux Libertine" w:cs="Linux Libertine"/>
+          <w:sz w:val="14"/>
+          <w:szCs w:val="14"/>
+        </w:rPr>
+        <w:t xml:space="preserve"> (</w:t>
+      </w:r>
+      <w:proofErr w:type="spellStart"/>
+      <w:r>
+        <w:rPr>
+          <w:rFonts w:ascii="Linux Libertine" w:hAnsi="Linux Libertine" w:cs="Linux Libertine"/>
+          <w:i/>
+          <w:iCs/>
+          <w:sz w:val="14"/>
+          <w:szCs w:val="14"/>
+        </w:rPr>
+        <w:t>FAccT</w:t>
+      </w:r>
+      <w:proofErr w:type="spellEnd"/>
+      <w:r>
+        <w:rPr>
+          <w:rFonts w:ascii="Linux Libertine" w:hAnsi="Linux Libertine" w:cs="Linux Libertine"/>
+          <w:i/>
+          <w:iCs/>
+          <w:sz w:val="14"/>
+          <w:szCs w:val="14"/>
+        </w:rPr>
+        <w:t xml:space="preserve"> ’25</w:t>
+      </w:r>
+      <w:r>
+        <w:rPr>
+          <w:rFonts w:ascii="Linux Libertine" w:hAnsi="Linux Libertine" w:cs="Linux Libertine"/>
+          <w:sz w:val="14"/>
+          <w:szCs w:val="14"/>
+        </w:rPr>
+        <w:t>), June 23, 2025. Association for Computing Machinery, New York, NY, USA, 485–497. https://doi.org/10.1145/3715275.3732033</w:t>
+      </w:r>
+    </w:p>
+    <w:p>
+      <w:pPr>
+        <w:tabs>
+          <w:tab w:val="left" w:pos="504"/>
+        </w:tabs>
+        <w:autoSpaceDE w:val="0"/>
+        <w:autoSpaceDN w:val="0"/>
+        <w:adjustRightInd w:val="0"/>
+        <w:spacing w:after="58" w:line="240" w:lineRule="auto"/>
+        <w:ind w:left="504" w:hanging="504"/>
+        <w:rPr>
+          <w:rFonts w:ascii="Linux Libertine" w:hAnsi="Linux Libertine" w:cs="Linux Libertine"/>
+          <w:sz w:val="14"/>
+          <w:szCs w:val="14"/>
+        </w:rPr>
+      </w:pPr>
+      <w:r>
+        <w:rPr>
+          <w:rFonts w:ascii="Linux Libertine" w:hAnsi="Linux Libertine" w:cs="Linux Libertine"/>
+          <w:sz w:val="14"/>
+          <w:szCs w:val="14"/>
+        </w:rPr>
+        <w:t>[39]</w:t>
       </w:r>
       <w:r>
         <w:rPr>
